--- a/docs/project-2/walkthrough.docx
+++ b/docs/project-2/walkthrough.docx
@@ -2,6 +2,304 @@
 <file path=word/document.xml><?xml version="1.0" encoding="utf-8"?>
 <w:document xmlns:w="http://schemas.openxmlformats.org/wordprocessingml/2006/main" xmlns:m="http://schemas.openxmlformats.org/officeDocument/2006/math" xmlns:r="http://schemas.openxmlformats.org/officeDocument/2006/relationships" xmlns:o="urn:schemas-microsoft-com:office:office" xmlns:v="urn:schemas-microsoft-com:vml" xmlns:w10="urn:schemas-microsoft-com:office:word" xmlns:a="http://schemas.openxmlformats.org/drawingml/2006/main" xmlns:pic="http://schemas.openxmlformats.org/drawingml/2006/picture" xmlns:wp="http://schemas.openxmlformats.org/drawingml/2006/wordprocessingDrawing">
   <w:body>
+    <w:p>
+      <w:pPr>
+        <w:jc w:val="center"/>
+      </w:pPr>
+      <w:r>
+        <w:rPr>
+          <w:rFonts w:ascii="Calibri" w:hAnsi="Calibri"/>
+          <w:b/>
+          <w:i w:val="0"/>
+          <w:color w:val="8A6600"/>
+          <w:sz w:val="18"/>
+        </w:rPr>
+        <w:t>DOCUTRUST — DEVSECOPS TRACK · CHAIN A · PROJECT FRAMEWORK</w:t>
+      </w:r>
+    </w:p>
+    <w:p>
+      <w:pPr>
+        <w:jc w:val="center"/>
+      </w:pPr>
+      <w:r>
+        <w:rPr>
+          <w:rFonts w:ascii="Calibri" w:hAnsi="Calibri"/>
+          <w:b w:val="0"/>
+          <w:i w:val="0"/>
+          <w:sz w:val="26"/>
+        </w:rPr>
+      </w:r>
+    </w:p>
+    <w:p>
+      <w:pPr>
+        <w:jc w:val="center"/>
+      </w:pPr>
+      <w:r>
+        <w:rPr>
+          <w:rFonts w:ascii="Calibri" w:hAnsi="Calibri"/>
+          <w:b/>
+          <w:i w:val="0"/>
+          <w:color w:val="1F4E79"/>
+          <w:sz w:val="84"/>
+        </w:rPr>
+        <w:t>DocuTrust</w:t>
+      </w:r>
+    </w:p>
+    <w:p>
+      <w:pPr>
+        <w:jc w:val="center"/>
+      </w:pPr>
+      <w:r>
+        <w:rPr>
+          <w:rFonts w:ascii="Calibri" w:hAnsi="Calibri"/>
+          <w:b w:val="0"/>
+          <w:i w:val="0"/>
+          <w:color w:val="2E74B5"/>
+          <w:sz w:val="38"/>
+        </w:rPr>
+        <w:t>Project 1 — SAST &amp; Secrets Scanning</w:t>
+      </w:r>
+    </w:p>
+    <w:p>
+      <w:pPr>
+        <w:jc w:val="center"/>
+      </w:pPr>
+      <w:r>
+        <w:rPr>
+          <w:rFonts w:ascii="Calibri" w:hAnsi="Calibri"/>
+          <w:b w:val="0"/>
+          <w:i/>
+          <w:color w:val="595959"/>
+          <w:sz w:val="24"/>
+        </w:rPr>
+        <w:t>SAST · Secrets Scanning · Live Secret Verification</w:t>
+      </w:r>
+    </w:p>
+    <w:p>
+      <w:pPr>
+        <w:jc w:val="center"/>
+      </w:pPr>
+      <w:r>
+        <w:rPr>
+          <w:rFonts w:ascii="Calibri" w:hAnsi="Calibri"/>
+          <w:b w:val="0"/>
+          <w:i w:val="0"/>
+          <w:color w:val="C9C9C9"/>
+          <w:sz w:val="24"/>
+        </w:rPr>
+        <w:t xml:space="preserve">— — — — — — — — — — — — — — </w:t>
+      </w:r>
+    </w:p>
+    <w:p>
+      <w:pPr>
+        <w:jc w:val="center"/>
+      </w:pPr>
+      <w:r>
+        <w:rPr>
+          <w:rFonts w:ascii="Calibri" w:hAnsi="Calibri"/>
+          <w:b w:val="0"/>
+          <w:i/>
+          <w:color w:val="595959"/>
+          <w:sz w:val="20"/>
+        </w:rPr>
+        <w:t>Every command in this walkthrough actually ran, and every screenshot is a real capture of that command on a real terminal. Evidence files and figures are cited along the way. The guide assumes a Bash terminal (macOS, Linux, or WSL2 on Windows).</w:t>
+      </w:r>
+    </w:p>
+    <w:p>
+      <w:pPr>
+        <w:jc w:val="center"/>
+      </w:pPr>
+      <w:r>
+        <w:rPr>
+          <w:rFonts w:ascii="Calibri" w:hAnsi="Calibri"/>
+          <w:b w:val="0"/>
+          <w:i w:val="0"/>
+          <w:color w:val="2E74B5"/>
+          <w:sz w:val="19"/>
+        </w:rPr>
+        <w:t>Guide format: stage-by-stage · every command typed by you · every output shown as it happened · a reset contract so re-runs match.</w:t>
+      </w:r>
+    </w:p>
+    <w:p>
+      <w:pPr>
+        <w:jc w:val="center"/>
+      </w:pPr>
+      <w:r>
+        <w:rPr>
+          <w:rFonts w:ascii="Calibri" w:hAnsi="Calibri"/>
+          <w:b w:val="0"/>
+          <w:i w:val="0"/>
+          <w:color w:val="595959"/>
+          <w:sz w:val="20"/>
+        </w:rPr>
+        <w:t>DocuTrust track · updated August 2026</w:t>
+      </w:r>
+    </w:p>
+    <w:p>
+      <w:pPr>
+        <w:jc w:val="center"/>
+      </w:pPr>
+      <w:r>
+        <w:rPr>
+          <w:rFonts w:ascii="Calibri" w:hAnsi="Calibri"/>
+          <w:b w:val="0"/>
+          <w:i w:val="0"/>
+          <w:sz w:val="22"/>
+        </w:rPr>
+      </w:r>
+      <w:r>
+        <w:br w:type="page"/>
+      </w:r>
+    </w:p>
+    <w:p>
+      <w:pPr>
+        <w:jc w:val="center"/>
+      </w:pPr>
+      <w:r>
+        <w:rPr>
+          <w:rFonts w:ascii="Calibri" w:hAnsi="Calibri"/>
+          <w:b/>
+          <w:i w:val="0"/>
+          <w:color w:val="8A6600"/>
+          <w:sz w:val="18"/>
+        </w:rPr>
+        <w:t>DOCUTRUST — DEVSECOPS TRACK · CHAIN A · PROJECT FRAMEWORK</w:t>
+      </w:r>
+    </w:p>
+    <w:p>
+      <w:pPr>
+        <w:jc w:val="center"/>
+      </w:pPr>
+      <w:r>
+        <w:rPr>
+          <w:rFonts w:ascii="Calibri" w:hAnsi="Calibri"/>
+          <w:b w:val="0"/>
+          <w:i w:val="0"/>
+          <w:sz w:val="26"/>
+        </w:rPr>
+      </w:r>
+    </w:p>
+    <w:p>
+      <w:pPr>
+        <w:jc w:val="center"/>
+      </w:pPr>
+      <w:r>
+        <w:rPr>
+          <w:rFonts w:ascii="Calibri" w:hAnsi="Calibri"/>
+          <w:b/>
+          <w:i w:val="0"/>
+          <w:color w:val="1F4E79"/>
+          <w:sz w:val="84"/>
+        </w:rPr>
+        <w:t>DocuTrust</w:t>
+      </w:r>
+    </w:p>
+    <w:p>
+      <w:pPr>
+        <w:jc w:val="center"/>
+      </w:pPr>
+      <w:r>
+        <w:rPr>
+          <w:rFonts w:ascii="Calibri" w:hAnsi="Calibri"/>
+          <w:b w:val="0"/>
+          <w:i w:val="0"/>
+          <w:color w:val="2E74B5"/>
+          <w:sz w:val="38"/>
+        </w:rPr>
+        <w:t>Project 1 — SAST &amp; Secrets Scanning</w:t>
+      </w:r>
+    </w:p>
+    <w:p>
+      <w:pPr>
+        <w:jc w:val="center"/>
+      </w:pPr>
+      <w:r>
+        <w:rPr>
+          <w:rFonts w:ascii="Calibri" w:hAnsi="Calibri"/>
+          <w:b w:val="0"/>
+          <w:i/>
+          <w:color w:val="595959"/>
+          <w:sz w:val="24"/>
+        </w:rPr>
+        <w:t>SAST · Secrets Scanning · Live Secret Verification</w:t>
+      </w:r>
+    </w:p>
+    <w:p>
+      <w:pPr>
+        <w:jc w:val="center"/>
+      </w:pPr>
+      <w:r>
+        <w:rPr>
+          <w:rFonts w:ascii="Calibri" w:hAnsi="Calibri"/>
+          <w:b w:val="0"/>
+          <w:i w:val="0"/>
+          <w:color w:val="C9C9C9"/>
+          <w:sz w:val="24"/>
+        </w:rPr>
+        <w:t xml:space="preserve">— — — — — — — — — — — — — — </w:t>
+      </w:r>
+    </w:p>
+    <w:p>
+      <w:pPr>
+        <w:jc w:val="center"/>
+      </w:pPr>
+      <w:r>
+        <w:rPr>
+          <w:rFonts w:ascii="Calibri" w:hAnsi="Calibri"/>
+          <w:b w:val="0"/>
+          <w:i/>
+          <w:color w:val="595959"/>
+          <w:sz w:val="20"/>
+        </w:rPr>
+        <w:t>Every command in this walkthrough actually ran, and every screenshot is a real capture of that command on a real terminal. Evidence files and figures are cited along the way. The guide assumes a Bash terminal (macOS, Linux, or WSL2 on Windows).</w:t>
+      </w:r>
+    </w:p>
+    <w:p>
+      <w:pPr>
+        <w:jc w:val="center"/>
+      </w:pPr>
+      <w:r>
+        <w:rPr>
+          <w:rFonts w:ascii="Calibri" w:hAnsi="Calibri"/>
+          <w:b w:val="0"/>
+          <w:i w:val="0"/>
+          <w:color w:val="2E74B5"/>
+          <w:sz w:val="19"/>
+        </w:rPr>
+        <w:t>Guide format: stage-by-stage · every command typed by you · every output shown as it happened · a reset contract so re-runs match.</w:t>
+      </w:r>
+    </w:p>
+    <w:p>
+      <w:pPr>
+        <w:jc w:val="center"/>
+      </w:pPr>
+      <w:r>
+        <w:rPr>
+          <w:rFonts w:ascii="Calibri" w:hAnsi="Calibri"/>
+          <w:b w:val="0"/>
+          <w:i w:val="0"/>
+          <w:color w:val="595959"/>
+          <w:sz w:val="20"/>
+        </w:rPr>
+        <w:t>DocuTrust track · updated August 2026</w:t>
+      </w:r>
+    </w:p>
+    <w:p>
+      <w:pPr>
+        <w:jc w:val="center"/>
+      </w:pPr>
+      <w:r>
+        <w:rPr>
+          <w:rFonts w:ascii="Calibri" w:hAnsi="Calibri"/>
+          <w:b w:val="0"/>
+          <w:i w:val="0"/>
+          <w:sz w:val="22"/>
+        </w:rPr>
+      </w:r>
+      <w:r>
+        <w:br w:type="page"/>
+      </w:r>
+    </w:p>
     <w:sdt>
       <w:sdtPr>
         <w:docPartObj>
@@ -30,102 +328,6 @@
     </w:sdt>
     <w:bookmarkStart w:id="95" w:name="Xf7626a124391fa8c9bd1cc593efb53e84be218d"/>
     <w:p>
-      <w:r>
-        <w:br/>
-      </w:r>
-    </w:p>
-    <w:p>
-      <w:pPr>
-        <w:jc w:val="center"/>
-      </w:pPr>
-      <w:r>
-        <w:t>DocuTrust</w:t>
-      </w:r>
-      <w:r>
-        <w:rPr>
-          <w:b/>
-          <w:color w:val="1F4E79"/>
-          <w:sz w:val="80"/>
-        </w:rPr>
-        <w:t>DocuTrust</w:t>
-      </w:r>
-    </w:p>
-    <w:p>
-      <w:pPr>
-        <w:jc w:val="center"/>
-      </w:pPr>
-      <w:r>
-        <w:t>DevSecOps Project 1 — Walkthrough</w:t>
-      </w:r>
-      <w:r>
-        <w:rPr>
-          <w:color w:val="2E74B5"/>
-          <w:sz w:val="40"/>
-        </w:rPr>
-        <w:t>DevSecOps Project 1 — Walkthrough</w:t>
-      </w:r>
-    </w:p>
-    <w:p>
-      <w:pPr>
-        <w:jc w:val="center"/>
-      </w:pPr>
-      <w:r>
-        <w:t>SAST · Secrets Scanning · Live Secret Verification</w:t>
-      </w:r>
-      <w:r>
-        <w:rPr>
-          <w:i/>
-          <w:sz w:val="26"/>
-        </w:rPr>
-        <w:t>SAST · Secrets Scanning · Live Secret Verification</w:t>
-      </w:r>
-    </w:p>
-    <w:p>
-      <w:pPr>
-        <w:jc w:val="center"/>
-      </w:pPr>
-      <w:r>
-        <w:rPr>
-          <w:color w:val="A6A6A6"/>
-        </w:rPr>
-        <w:t xml:space="preserve">— — — — — — — — — — — — </w:t>
-      </w:r>
-    </w:p>
-    <w:p>
-      <w:pPr>
-        <w:jc w:val="center"/>
-      </w:pPr>
-      <w:r>
-        <w:t>Every command in this walkthrough actually ran, and every output quoted is real captured output from the tools — with evidence files and screenshots cited along the way.</w:t>
-      </w:r>
-      <w:r>
-        <w:rPr>
-          <w:color w:val="595959"/>
-          <w:sz w:val="20"/>
-        </w:rPr>
-        <w:t>Every command in this walkthrough actually ran, and every output quoted is real captured output from the tools — with evidence files and screenshots cited along the way.</w:t>
-      </w:r>
-    </w:p>
-    <w:p>
-      <w:pPr>
-        <w:jc w:val="center"/>
-      </w:pPr>
-      <w:r>
-        <w:t>August 2026</w:t>
-      </w:r>
-      <w:r>
-        <w:rPr>
-          <w:sz w:val="22"/>
-        </w:rPr>
-        <w:t>August 2026</w:t>
-      </w:r>
-    </w:p>
-    <w:p>
-      <w:r>
-        <w:br w:type="page"/>
-      </w:r>
-    </w:p>
-    <w:p>
       <w:pPr>
         <w:pStyle w:val="Heading1"/>
       </w:pPr>
@@ -334,40 +536,52 @@
     <w:p>
       <w:pPr>
         <w:pStyle w:val="SourceCode"/>
-        <w:shd w:val="clear" w:color="auto" w:fill="F2F2F2"/>
+        <w:shd w:val="clear" w:color="auto" w:fill="F2F4F7"/>
         <w:spacing w:after="0" w:before="0"/>
+        <w:ind w:left="85" w:right="85"/>
+        <w:shd w:val="clear" w:color="auto" w:fill="F2F4F7"/>
       </w:pPr>
       <w:r>
         <w:rPr>
           <w:rStyle w:val="FunctionTok"/>
-          <w:color w:val="C00000"/>
+          <w:rFonts w:ascii="Consolas" w:hAnsi="Consolas"/>
+          <w:color w:val="C00000"/>
+          <w:sz w:val="19"/>
         </w:rPr>
         <w:t xml:space="preserve">git</w:t>
       </w:r>
       <w:r>
         <w:rPr>
           <w:rStyle w:val="NormalTok"/>
-          <w:color w:val="C00000"/>
+          <w:rFonts w:ascii="Consolas" w:hAnsi="Consolas"/>
+          <w:color w:val="C00000"/>
+          <w:sz w:val="19"/>
         </w:rPr>
         <w:t xml:space="preserve"> checkout project2-starter</w:t>
       </w:r>
       <w:r>
         <w:rPr>
-          <w:color w:val="C00000"/>
+          <w:rFonts w:ascii="Consolas" w:hAnsi="Consolas"/>
+          <w:color w:val="C00000"/>
+          <w:sz w:val="19"/>
         </w:rPr>
         <w:br/>
       </w:r>
       <w:r>
         <w:rPr>
           <w:rStyle w:val="ExtensionTok"/>
-          <w:color w:val="C00000"/>
+          <w:rFonts w:ascii="Consolas" w:hAnsi="Consolas"/>
+          <w:color w:val="C00000"/>
+          <w:sz w:val="19"/>
         </w:rPr>
         <w:t xml:space="preserve">npm</w:t>
       </w:r>
       <w:r>
         <w:rPr>
           <w:rStyle w:val="NormalTok"/>
-          <w:color w:val="C00000"/>
+          <w:rFonts w:ascii="Consolas" w:hAnsi="Consolas"/>
+          <w:color w:val="C00000"/>
+          <w:sz w:val="19"/>
         </w:rPr>
         <w:t xml:space="preserve"> ci</w:t>
       </w:r>
@@ -527,115 +741,149 @@
     <w:p>
       <w:pPr>
         <w:pStyle w:val="SourceCode"/>
-        <w:shd w:val="clear" w:color="auto" w:fill="F2F2F2"/>
+        <w:shd w:val="clear" w:color="auto" w:fill="F2F4F7"/>
         <w:spacing w:after="0" w:before="0"/>
+        <w:ind w:left="85" w:right="85"/>
+        <w:shd w:val="clear" w:color="auto" w:fill="F2F4F7"/>
       </w:pPr>
       <w:r>
         <w:rPr>
           <w:rStyle w:val="FunctionTok"/>
-          <w:color w:val="C00000"/>
+          <w:rFonts w:ascii="Consolas" w:hAnsi="Consolas"/>
+          <w:color w:val="C00000"/>
+          <w:sz w:val="19"/>
         </w:rPr>
         <w:t xml:space="preserve">git</w:t>
       </w:r>
       <w:r>
         <w:rPr>
           <w:rStyle w:val="NormalTok"/>
-          <w:color w:val="C00000"/>
+          <w:rFonts w:ascii="Consolas" w:hAnsi="Consolas"/>
+          <w:color w:val="C00000"/>
+          <w:sz w:val="19"/>
         </w:rPr>
         <w:t xml:space="preserve"> checkout project2-starter</w:t>
       </w:r>
       <w:r>
         <w:rPr>
-          <w:color w:val="C00000"/>
+          <w:rFonts w:ascii="Consolas" w:hAnsi="Consolas"/>
+          <w:color w:val="C00000"/>
+          <w:sz w:val="19"/>
         </w:rPr>
         <w:br/>
       </w:r>
       <w:r>
         <w:rPr>
           <w:rStyle w:val="FunctionTok"/>
-          <w:color w:val="C00000"/>
+          <w:rFonts w:ascii="Consolas" w:hAnsi="Consolas"/>
+          <w:color w:val="C00000"/>
+          <w:sz w:val="19"/>
         </w:rPr>
         <w:t xml:space="preserve">git</w:t>
       </w:r>
       <w:r>
         <w:rPr>
           <w:rStyle w:val="NormalTok"/>
-          <w:color w:val="C00000"/>
+          <w:rFonts w:ascii="Consolas" w:hAnsi="Consolas"/>
+          <w:color w:val="C00000"/>
+          <w:sz w:val="19"/>
         </w:rPr>
         <w:t xml:space="preserve"> reset </w:t>
       </w:r>
       <w:r>
         <w:rPr>
           <w:rStyle w:val="AttributeTok"/>
-          <w:color w:val="C00000"/>
+          <w:rFonts w:ascii="Consolas" w:hAnsi="Consolas"/>
+          <w:color w:val="C00000"/>
+          <w:sz w:val="19"/>
         </w:rPr>
         <w:t xml:space="preserve">--hard</w:t>
       </w:r>
       <w:r>
         <w:rPr>
           <w:rStyle w:val="NormalTok"/>
-          <w:color w:val="C00000"/>
+          <w:rFonts w:ascii="Consolas" w:hAnsi="Consolas"/>
+          <w:color w:val="C00000"/>
+          <w:sz w:val="19"/>
         </w:rPr>
         <w:t xml:space="preserve"> origin/project2-starter</w:t>
       </w:r>
       <w:r>
         <w:rPr>
-          <w:color w:val="C00000"/>
+          <w:rFonts w:ascii="Consolas" w:hAnsi="Consolas"/>
+          <w:color w:val="C00000"/>
+          <w:sz w:val="19"/>
         </w:rPr>
         <w:br/>
       </w:r>
       <w:r>
         <w:rPr>
           <w:rStyle w:val="FunctionTok"/>
-          <w:color w:val="C00000"/>
+          <w:rFonts w:ascii="Consolas" w:hAnsi="Consolas"/>
+          <w:color w:val="C00000"/>
+          <w:sz w:val="19"/>
         </w:rPr>
         <w:t xml:space="preserve">git</w:t>
       </w:r>
       <w:r>
         <w:rPr>
           <w:rStyle w:val="NormalTok"/>
-          <w:color w:val="C00000"/>
+          <w:rFonts w:ascii="Consolas" w:hAnsi="Consolas"/>
+          <w:color w:val="C00000"/>
+          <w:sz w:val="19"/>
         </w:rPr>
         <w:t xml:space="preserve"> clean </w:t>
       </w:r>
       <w:r>
         <w:rPr>
           <w:rStyle w:val="AttributeTok"/>
-          <w:color w:val="C00000"/>
+          <w:rFonts w:ascii="Consolas" w:hAnsi="Consolas"/>
+          <w:color w:val="C00000"/>
+          <w:sz w:val="19"/>
         </w:rPr>
         <w:t xml:space="preserve">-fd</w:t>
       </w:r>
       <w:r>
         <w:rPr>
           <w:rStyle w:val="NormalTok"/>
-          <w:color w:val="C00000"/>
+          <w:rFonts w:ascii="Consolas" w:hAnsi="Consolas"/>
+          <w:color w:val="C00000"/>
+          <w:sz w:val="19"/>
         </w:rPr>
         <w:t xml:space="preserve">          </w:t>
       </w:r>
       <w:r>
         <w:rPr>
           <w:rStyle w:val="CommentTok"/>
-          <w:color w:val="C00000"/>
+          <w:rFonts w:ascii="Consolas" w:hAnsi="Consolas"/>
+          <w:color w:val="C00000"/>
+          <w:sz w:val="19"/>
         </w:rPr>
         <w:t xml:space="preserve"># removes the untracked .npmrc created in Stage 6</w:t>
       </w:r>
       <w:r>
         <w:rPr>
-          <w:color w:val="C00000"/>
+          <w:rFonts w:ascii="Consolas" w:hAnsi="Consolas"/>
+          <w:color w:val="C00000"/>
+          <w:sz w:val="19"/>
         </w:rPr>
         <w:br/>
       </w:r>
       <w:r>
         <w:rPr>
           <w:rStyle w:val="ExtensionTok"/>
-          <w:color w:val="C00000"/>
+          <w:rFonts w:ascii="Consolas" w:hAnsi="Consolas"/>
+          <w:color w:val="C00000"/>
+          <w:sz w:val="19"/>
         </w:rPr>
         <w:t xml:space="preserve">npm</w:t>
       </w:r>
       <w:r>
         <w:rPr>
           <w:rStyle w:val="NormalTok"/>
-          <w:color w:val="C00000"/>
+          <w:rFonts w:ascii="Consolas" w:hAnsi="Consolas"/>
+          <w:color w:val="C00000"/>
+          <w:sz w:val="19"/>
         </w:rPr>
         <w:t xml:space="preserve"> ci</w:t>
       </w:r>
@@ -729,297 +977,383 @@
     <w:p>
       <w:pPr>
         <w:pStyle w:val="SourceCode"/>
-        <w:shd w:val="clear" w:color="auto" w:fill="F2F2F2"/>
+        <w:shd w:val="clear" w:color="auto" w:fill="F2F4F7"/>
         <w:spacing w:after="0" w:before="0"/>
+        <w:ind w:left="85" w:right="85"/>
+        <w:shd w:val="clear" w:color="auto" w:fill="F2F4F7"/>
       </w:pPr>
       <w:r>
         <w:rPr>
           <w:rStyle w:val="ExtensionTok"/>
-          <w:color w:val="C00000"/>
+          <w:rFonts w:ascii="Consolas" w:hAnsi="Consolas"/>
+          <w:color w:val="C00000"/>
+          <w:sz w:val="19"/>
         </w:rPr>
         <w:t xml:space="preserve">pkill</w:t>
       </w:r>
       <w:r>
         <w:rPr>
           <w:rStyle w:val="NormalTok"/>
-          <w:color w:val="C00000"/>
+          <w:rFonts w:ascii="Consolas" w:hAnsi="Consolas"/>
+          <w:color w:val="C00000"/>
+          <w:sz w:val="19"/>
         </w:rPr>
         <w:t xml:space="preserve"> </w:t>
       </w:r>
       <w:r>
         <w:rPr>
           <w:rStyle w:val="AttributeTok"/>
-          <w:color w:val="C00000"/>
+          <w:rFonts w:ascii="Consolas" w:hAnsi="Consolas"/>
+          <w:color w:val="C00000"/>
+          <w:sz w:val="19"/>
         </w:rPr>
         <w:t xml:space="preserve">-f</w:t>
       </w:r>
       <w:r>
         <w:rPr>
           <w:rStyle w:val="NormalTok"/>
-          <w:color w:val="C00000"/>
+          <w:rFonts w:ascii="Consolas" w:hAnsi="Consolas"/>
+          <w:color w:val="C00000"/>
+          <w:sz w:val="19"/>
         </w:rPr>
         <w:t xml:space="preserve"> </w:t>
       </w:r>
       <w:r>
         <w:rPr>
           <w:rStyle w:val="StringTok"/>
-          <w:color w:val="C00000"/>
+          <w:rFonts w:ascii="Consolas" w:hAnsi="Consolas"/>
+          <w:color w:val="C00000"/>
+          <w:sz w:val="19"/>
         </w:rPr>
         <w:t xml:space="preserve">"node src/index.js"</w:t>
       </w:r>
       <w:r>
         <w:rPr>
           <w:rStyle w:val="NormalTok"/>
-          <w:color w:val="C00000"/>
+          <w:rFonts w:ascii="Consolas" w:hAnsi="Consolas"/>
+          <w:color w:val="C00000"/>
+          <w:sz w:val="19"/>
         </w:rPr>
         <w:t xml:space="preserve"> </w:t>
       </w:r>
       <w:r>
         <w:rPr>
           <w:rStyle w:val="KeywordTok"/>
-          <w:color w:val="C00000"/>
+          <w:rFonts w:ascii="Consolas" w:hAnsi="Consolas"/>
+          <w:color w:val="C00000"/>
+          <w:sz w:val="19"/>
         </w:rPr>
         <w:t xml:space="preserve">||</w:t>
       </w:r>
       <w:r>
         <w:rPr>
           <w:rStyle w:val="NormalTok"/>
-          <w:color w:val="C00000"/>
+          <w:rFonts w:ascii="Consolas" w:hAnsi="Consolas"/>
+          <w:color w:val="C00000"/>
+          <w:sz w:val="19"/>
         </w:rPr>
         <w:t xml:space="preserve"> </w:t>
       </w:r>
       <w:r>
         <w:rPr>
           <w:rStyle w:val="FunctionTok"/>
-          <w:color w:val="C00000"/>
+          <w:rFonts w:ascii="Consolas" w:hAnsi="Consolas"/>
+          <w:color w:val="C00000"/>
+          <w:sz w:val="19"/>
         </w:rPr>
         <w:t xml:space="preserve">true</w:t>
       </w:r>
       <w:r>
         <w:rPr>
-          <w:color w:val="C00000"/>
+          <w:rFonts w:ascii="Consolas" w:hAnsi="Consolas"/>
+          <w:color w:val="C00000"/>
+          <w:sz w:val="19"/>
         </w:rPr>
         <w:br/>
       </w:r>
       <w:r>
         <w:rPr>
           <w:rStyle w:val="BuiltInTok"/>
-          <w:color w:val="C00000"/>
+          <w:rFonts w:ascii="Consolas" w:hAnsi="Consolas"/>
+          <w:color w:val="C00000"/>
+          <w:sz w:val="19"/>
         </w:rPr>
         <w:t xml:space="preserve">set</w:t>
       </w:r>
       <w:r>
         <w:rPr>
           <w:rStyle w:val="NormalTok"/>
-          <w:color w:val="C00000"/>
+          <w:rFonts w:ascii="Consolas" w:hAnsi="Consolas"/>
+          <w:color w:val="C00000"/>
+          <w:sz w:val="19"/>
         </w:rPr>
         <w:t xml:space="preserve"> </w:t>
       </w:r>
       <w:r>
         <w:rPr>
           <w:rStyle w:val="AttributeTok"/>
-          <w:color w:val="C00000"/>
+          <w:rFonts w:ascii="Consolas" w:hAnsi="Consolas"/>
+          <w:color w:val="C00000"/>
+          <w:sz w:val="19"/>
         </w:rPr>
         <w:t xml:space="preserve">-a</w:t>
       </w:r>
       <w:r>
         <w:rPr>
           <w:rStyle w:val="NormalTok"/>
-          <w:color w:val="C00000"/>
+          <w:rFonts w:ascii="Consolas" w:hAnsi="Consolas"/>
+          <w:color w:val="C00000"/>
+          <w:sz w:val="19"/>
         </w:rPr>
         <w:t xml:space="preserve"> </w:t>
       </w:r>
       <w:r>
         <w:rPr>
           <w:rStyle w:val="KeywordTok"/>
-          <w:color w:val="C00000"/>
+          <w:rFonts w:ascii="Consolas" w:hAnsi="Consolas"/>
+          <w:color w:val="C00000"/>
+          <w:sz w:val="19"/>
         </w:rPr>
         <w:t xml:space="preserve">&amp;&amp;</w:t>
       </w:r>
       <w:r>
         <w:rPr>
           <w:rStyle w:val="NormalTok"/>
-          <w:color w:val="C00000"/>
+          <w:rFonts w:ascii="Consolas" w:hAnsi="Consolas"/>
+          <w:color w:val="C00000"/>
+          <w:sz w:val="19"/>
         </w:rPr>
         <w:t xml:space="preserve"> </w:t>
       </w:r>
       <w:r>
         <w:rPr>
           <w:rStyle w:val="BuiltInTok"/>
-          <w:color w:val="C00000"/>
+          <w:rFonts w:ascii="Consolas" w:hAnsi="Consolas"/>
+          <w:color w:val="C00000"/>
+          <w:sz w:val="19"/>
         </w:rPr>
         <w:t xml:space="preserve">.</w:t>
       </w:r>
       <w:r>
         <w:rPr>
           <w:rStyle w:val="NormalTok"/>
-          <w:color w:val="C00000"/>
+          <w:rFonts w:ascii="Consolas" w:hAnsi="Consolas"/>
+          <w:color w:val="C00000"/>
+          <w:sz w:val="19"/>
         </w:rPr>
         <w:t xml:space="preserve"> ./.env.local </w:t>
       </w:r>
       <w:r>
         <w:rPr>
           <w:rStyle w:val="KeywordTok"/>
-          <w:color w:val="C00000"/>
+          <w:rFonts w:ascii="Consolas" w:hAnsi="Consolas"/>
+          <w:color w:val="C00000"/>
+          <w:sz w:val="19"/>
         </w:rPr>
         <w:t xml:space="preserve">&amp;&amp;</w:t>
       </w:r>
       <w:r>
         <w:rPr>
           <w:rStyle w:val="NormalTok"/>
-          <w:color w:val="C00000"/>
+          <w:rFonts w:ascii="Consolas" w:hAnsi="Consolas"/>
+          <w:color w:val="C00000"/>
+          <w:sz w:val="19"/>
         </w:rPr>
         <w:t xml:space="preserve"> </w:t>
       </w:r>
       <w:r>
         <w:rPr>
           <w:rStyle w:val="BuiltInTok"/>
-          <w:color w:val="C00000"/>
+          <w:rFonts w:ascii="Consolas" w:hAnsi="Consolas"/>
+          <w:color w:val="C00000"/>
+          <w:sz w:val="19"/>
         </w:rPr>
         <w:t xml:space="preserve">set</w:t>
       </w:r>
       <w:r>
         <w:rPr>
           <w:rStyle w:val="NormalTok"/>
-          <w:color w:val="C00000"/>
+          <w:rFonts w:ascii="Consolas" w:hAnsi="Consolas"/>
+          <w:color w:val="C00000"/>
+          <w:sz w:val="19"/>
         </w:rPr>
         <w:t xml:space="preserve"> +a</w:t>
       </w:r>
       <w:r>
         <w:rPr>
-          <w:color w:val="C00000"/>
+          <w:rFonts w:ascii="Consolas" w:hAnsi="Consolas"/>
+          <w:color w:val="C00000"/>
+          <w:sz w:val="19"/>
         </w:rPr>
         <w:br/>
       </w:r>
       <w:r>
         <w:rPr>
           <w:rStyle w:val="ExtensionTok"/>
-          <w:color w:val="C00000"/>
+          <w:rFonts w:ascii="Consolas" w:hAnsi="Consolas"/>
+          <w:color w:val="C00000"/>
+          <w:sz w:val="19"/>
         </w:rPr>
         <w:t xml:space="preserve">psql</w:t>
       </w:r>
       <w:r>
         <w:rPr>
           <w:rStyle w:val="NormalTok"/>
-          <w:color w:val="C00000"/>
+          <w:rFonts w:ascii="Consolas" w:hAnsi="Consolas"/>
+          <w:color w:val="C00000"/>
+          <w:sz w:val="19"/>
         </w:rPr>
         <w:t xml:space="preserve"> </w:t>
       </w:r>
       <w:r>
         <w:rPr>
           <w:rStyle w:val="StringTok"/>
-          <w:color w:val="C00000"/>
+          <w:rFonts w:ascii="Consolas" w:hAnsi="Consolas"/>
+          <w:color w:val="C00000"/>
+          <w:sz w:val="19"/>
         </w:rPr>
         <w:t xml:space="preserve">"</w:t>
       </w:r>
       <w:r>
         <w:rPr>
           <w:rStyle w:val="VariableTok"/>
-          <w:color w:val="C00000"/>
+          <w:rFonts w:ascii="Consolas" w:hAnsi="Consolas"/>
+          <w:color w:val="C00000"/>
+          <w:sz w:val="19"/>
         </w:rPr>
         <w:t xml:space="preserve">$DATABASE_URL</w:t>
       </w:r>
       <w:r>
         <w:rPr>
           <w:rStyle w:val="StringTok"/>
-          <w:color w:val="C00000"/>
+          <w:rFonts w:ascii="Consolas" w:hAnsi="Consolas"/>
+          <w:color w:val="C00000"/>
+          <w:sz w:val="19"/>
         </w:rPr>
         <w:t xml:space="preserve">"</w:t>
       </w:r>
       <w:r>
         <w:rPr>
           <w:rStyle w:val="NormalTok"/>
-          <w:color w:val="C00000"/>
+          <w:rFonts w:ascii="Consolas" w:hAnsi="Consolas"/>
+          <w:color w:val="C00000"/>
+          <w:sz w:val="19"/>
         </w:rPr>
         <w:t xml:space="preserve"> </w:t>
       </w:r>
       <w:r>
         <w:rPr>
           <w:rStyle w:val="AttributeTok"/>
-          <w:color w:val="C00000"/>
+          <w:rFonts w:ascii="Consolas" w:hAnsi="Consolas"/>
+          <w:color w:val="C00000"/>
+          <w:sz w:val="19"/>
         </w:rPr>
         <w:t xml:space="preserve">-c</w:t>
       </w:r>
       <w:r>
         <w:rPr>
           <w:rStyle w:val="NormalTok"/>
-          <w:color w:val="C00000"/>
+          <w:rFonts w:ascii="Consolas" w:hAnsi="Consolas"/>
+          <w:color w:val="C00000"/>
+          <w:sz w:val="19"/>
         </w:rPr>
         <w:t xml:space="preserve"> </w:t>
       </w:r>
       <w:r>
         <w:rPr>
           <w:rStyle w:val="StringTok"/>
-          <w:color w:val="C00000"/>
+          <w:rFonts w:ascii="Consolas" w:hAnsi="Consolas"/>
+          <w:color w:val="C00000"/>
+          <w:sz w:val="19"/>
         </w:rPr>
         <w:t xml:space="preserve">"TRUNCATE documents, comments RESTART IDENTITY CASCADE;"</w:t>
       </w:r>
       <w:r>
         <w:rPr>
-          <w:color w:val="C00000"/>
+          <w:rFonts w:ascii="Consolas" w:hAnsi="Consolas"/>
+          <w:color w:val="C00000"/>
+          <w:sz w:val="19"/>
         </w:rPr>
         <w:br/>
       </w:r>
       <w:r>
         <w:rPr>
           <w:rStyle w:val="ExtensionTok"/>
-          <w:color w:val="C00000"/>
+          <w:rFonts w:ascii="Consolas" w:hAnsi="Consolas"/>
+          <w:color w:val="C00000"/>
+          <w:sz w:val="19"/>
         </w:rPr>
         <w:t xml:space="preserve">psql</w:t>
       </w:r>
       <w:r>
         <w:rPr>
           <w:rStyle w:val="NormalTok"/>
-          <w:color w:val="C00000"/>
+          <w:rFonts w:ascii="Consolas" w:hAnsi="Consolas"/>
+          <w:color w:val="C00000"/>
+          <w:sz w:val="19"/>
         </w:rPr>
         <w:t xml:space="preserve"> </w:t>
       </w:r>
       <w:r>
         <w:rPr>
           <w:rStyle w:val="StringTok"/>
-          <w:color w:val="C00000"/>
+          <w:rFonts w:ascii="Consolas" w:hAnsi="Consolas"/>
+          <w:color w:val="C00000"/>
+          <w:sz w:val="19"/>
         </w:rPr>
         <w:t xml:space="preserve">"</w:t>
       </w:r>
       <w:r>
         <w:rPr>
           <w:rStyle w:val="VariableTok"/>
-          <w:color w:val="C00000"/>
+          <w:rFonts w:ascii="Consolas" w:hAnsi="Consolas"/>
+          <w:color w:val="C00000"/>
+          <w:sz w:val="19"/>
         </w:rPr>
         <w:t xml:space="preserve">$DATABASE_URL</w:t>
       </w:r>
       <w:r>
         <w:rPr>
           <w:rStyle w:val="StringTok"/>
-          <w:color w:val="C00000"/>
+          <w:rFonts w:ascii="Consolas" w:hAnsi="Consolas"/>
+          <w:color w:val="C00000"/>
+          <w:sz w:val="19"/>
         </w:rPr>
         <w:t xml:space="preserve">"</w:t>
       </w:r>
       <w:r>
         <w:rPr>
           <w:rStyle w:val="NormalTok"/>
-          <w:color w:val="C00000"/>
+          <w:rFonts w:ascii="Consolas" w:hAnsi="Consolas"/>
+          <w:color w:val="C00000"/>
+          <w:sz w:val="19"/>
         </w:rPr>
         <w:t xml:space="preserve"> </w:t>
       </w:r>
       <w:r>
         <w:rPr>
           <w:rStyle w:val="AttributeTok"/>
-          <w:color w:val="C00000"/>
+          <w:rFonts w:ascii="Consolas" w:hAnsi="Consolas"/>
+          <w:color w:val="C00000"/>
+          <w:sz w:val="19"/>
         </w:rPr>
         <w:t xml:space="preserve">-c</w:t>
       </w:r>
       <w:r>
         <w:rPr>
           <w:rStyle w:val="NormalTok"/>
-          <w:color w:val="C00000"/>
+          <w:rFonts w:ascii="Consolas" w:hAnsi="Consolas"/>
+          <w:color w:val="C00000"/>
+          <w:sz w:val="19"/>
         </w:rPr>
         <w:t xml:space="preserve"> </w:t>
       </w:r>
       <w:r>
         <w:rPr>
           <w:rStyle w:val="StringTok"/>
-          <w:color w:val="C00000"/>
+          <w:rFonts w:ascii="Consolas" w:hAnsi="Consolas"/>
+          <w:color w:val="C00000"/>
+          <w:sz w:val="19"/>
         </w:rPr>
         <w:t xml:space="preserve">"SELECT count(*) FROM documents;"</w:t>
       </w:r>
@@ -1140,20 +1474,26 @@
     <w:p>
       <w:pPr>
         <w:pStyle w:val="SourceCode"/>
-        <w:shd w:val="clear" w:color="auto" w:fill="F2F2F2"/>
+        <w:shd w:val="clear" w:color="auto" w:fill="F2F4F7"/>
         <w:spacing w:after="0" w:before="0"/>
+        <w:ind w:left="85" w:right="85"/>
+        <w:shd w:val="clear" w:color="auto" w:fill="F2F4F7"/>
       </w:pPr>
       <w:r>
         <w:rPr>
           <w:rStyle w:val="FunctionTok"/>
-          <w:color w:val="C00000"/>
+          <w:rFonts w:ascii="Consolas" w:hAnsi="Consolas"/>
+          <w:color w:val="C00000"/>
+          <w:sz w:val="19"/>
         </w:rPr>
         <w:t xml:space="preserve">cat</w:t>
       </w:r>
       <w:r>
         <w:rPr>
           <w:rStyle w:val="NormalTok"/>
-          <w:color w:val="C00000"/>
+          <w:rFonts w:ascii="Consolas" w:hAnsi="Consolas"/>
+          <w:color w:val="C00000"/>
+          <w:sz w:val="19"/>
         </w:rPr>
         <w:t xml:space="preserve"> package.json</w:t>
       </w:r>
@@ -1161,11 +1501,18 @@
     <w:p>
       <w:pPr>
         <w:pStyle w:val="CaptionedFigure"/>
-      </w:pPr>
-      <w:r>
+        <w:jc w:val="center"/>
+      </w:pPr>
+      <w:r>
+        <w:rPr>
+          <w:rFonts w:ascii="Calibri" w:hAnsi="Calibri"/>
+          <w:i/>
+          <w:color w:val="595959"/>
+          <w:sz w:val="18"/>
+        </w:rPr>
         <w:drawing>
           <wp:inline>
-            <wp:extent cx="5334000" cy="3377081"/>
+            <wp:extent cx="5334000" cy="4913120"/>
             <wp:effectExtent b="0" l="0" r="0" t="0"/>
             <wp:docPr descr="The declared dependencies" title="" id="23" name="Picture"/>
             <a:graphic>
@@ -1186,7 +1533,7 @@
                   <pic:spPr bwMode="auto">
                     <a:xfrm>
                       <a:off x="0" y="0"/>
-                      <a:ext cx="5334000" cy="3377081"/>
+                      <a:ext cx="5334000" cy="4913120"/>
                     </a:xfrm>
                     <a:prstGeom prst="rect">
                       <a:avLst/>
@@ -1208,8 +1555,15 @@
     <w:p>
       <w:pPr>
         <w:pStyle w:val="ImageCaption"/>
-      </w:pPr>
-      <w:r>
+        <w:jc w:val="center"/>
+      </w:pPr>
+      <w:r>
+        <w:rPr>
+          <w:rFonts w:ascii="Calibri" w:hAnsi="Calibri"/>
+          <w:i/>
+          <w:color w:val="595959"/>
+          <w:sz w:val="18"/>
+        </w:rPr>
         <w:t xml:space="preserve">The declared dependencies</w:t>
       </w:r>
     </w:p>
@@ -1292,183 +1646,259 @@
     <w:p>
       <w:pPr>
         <w:pStyle w:val="SourceCode"/>
-        <w:shd w:val="clear" w:color="auto" w:fill="F2F2F2"/>
+        <w:shd w:val="clear" w:color="auto" w:fill="F2F4F7"/>
         <w:spacing w:after="0" w:before="0"/>
+        <w:ind w:left="85" w:right="85"/>
+        <w:shd w:val="clear" w:color="auto" w:fill="F2F4F7"/>
       </w:pPr>
       <w:r>
         <w:rPr>
           <w:rStyle w:val="ErrorTok"/>
+          <w:rFonts w:ascii="Consolas" w:hAnsi="Consolas"/>
+          <w:sz w:val="19"/>
         </w:rPr>
         <w:t xml:space="preserve">"dependencies":</w:t>
       </w:r>
       <w:r>
         <w:rPr>
           <w:rStyle w:val="NormalTok"/>
+          <w:rFonts w:ascii="Consolas" w:hAnsi="Consolas"/>
+          <w:sz w:val="19"/>
         </w:rPr>
         <w:t xml:space="preserve"> </w:t>
       </w:r>
       <w:r>
         <w:rPr>
           <w:rStyle w:val="FunctionTok"/>
+          <w:rFonts w:ascii="Consolas" w:hAnsi="Consolas"/>
+          <w:sz w:val="19"/>
         </w:rPr>
         <w:t xml:space="preserve">{</w:t>
       </w:r>
       <w:r>
+        <w:rPr>
+          <w:rFonts w:ascii="Consolas" w:hAnsi="Consolas"/>
+          <w:sz w:val="19"/>
+        </w:rPr>
         <w:br/>
       </w:r>
       <w:r>
         <w:rPr>
           <w:rStyle w:val="NormalTok"/>
+          <w:rFonts w:ascii="Consolas" w:hAnsi="Consolas"/>
+          <w:sz w:val="19"/>
         </w:rPr>
         <w:t xml:space="preserve">  </w:t>
       </w:r>
       <w:r>
         <w:rPr>
           <w:rStyle w:val="DataTypeTok"/>
+          <w:rFonts w:ascii="Consolas" w:hAnsi="Consolas"/>
+          <w:sz w:val="19"/>
         </w:rPr>
         <w:t xml:space="preserve">"express"</w:t>
       </w:r>
       <w:r>
         <w:rPr>
           <w:rStyle w:val="FunctionTok"/>
+          <w:rFonts w:ascii="Consolas" w:hAnsi="Consolas"/>
+          <w:sz w:val="19"/>
         </w:rPr>
         <w:t xml:space="preserve">:</w:t>
       </w:r>
       <w:r>
         <w:rPr>
           <w:rStyle w:val="NormalTok"/>
+          <w:rFonts w:ascii="Consolas" w:hAnsi="Consolas"/>
+          <w:sz w:val="19"/>
         </w:rPr>
         <w:t xml:space="preserve"> </w:t>
       </w:r>
       <w:r>
         <w:rPr>
           <w:rStyle w:val="StringTok"/>
+          <w:rFonts w:ascii="Consolas" w:hAnsi="Consolas"/>
+          <w:sz w:val="19"/>
         </w:rPr>
         <w:t xml:space="preserve">"^4.19.2"</w:t>
       </w:r>
       <w:r>
         <w:rPr>
           <w:rStyle w:val="FunctionTok"/>
+          <w:rFonts w:ascii="Consolas" w:hAnsi="Consolas"/>
+          <w:sz w:val="19"/>
         </w:rPr>
         <w:t xml:space="preserve">,</w:t>
       </w:r>
       <w:r>
+        <w:rPr>
+          <w:rFonts w:ascii="Consolas" w:hAnsi="Consolas"/>
+          <w:sz w:val="19"/>
+        </w:rPr>
         <w:br/>
       </w:r>
       <w:r>
         <w:rPr>
           <w:rStyle w:val="NormalTok"/>
+          <w:rFonts w:ascii="Consolas" w:hAnsi="Consolas"/>
+          <w:sz w:val="19"/>
         </w:rPr>
         <w:t xml:space="preserve">  </w:t>
       </w:r>
       <w:r>
         <w:rPr>
           <w:rStyle w:val="DataTypeTok"/>
+          <w:rFonts w:ascii="Consolas" w:hAnsi="Consolas"/>
+          <w:sz w:val="19"/>
         </w:rPr>
         <w:t xml:space="preserve">"pg"</w:t>
       </w:r>
       <w:r>
         <w:rPr>
           <w:rStyle w:val="FunctionTok"/>
+          <w:rFonts w:ascii="Consolas" w:hAnsi="Consolas"/>
+          <w:sz w:val="19"/>
         </w:rPr>
         <w:t xml:space="preserve">:</w:t>
       </w:r>
       <w:r>
         <w:rPr>
           <w:rStyle w:val="NormalTok"/>
+          <w:rFonts w:ascii="Consolas" w:hAnsi="Consolas"/>
+          <w:sz w:val="19"/>
         </w:rPr>
         <w:t xml:space="preserve"> </w:t>
       </w:r>
       <w:r>
         <w:rPr>
           <w:rStyle w:val="StringTok"/>
+          <w:rFonts w:ascii="Consolas" w:hAnsi="Consolas"/>
+          <w:sz w:val="19"/>
         </w:rPr>
         <w:t xml:space="preserve">"^8.13.0"</w:t>
       </w:r>
       <w:r>
         <w:rPr>
           <w:rStyle w:val="FunctionTok"/>
+          <w:rFonts w:ascii="Consolas" w:hAnsi="Consolas"/>
+          <w:sz w:val="19"/>
         </w:rPr>
         <w:t xml:space="preserve">,</w:t>
       </w:r>
       <w:r>
+        <w:rPr>
+          <w:rFonts w:ascii="Consolas" w:hAnsi="Consolas"/>
+          <w:sz w:val="19"/>
+        </w:rPr>
         <w:br/>
       </w:r>
       <w:r>
         <w:rPr>
           <w:rStyle w:val="NormalTok"/>
+          <w:rFonts w:ascii="Consolas" w:hAnsi="Consolas"/>
+          <w:sz w:val="19"/>
         </w:rPr>
         <w:t xml:space="preserve">  </w:t>
       </w:r>
       <w:r>
         <w:rPr>
           <w:rStyle w:val="DataTypeTok"/>
+          <w:rFonts w:ascii="Consolas" w:hAnsi="Consolas"/>
+          <w:sz w:val="19"/>
         </w:rPr>
         <w:t xml:space="preserve">"zod"</w:t>
       </w:r>
       <w:r>
         <w:rPr>
           <w:rStyle w:val="FunctionTok"/>
+          <w:rFonts w:ascii="Consolas" w:hAnsi="Consolas"/>
+          <w:sz w:val="19"/>
         </w:rPr>
         <w:t xml:space="preserve">:</w:t>
       </w:r>
       <w:r>
         <w:rPr>
           <w:rStyle w:val="NormalTok"/>
+          <w:rFonts w:ascii="Consolas" w:hAnsi="Consolas"/>
+          <w:sz w:val="19"/>
         </w:rPr>
         <w:t xml:space="preserve"> </w:t>
       </w:r>
       <w:r>
         <w:rPr>
           <w:rStyle w:val="StringTok"/>
+          <w:rFonts w:ascii="Consolas" w:hAnsi="Consolas"/>
+          <w:sz w:val="19"/>
         </w:rPr>
         <w:t xml:space="preserve">"^3.23.8"</w:t>
       </w:r>
       <w:r>
         <w:rPr>
           <w:rStyle w:val="FunctionTok"/>
+          <w:rFonts w:ascii="Consolas" w:hAnsi="Consolas"/>
+          <w:sz w:val="19"/>
         </w:rPr>
         <w:t xml:space="preserve">,</w:t>
       </w:r>
       <w:r>
+        <w:rPr>
+          <w:rFonts w:ascii="Consolas" w:hAnsi="Consolas"/>
+          <w:sz w:val="19"/>
+        </w:rPr>
         <w:br/>
       </w:r>
       <w:r>
         <w:rPr>
           <w:rStyle w:val="NormalTok"/>
+          <w:rFonts w:ascii="Consolas" w:hAnsi="Consolas"/>
+          <w:sz w:val="19"/>
         </w:rPr>
         <w:t xml:space="preserve">  </w:t>
       </w:r>
       <w:r>
         <w:rPr>
           <w:rStyle w:val="DataTypeTok"/>
+          <w:rFonts w:ascii="Consolas" w:hAnsi="Consolas"/>
+          <w:sz w:val="19"/>
         </w:rPr>
         <w:t xml:space="preserve">"lodash"</w:t>
       </w:r>
       <w:r>
         <w:rPr>
           <w:rStyle w:val="FunctionTok"/>
+          <w:rFonts w:ascii="Consolas" w:hAnsi="Consolas"/>
+          <w:sz w:val="19"/>
         </w:rPr>
         <w:t xml:space="preserve">:</w:t>
       </w:r>
       <w:r>
         <w:rPr>
           <w:rStyle w:val="NormalTok"/>
+          <w:rFonts w:ascii="Consolas" w:hAnsi="Consolas"/>
+          <w:sz w:val="19"/>
         </w:rPr>
         <w:t xml:space="preserve"> </w:t>
       </w:r>
       <w:r>
         <w:rPr>
           <w:rStyle w:val="StringTok"/>
+          <w:rFonts w:ascii="Consolas" w:hAnsi="Consolas"/>
+          <w:sz w:val="19"/>
         </w:rPr>
         <w:t xml:space="preserve">"4.17.15"</w:t>
       </w:r>
       <w:r>
+        <w:rPr>
+          <w:rFonts w:ascii="Consolas" w:hAnsi="Consolas"/>
+          <w:sz w:val="19"/>
+        </w:rPr>
         <w:br/>
       </w:r>
       <w:r>
         <w:rPr>
           <w:rStyle w:val="FunctionTok"/>
+          <w:rFonts w:ascii="Consolas" w:hAnsi="Consolas"/>
+          <w:sz w:val="19"/>
         </w:rPr>
         <w:t xml:space="preserve">}</w:t>
       </w:r>
@@ -1596,27 +2026,35 @@
     <w:p>
       <w:pPr>
         <w:pStyle w:val="SourceCode"/>
-        <w:shd w:val="clear" w:color="auto" w:fill="F2F2F2"/>
+        <w:shd w:val="clear" w:color="auto" w:fill="F2F4F7"/>
         <w:spacing w:after="0" w:before="0"/>
+        <w:ind w:left="85" w:right="85"/>
+        <w:shd w:val="clear" w:color="auto" w:fill="F2F4F7"/>
       </w:pPr>
       <w:r>
         <w:rPr>
           <w:rStyle w:val="ExtensionTok"/>
-          <w:color w:val="C00000"/>
+          <w:rFonts w:ascii="Consolas" w:hAnsi="Consolas"/>
+          <w:color w:val="C00000"/>
+          <w:sz w:val="19"/>
         </w:rPr>
         <w:t xml:space="preserve">npm</w:t>
       </w:r>
       <w:r>
         <w:rPr>
           <w:rStyle w:val="NormalTok"/>
-          <w:color w:val="C00000"/>
+          <w:rFonts w:ascii="Consolas" w:hAnsi="Consolas"/>
+          <w:color w:val="C00000"/>
+          <w:sz w:val="19"/>
         </w:rPr>
         <w:t xml:space="preserve"> ls </w:t>
       </w:r>
       <w:r>
         <w:rPr>
           <w:rStyle w:val="AttributeTok"/>
-          <w:color w:val="C00000"/>
+          <w:rFonts w:ascii="Consolas" w:hAnsi="Consolas"/>
+          <w:color w:val="C00000"/>
+          <w:sz w:val="19"/>
         </w:rPr>
         <w:t xml:space="preserve">--all</w:t>
       </w:r>
@@ -1659,20 +2097,26 @@
     <w:p>
       <w:pPr>
         <w:pStyle w:val="SourceCode"/>
-        <w:shd w:val="clear" w:color="auto" w:fill="F2F2F2"/>
+        <w:shd w:val="clear" w:color="auto" w:fill="F2F4F7"/>
         <w:spacing w:after="0" w:before="0"/>
+        <w:ind w:left="85" w:right="85"/>
+        <w:shd w:val="clear" w:color="auto" w:fill="F2F4F7"/>
       </w:pPr>
       <w:r>
         <w:rPr>
           <w:rStyle w:val="ExtensionTok"/>
-          <w:color w:val="C00000"/>
+          <w:rFonts w:ascii="Consolas" w:hAnsi="Consolas"/>
+          <w:color w:val="C00000"/>
+          <w:sz w:val="19"/>
         </w:rPr>
         <w:t xml:space="preserve">npm</w:t>
       </w:r>
       <w:r>
         <w:rPr>
           <w:rStyle w:val="NormalTok"/>
-          <w:color w:val="C00000"/>
+          <w:rFonts w:ascii="Consolas" w:hAnsi="Consolas"/>
+          <w:color w:val="C00000"/>
+          <w:sz w:val="19"/>
         </w:rPr>
         <w:t xml:space="preserve"> ls depth=1</w:t>
       </w:r>
@@ -1680,11 +2124,18 @@
     <w:p>
       <w:pPr>
         <w:pStyle w:val="CaptionedFigure"/>
-      </w:pPr>
-      <w:r>
+        <w:jc w:val="center"/>
+      </w:pPr>
+      <w:r>
+        <w:rPr>
+          <w:rFonts w:ascii="Calibri" w:hAnsi="Calibri"/>
+          <w:i/>
+          <w:color w:val="595959"/>
+          <w:sz w:val="18"/>
+        </w:rPr>
         <w:drawing>
           <wp:inline>
-            <wp:extent cx="5334000" cy="3377081"/>
+            <wp:extent cx="5334000" cy="961571"/>
             <wp:effectExtent b="0" l="0" r="0" t="0"/>
             <wp:docPr descr="The tree, direct + one transitive layer" title="" id="26" name="Picture"/>
             <a:graphic>
@@ -1705,7 +2156,7 @@
                   <pic:spPr bwMode="auto">
                     <a:xfrm>
                       <a:off x="0" y="0"/>
-                      <a:ext cx="5334000" cy="3377081"/>
+                      <a:ext cx="5334000" cy="961571"/>
                     </a:xfrm>
                     <a:prstGeom prst="rect">
                       <a:avLst/>
@@ -1727,8 +2178,15 @@
     <w:p>
       <w:pPr>
         <w:pStyle w:val="ImageCaption"/>
-      </w:pPr>
-      <w:r>
+        <w:jc w:val="center"/>
+      </w:pPr>
+      <w:r>
+        <w:rPr>
+          <w:rFonts w:ascii="Calibri" w:hAnsi="Calibri"/>
+          <w:i/>
+          <w:color w:val="595959"/>
+          <w:sz w:val="18"/>
+        </w:rPr>
         <w:t xml:space="preserve">The tree, direct + one transitive layer</w:t>
       </w:r>
     </w:p>
@@ -1921,20 +2379,26 @@
     <w:p>
       <w:pPr>
         <w:pStyle w:val="SourceCode"/>
-        <w:shd w:val="clear" w:color="auto" w:fill="F2F2F2"/>
+        <w:shd w:val="clear" w:color="auto" w:fill="F2F4F7"/>
         <w:spacing w:after="0" w:before="0"/>
+        <w:ind w:left="85" w:right="85"/>
+        <w:shd w:val="clear" w:color="auto" w:fill="F2F4F7"/>
       </w:pPr>
       <w:r>
         <w:rPr>
           <w:rStyle w:val="ExtensionTok"/>
-          <w:color w:val="C00000"/>
+          <w:rFonts w:ascii="Consolas" w:hAnsi="Consolas"/>
+          <w:color w:val="C00000"/>
+          <w:sz w:val="19"/>
         </w:rPr>
         <w:t xml:space="preserve">npm</w:t>
       </w:r>
       <w:r>
         <w:rPr>
           <w:rStyle w:val="NormalTok"/>
-          <w:color w:val="C00000"/>
+          <w:rFonts w:ascii="Consolas" w:hAnsi="Consolas"/>
+          <w:color w:val="C00000"/>
+          <w:sz w:val="19"/>
         </w:rPr>
         <w:t xml:space="preserve"> audit</w:t>
       </w:r>
@@ -1944,17 +2408,24 @@
         <w:pStyle w:val="FirstParagraph"/>
       </w:pPr>
       <w:r>
-        <w:t xml:space="preserve">The output, in full, from the real starter state:</w:t>
+        <w:t xml:space="preserve">Real output from the starter state — full run:</w:t>
       </w:r>
     </w:p>
     <w:p>
       <w:pPr>
         <w:pStyle w:val="CaptionedFigure"/>
-      </w:pPr>
-      <w:r>
+        <w:jc w:val="center"/>
+      </w:pPr>
+      <w:r>
+        <w:rPr>
+          <w:rFonts w:ascii="Calibri" w:hAnsi="Calibri"/>
+          <w:i/>
+          <w:color w:val="595959"/>
+          <w:sz w:val="18"/>
+        </w:rPr>
         <w:drawing>
           <wp:inline>
-            <wp:extent cx="5334000" cy="3377081"/>
+            <wp:extent cx="5334000" cy="2814536"/>
             <wp:effectExtent b="0" l="0" r="0" t="0"/>
             <wp:docPr descr="The npm audit finding" title="" id="30" name="Picture"/>
             <a:graphic>
@@ -1975,7 +2446,7 @@
                   <pic:spPr bwMode="auto">
                     <a:xfrm>
                       <a:off x="0" y="0"/>
-                      <a:ext cx="5334000" cy="3377081"/>
+                      <a:ext cx="5334000" cy="2814536"/>
                     </a:xfrm>
                     <a:prstGeom prst="rect">
                       <a:avLst/>
@@ -1997,8 +2468,15 @@
     <w:p>
       <w:pPr>
         <w:pStyle w:val="ImageCaption"/>
-      </w:pPr>
-      <w:r>
+        <w:jc w:val="center"/>
+      </w:pPr>
+      <w:r>
+        <w:rPr>
+          <w:rFonts w:ascii="Calibri" w:hAnsi="Calibri"/>
+          <w:i/>
+          <w:color w:val="595959"/>
+          <w:sz w:val="18"/>
+        </w:rPr>
         <w:t xml:space="preserve">The npm audit finding</w:t>
       </w:r>
     </w:p>
@@ -2522,27 +3000,35 @@
     <w:p>
       <w:pPr>
         <w:pStyle w:val="SourceCode"/>
-        <w:shd w:val="clear" w:color="auto" w:fill="F2F2F2"/>
+        <w:shd w:val="clear" w:color="auto" w:fill="F2F4F7"/>
         <w:spacing w:after="0" w:before="0"/>
+        <w:ind w:left="85" w:right="85"/>
+        <w:shd w:val="clear" w:color="auto" w:fill="F2F4F7"/>
       </w:pPr>
       <w:r>
         <w:rPr>
           <w:rStyle w:val="ExtensionTok"/>
-          <w:color w:val="C00000"/>
+          <w:rFonts w:ascii="Consolas" w:hAnsi="Consolas"/>
+          <w:color w:val="C00000"/>
+          <w:sz w:val="19"/>
         </w:rPr>
         <w:t xml:space="preserve">npm</w:t>
       </w:r>
       <w:r>
         <w:rPr>
           <w:rStyle w:val="NormalTok"/>
-          <w:color w:val="C00000"/>
+          <w:rFonts w:ascii="Consolas" w:hAnsi="Consolas"/>
+          <w:color w:val="C00000"/>
+          <w:sz w:val="19"/>
         </w:rPr>
         <w:t xml:space="preserve"> audit </w:t>
       </w:r>
       <w:r>
         <w:rPr>
           <w:rStyle w:val="AttributeTok"/>
-          <w:color w:val="C00000"/>
+          <w:rFonts w:ascii="Consolas" w:hAnsi="Consolas"/>
+          <w:color w:val="C00000"/>
+          <w:sz w:val="19"/>
         </w:rPr>
         <w:t xml:space="preserve">--json</w:t>
       </w:r>
@@ -2589,116 +3075,150 @@
     <w:p>
       <w:pPr>
         <w:pStyle w:val="SourceCode"/>
-        <w:shd w:val="clear" w:color="auto" w:fill="F2F2F2"/>
+        <w:shd w:val="clear" w:color="auto" w:fill="F2F4F7"/>
         <w:spacing w:after="0" w:before="0"/>
+        <w:ind w:left="85" w:right="85"/>
+        <w:shd w:val="clear" w:color="auto" w:fill="F2F4F7"/>
       </w:pPr>
       <w:r>
         <w:rPr>
           <w:rStyle w:val="FunctionTok"/>
-          <w:color w:val="C00000"/>
+          <w:rFonts w:ascii="Consolas" w:hAnsi="Consolas"/>
+          <w:color w:val="C00000"/>
+          <w:sz w:val="19"/>
         </w:rPr>
         <w:t xml:space="preserve">mkdir</w:t>
       </w:r>
       <w:r>
         <w:rPr>
           <w:rStyle w:val="NormalTok"/>
-          <w:color w:val="C00000"/>
+          <w:rFonts w:ascii="Consolas" w:hAnsi="Consolas"/>
+          <w:color w:val="C00000"/>
+          <w:sz w:val="19"/>
         </w:rPr>
         <w:t xml:space="preserve"> </w:t>
       </w:r>
       <w:r>
         <w:rPr>
           <w:rStyle w:val="AttributeTok"/>
-          <w:color w:val="C00000"/>
+          <w:rFonts w:ascii="Consolas" w:hAnsi="Consolas"/>
+          <w:color w:val="C00000"/>
+          <w:sz w:val="19"/>
         </w:rPr>
         <w:t xml:space="preserve">-p</w:t>
       </w:r>
       <w:r>
         <w:rPr>
           <w:rStyle w:val="NormalTok"/>
-          <w:color w:val="C00000"/>
+          <w:rFonts w:ascii="Consolas" w:hAnsi="Consolas"/>
+          <w:color w:val="C00000"/>
+          <w:sz w:val="19"/>
         </w:rPr>
         <w:t xml:space="preserve"> evidence/10-sca-baseline</w:t>
       </w:r>
       <w:r>
         <w:rPr>
-          <w:color w:val="C00000"/>
+          <w:rFonts w:ascii="Consolas" w:hAnsi="Consolas"/>
+          <w:color w:val="C00000"/>
+          <w:sz w:val="19"/>
         </w:rPr>
         <w:br/>
       </w:r>
       <w:r>
         <w:rPr>
           <w:rStyle w:val="ExtensionTok"/>
-          <w:color w:val="C00000"/>
+          <w:rFonts w:ascii="Consolas" w:hAnsi="Consolas"/>
+          <w:color w:val="C00000"/>
+          <w:sz w:val="19"/>
         </w:rPr>
         <w:t xml:space="preserve">npm</w:t>
       </w:r>
       <w:r>
         <w:rPr>
           <w:rStyle w:val="NormalTok"/>
-          <w:color w:val="C00000"/>
+          <w:rFonts w:ascii="Consolas" w:hAnsi="Consolas"/>
+          <w:color w:val="C00000"/>
+          <w:sz w:val="19"/>
         </w:rPr>
         <w:t xml:space="preserve"> audit </w:t>
       </w:r>
       <w:r>
         <w:rPr>
           <w:rStyle w:val="OperatorTok"/>
-          <w:color w:val="C00000"/>
+          <w:rFonts w:ascii="Consolas" w:hAnsi="Consolas"/>
+          <w:color w:val="C00000"/>
+          <w:sz w:val="19"/>
         </w:rPr>
         <w:t xml:space="preserve">&gt;</w:t>
       </w:r>
       <w:r>
         <w:rPr>
           <w:rStyle w:val="NormalTok"/>
-          <w:color w:val="C00000"/>
+          <w:rFonts w:ascii="Consolas" w:hAnsi="Consolas"/>
+          <w:color w:val="C00000"/>
+          <w:sz w:val="19"/>
         </w:rPr>
         <w:t xml:space="preserve"> evidence/10-sca-baseline/npm-audit.txt</w:t>
       </w:r>
       <w:r>
         <w:rPr>
-          <w:color w:val="C00000"/>
+          <w:rFonts w:ascii="Consolas" w:hAnsi="Consolas"/>
+          <w:color w:val="C00000"/>
+          <w:sz w:val="19"/>
         </w:rPr>
         <w:br/>
       </w:r>
       <w:r>
         <w:rPr>
           <w:rStyle w:val="ExtensionTok"/>
-          <w:color w:val="C00000"/>
+          <w:rFonts w:ascii="Consolas" w:hAnsi="Consolas"/>
+          <w:color w:val="C00000"/>
+          <w:sz w:val="19"/>
         </w:rPr>
         <w:t xml:space="preserve">npm</w:t>
       </w:r>
       <w:r>
         <w:rPr>
           <w:rStyle w:val="NormalTok"/>
-          <w:color w:val="C00000"/>
+          <w:rFonts w:ascii="Consolas" w:hAnsi="Consolas"/>
+          <w:color w:val="C00000"/>
+          <w:sz w:val="19"/>
         </w:rPr>
         <w:t xml:space="preserve"> audit </w:t>
       </w:r>
       <w:r>
         <w:rPr>
           <w:rStyle w:val="AttributeTok"/>
-          <w:color w:val="C00000"/>
+          <w:rFonts w:ascii="Consolas" w:hAnsi="Consolas"/>
+          <w:color w:val="C00000"/>
+          <w:sz w:val="19"/>
         </w:rPr>
         <w:t xml:space="preserve">--json</w:t>
       </w:r>
       <w:r>
         <w:rPr>
           <w:rStyle w:val="NormalTok"/>
-          <w:color w:val="C00000"/>
+          <w:rFonts w:ascii="Consolas" w:hAnsi="Consolas"/>
+          <w:color w:val="C00000"/>
+          <w:sz w:val="19"/>
         </w:rPr>
         <w:t xml:space="preserve"> </w:t>
       </w:r>
       <w:r>
         <w:rPr>
           <w:rStyle w:val="OperatorTok"/>
-          <w:color w:val="C00000"/>
+          <w:rFonts w:ascii="Consolas" w:hAnsi="Consolas"/>
+          <w:color w:val="C00000"/>
+          <w:sz w:val="19"/>
         </w:rPr>
         <w:t xml:space="preserve">&gt;</w:t>
       </w:r>
       <w:r>
         <w:rPr>
           <w:rStyle w:val="NormalTok"/>
-          <w:color w:val="C00000"/>
+          <w:rFonts w:ascii="Consolas" w:hAnsi="Consolas"/>
+          <w:color w:val="C00000"/>
+          <w:sz w:val="19"/>
         </w:rPr>
         <w:t xml:space="preserve"> evidence/10-sca-baseline/npm-audit.json</w:t>
       </w:r>
@@ -3015,20 +3535,26 @@
     <w:p>
       <w:pPr>
         <w:pStyle w:val="SourceCode"/>
-        <w:shd w:val="clear" w:color="auto" w:fill="F2F2F2"/>
+        <w:shd w:val="clear" w:color="auto" w:fill="F2F4F7"/>
         <w:spacing w:after="0" w:before="0"/>
+        <w:ind w:left="85" w:right="85"/>
+        <w:shd w:val="clear" w:color="auto" w:fill="F2F4F7"/>
       </w:pPr>
       <w:r>
         <w:rPr>
           <w:rStyle w:val="ExtensionTok"/>
-          <w:color w:val="C00000"/>
+          <w:rFonts w:ascii="Consolas" w:hAnsi="Consolas"/>
+          <w:color w:val="C00000"/>
+          <w:sz w:val="19"/>
         </w:rPr>
         <w:t xml:space="preserve">npm</w:t>
       </w:r>
       <w:r>
         <w:rPr>
           <w:rStyle w:val="NormalTok"/>
-          <w:color w:val="C00000"/>
+          <w:rFonts w:ascii="Consolas" w:hAnsi="Consolas"/>
+          <w:color w:val="C00000"/>
+          <w:sz w:val="19"/>
         </w:rPr>
         <w:t xml:space="preserve"> ls path-to-regexp cookie qs pg-native</w:t>
       </w:r>
@@ -3036,11 +3562,18 @@
     <w:p>
       <w:pPr>
         <w:pStyle w:val="CaptionedFigure"/>
-      </w:pPr>
-      <w:r>
+        <w:jc w:val="center"/>
+      </w:pPr>
+      <w:r>
+        <w:rPr>
+          <w:rFonts w:ascii="Calibri" w:hAnsi="Calibri"/>
+          <w:i/>
+          <w:color w:val="595959"/>
+          <w:sz w:val="18"/>
+        </w:rPr>
         <w:drawing>
           <wp:inline>
-            <wp:extent cx="5334000" cy="3377081"/>
+            <wp:extent cx="5334000" cy="2749284"/>
             <wp:effectExtent b="0" l="0" r="0" t="0"/>
             <wp:docPr descr="The interesting leaves, asked for by name" title="" id="34" name="Picture"/>
             <a:graphic>
@@ -3061,7 +3594,7 @@
                   <pic:spPr bwMode="auto">
                     <a:xfrm>
                       <a:off x="0" y="0"/>
-                      <a:ext cx="5334000" cy="3377081"/>
+                      <a:ext cx="5334000" cy="2749284"/>
                     </a:xfrm>
                     <a:prstGeom prst="rect">
                       <a:avLst/>
@@ -3083,8 +3616,15 @@
     <w:p>
       <w:pPr>
         <w:pStyle w:val="ImageCaption"/>
-      </w:pPr>
-      <w:r>
+        <w:jc w:val="center"/>
+      </w:pPr>
+      <w:r>
+        <w:rPr>
+          <w:rFonts w:ascii="Calibri" w:hAnsi="Calibri"/>
+          <w:i/>
+          <w:color w:val="595959"/>
+          <w:sz w:val="18"/>
+        </w:rPr>
         <w:t xml:space="preserve">The interesting leaves, asked for by name</w:t>
       </w:r>
     </w:p>
@@ -3241,8 +3781,24 @@
       <w:tblPr>
         <w:tblStyle w:val="Table"/>
         <w:tblW w:type="pct" w:w="5000"/>
+        <w:tblLook w:firstRow="1" w:lastRow="0" w:firstColumn="0" w:lastColumn="0" w:noHBand="0" w:noVBand="0" w:val="0020"/>
         <w:jc w:val="center"/>
-        <w:tblLook w:firstRow="1" w:lastRow="0" w:firstColumn="0" w:lastColumn="0" w:noHBand="0" w:noVBand="0" w:val="0020"/>
+        <w:tblBorders>
+          <w:top w:val="single" w:sz="6" w:space="0" w:color="BFBFBF"/>
+          <w:left w:val="single" w:sz="6" w:space="0" w:color="BFBFBF"/>
+          <w:bottom w:val="single" w:sz="6" w:space="0" w:color="BFBFBF"/>
+          <w:right w:val="single" w:sz="6" w:space="0" w:color="BFBFBF"/>
+          <w:insideH w:val="single" w:sz="6" w:space="0" w:color="BFBFBF"/>
+          <w:insideV w:val="single" w:sz="6" w:space="0" w:color="BFBFBF"/>
+        </w:tblBorders>
+        <w:tblBorders>
+          <w:top w:val="single" w:sz="6" w:space="0" w:color="BFBFBF"/>
+          <w:left w:val="single" w:sz="6" w:space="0" w:color="BFBFBF"/>
+          <w:bottom w:val="single" w:sz="6" w:space="0" w:color="BFBFBF"/>
+          <w:right w:val="single" w:sz="6" w:space="0" w:color="BFBFBF"/>
+          <w:insideH w:val="single" w:sz="6" w:space="0" w:color="BFBFBF"/>
+          <w:insideV w:val="single" w:sz="6" w:space="0" w:color="BFBFBF"/>
+        </w:tblBorders>
       </w:tblPr>
       <w:tblGrid>
         <w:gridCol w:w="1980"/>
@@ -3256,6 +3812,7 @@
         </w:trPr>
         <w:tc>
           <w:tcPr>
+            <w:shd w:val="clear" w:color="auto" w:fill="DEEAF6"/>
             <w:shd w:val="clear" w:color="auto" w:fill="DEEAF6"/>
           </w:tcPr>
           <w:p>
@@ -3274,6 +3831,7 @@
         <w:tc>
           <w:tcPr>
             <w:shd w:val="clear" w:color="auto" w:fill="DEEAF6"/>
+            <w:shd w:val="clear" w:color="auto" w:fill="DEEAF6"/>
           </w:tcPr>
           <w:p>
             <w:pPr>
@@ -3291,6 +3849,7 @@
         <w:tc>
           <w:tcPr>
             <w:shd w:val="clear" w:color="auto" w:fill="DEEAF6"/>
+            <w:shd w:val="clear" w:color="auto" w:fill="DEEAF6"/>
           </w:tcPr>
           <w:p>
             <w:pPr>
@@ -3307,6 +3866,7 @@
         </w:tc>
         <w:tc>
           <w:tcPr>
+            <w:shd w:val="clear" w:color="auto" w:fill="DEEAF6"/>
             <w:shd w:val="clear" w:color="auto" w:fill="DEEAF6"/>
           </w:tcPr>
           <w:p>
@@ -3388,7 +3948,10 @@
       </w:tr>
       <w:tr>
         <w:tc>
-          <w:tcPr/>
+          <w:tcPr>
+            <w:shd w:val="clear" w:color="auto" w:fill="F7F9FC"/>
+            <w:shd w:val="clear" w:color="auto" w:fill="F7F9FC"/>
+          </w:tcPr>
           <w:p>
             <w:pPr>
               <w:pStyle w:val="Compact"/>
@@ -3403,7 +3966,10 @@
           </w:p>
         </w:tc>
         <w:tc>
-          <w:tcPr/>
+          <w:tcPr>
+            <w:shd w:val="clear" w:color="auto" w:fill="F7F9FC"/>
+            <w:shd w:val="clear" w:color="auto" w:fill="F7F9FC"/>
+          </w:tcPr>
           <w:p>
             <w:pPr>
               <w:pStyle w:val="Compact"/>
@@ -3415,7 +3981,10 @@
           </w:p>
         </w:tc>
         <w:tc>
-          <w:tcPr/>
+          <w:tcPr>
+            <w:shd w:val="clear" w:color="auto" w:fill="F7F9FC"/>
+            <w:shd w:val="clear" w:color="auto" w:fill="F7F9FC"/>
+          </w:tcPr>
           <w:p>
             <w:pPr>
               <w:pStyle w:val="Compact"/>
@@ -3427,7 +3996,10 @@
           </w:p>
         </w:tc>
         <w:tc>
-          <w:tcPr/>
+          <w:tcPr>
+            <w:shd w:val="clear" w:color="auto" w:fill="F7F9FC"/>
+            <w:shd w:val="clear" w:color="auto" w:fill="F7F9FC"/>
+          </w:tcPr>
           <w:p>
             <w:pPr>
               <w:pStyle w:val="Compact"/>
@@ -3502,7 +4074,10 @@
       </w:tr>
       <w:tr>
         <w:tc>
-          <w:tcPr/>
+          <w:tcPr>
+            <w:shd w:val="clear" w:color="auto" w:fill="F7F9FC"/>
+            <w:shd w:val="clear" w:color="auto" w:fill="F7F9FC"/>
+          </w:tcPr>
           <w:p>
             <w:pPr>
               <w:pStyle w:val="Compact"/>
@@ -3523,7 +4098,10 @@
           </w:p>
         </w:tc>
         <w:tc>
-          <w:tcPr/>
+          <w:tcPr>
+            <w:shd w:val="clear" w:color="auto" w:fill="F7F9FC"/>
+            <w:shd w:val="clear" w:color="auto" w:fill="F7F9FC"/>
+          </w:tcPr>
           <w:p>
             <w:pPr>
               <w:pStyle w:val="Compact"/>
@@ -3535,7 +4113,10 @@
           </w:p>
         </w:tc>
         <w:tc>
-          <w:tcPr/>
+          <w:tcPr>
+            <w:shd w:val="clear" w:color="auto" w:fill="F7F9FC"/>
+            <w:shd w:val="clear" w:color="auto" w:fill="F7F9FC"/>
+          </w:tcPr>
           <w:p>
             <w:pPr>
               <w:pStyle w:val="Compact"/>
@@ -3547,7 +4128,10 @@
           </w:p>
         </w:tc>
         <w:tc>
-          <w:tcPr/>
+          <w:tcPr>
+            <w:shd w:val="clear" w:color="auto" w:fill="F7F9FC"/>
+            <w:shd w:val="clear" w:color="auto" w:fill="F7F9FC"/>
+          </w:tcPr>
           <w:p>
             <w:pPr>
               <w:pStyle w:val="Compact"/>
@@ -3725,18 +4309,28 @@
           <w:bCs/>
           <w:b/>
         </w:rPr>
-        <w:t xml:space="preserve">Troubleshooting — this happened during the real run:</w:t>
+        <w:t xml:space="preserve">Troubleshooting —</w:t>
+      </w:r>
+      <w:r>
+        <w:t xml:space="preserve"> </w:t>
+      </w:r>
+      <w:r>
+        <w:t xml:space="preserve">I hit this for real during the run:</w:t>
       </w:r>
     </w:p>
     <w:p>
       <w:pPr>
         <w:pStyle w:val="SourceCode"/>
-        <w:shd w:val="clear" w:color="auto" w:fill="F2F2F2"/>
+        <w:shd w:val="clear" w:color="auto" w:fill="F2F4F7"/>
         <w:spacing w:after="0" w:before="0"/>
+        <w:ind w:left="85" w:right="85"/>
+        <w:shd w:val="clear" w:color="auto" w:fill="F2F4F7"/>
       </w:pPr>
       <w:r>
         <w:rPr>
           <w:rStyle w:val="VerbatimChar"/>
+          <w:rFonts w:ascii="Consolas" w:hAnsi="Consolas"/>
+          <w:sz w:val="19"/>
         </w:rPr>
         <w:t xml:space="preserve">npm error invalid: lodash@4.18.1 /home/ubuntu/.../node_modules/lodash</w:t>
       </w:r>
@@ -3862,20 +4456,26 @@
     <w:p>
       <w:pPr>
         <w:pStyle w:val="SourceCode"/>
-        <w:shd w:val="clear" w:color="auto" w:fill="F2F2F2"/>
+        <w:shd w:val="clear" w:color="auto" w:fill="F2F4F7"/>
         <w:spacing w:after="0" w:before="0"/>
+        <w:ind w:left="85" w:right="85"/>
+        <w:shd w:val="clear" w:color="auto" w:fill="F2F4F7"/>
       </w:pPr>
       <w:r>
         <w:rPr>
           <w:rStyle w:val="ExtensionTok"/>
-          <w:color w:val="C00000"/>
+          <w:rFonts w:ascii="Consolas" w:hAnsi="Consolas"/>
+          <w:color w:val="C00000"/>
+          <w:sz w:val="19"/>
         </w:rPr>
         <w:t xml:space="preserve">npm</w:t>
       </w:r>
       <w:r>
         <w:rPr>
           <w:rStyle w:val="NormalTok"/>
-          <w:color w:val="C00000"/>
+          <w:rFonts w:ascii="Consolas" w:hAnsi="Consolas"/>
+          <w:color w:val="C00000"/>
+          <w:sz w:val="19"/>
         </w:rPr>
         <w:t xml:space="preserve"> ci</w:t>
       </w:r>
@@ -4029,20 +4629,26 @@
     <w:p>
       <w:pPr>
         <w:pStyle w:val="SourceCode"/>
-        <w:shd w:val="clear" w:color="auto" w:fill="F2F2F2"/>
+        <w:shd w:val="clear" w:color="auto" w:fill="F2F4F7"/>
         <w:spacing w:after="0" w:before="0"/>
+        <w:ind w:left="85" w:right="85"/>
+        <w:shd w:val="clear" w:color="auto" w:fill="F2F4F7"/>
       </w:pPr>
       <w:r>
         <w:rPr>
           <w:rStyle w:val="ExtensionTok"/>
-          <w:color w:val="C00000"/>
+          <w:rFonts w:ascii="Consolas" w:hAnsi="Consolas"/>
+          <w:color w:val="C00000"/>
+          <w:sz w:val="19"/>
         </w:rPr>
         <w:t xml:space="preserve">npm</w:t>
       </w:r>
       <w:r>
         <w:rPr>
           <w:rStyle w:val="NormalTok"/>
-          <w:color w:val="C00000"/>
+          <w:rFonts w:ascii="Consolas" w:hAnsi="Consolas"/>
+          <w:color w:val="C00000"/>
+          <w:sz w:val="19"/>
         </w:rPr>
         <w:t xml:space="preserve"> audit fix</w:t>
       </w:r>
@@ -4058,11 +4664,18 @@
     <w:p>
       <w:pPr>
         <w:pStyle w:val="CaptionedFigure"/>
-      </w:pPr>
-      <w:r>
+        <w:jc w:val="center"/>
+      </w:pPr>
+      <w:r>
+        <w:rPr>
+          <w:rFonts w:ascii="Calibri" w:hAnsi="Calibri"/>
+          <w:i/>
+          <w:color w:val="595959"/>
+          <w:sz w:val="18"/>
+        </w:rPr>
         <w:drawing>
           <wp:inline>
-            <wp:extent cx="5334000" cy="3377081"/>
+            <wp:extent cx="5334000" cy="3468234"/>
             <wp:effectExtent b="0" l="0" r="0" t="0"/>
             <wp:docPr descr="Audit fix does nothing — deliberately" title="" id="38" name="Picture"/>
             <a:graphic>
@@ -4083,7 +4696,7 @@
                   <pic:spPr bwMode="auto">
                     <a:xfrm>
                       <a:off x="0" y="0"/>
-                      <a:ext cx="5334000" cy="3377081"/>
+                      <a:ext cx="5334000" cy="3468234"/>
                     </a:xfrm>
                     <a:prstGeom prst="rect">
                       <a:avLst/>
@@ -4105,8 +4718,15 @@
     <w:p>
       <w:pPr>
         <w:pStyle w:val="ImageCaption"/>
-      </w:pPr>
-      <w:r>
+        <w:jc w:val="center"/>
+      </w:pPr>
+      <w:r>
+        <w:rPr>
+          <w:rFonts w:ascii="Calibri" w:hAnsi="Calibri"/>
+          <w:i/>
+          <w:color w:val="595959"/>
+          <w:sz w:val="18"/>
+        </w:rPr>
         <w:t xml:space="preserve">Audit fix does nothing — deliberately</w:t>
       </w:r>
     </w:p>
@@ -4510,27 +5130,35 @@
     <w:p>
       <w:pPr>
         <w:pStyle w:val="SourceCode"/>
-        <w:shd w:val="clear" w:color="auto" w:fill="F2F2F2"/>
+        <w:shd w:val="clear" w:color="auto" w:fill="F2F4F7"/>
         <w:spacing w:after="0" w:before="0"/>
+        <w:ind w:left="85" w:right="85"/>
+        <w:shd w:val="clear" w:color="auto" w:fill="F2F4F7"/>
       </w:pPr>
       <w:r>
         <w:rPr>
           <w:rStyle w:val="ExtensionTok"/>
-          <w:color w:val="C00000"/>
+          <w:rFonts w:ascii="Consolas" w:hAnsi="Consolas"/>
+          <w:color w:val="C00000"/>
+          <w:sz w:val="19"/>
         </w:rPr>
         <w:t xml:space="preserve">npm</w:t>
       </w:r>
       <w:r>
         <w:rPr>
           <w:rStyle w:val="NormalTok"/>
-          <w:color w:val="C00000"/>
+          <w:rFonts w:ascii="Consolas" w:hAnsi="Consolas"/>
+          <w:color w:val="C00000"/>
+          <w:sz w:val="19"/>
         </w:rPr>
         <w:t xml:space="preserve"> install lodash@4.18.1 </w:t>
       </w:r>
       <w:r>
         <w:rPr>
           <w:rStyle w:val="AttributeTok"/>
-          <w:color w:val="C00000"/>
+          <w:rFonts w:ascii="Consolas" w:hAnsi="Consolas"/>
+          <w:color w:val="C00000"/>
+          <w:sz w:val="19"/>
         </w:rPr>
         <w:t xml:space="preserve">--save-exact</w:t>
       </w:r>
@@ -4538,11 +5166,18 @@
     <w:p>
       <w:pPr>
         <w:pStyle w:val="CaptionedFigure"/>
-      </w:pPr>
-      <w:r>
+        <w:jc w:val="center"/>
+      </w:pPr>
+      <w:r>
+        <w:rPr>
+          <w:rFonts w:ascii="Calibri" w:hAnsi="Calibri"/>
+          <w:i/>
+          <w:color w:val="595959"/>
+          <w:sz w:val="18"/>
+        </w:rPr>
         <w:drawing>
           <wp:inline>
-            <wp:extent cx="5334000" cy="3377081"/>
+            <wp:extent cx="5334000" cy="2229646"/>
             <wp:effectExtent b="0" l="0" r="0" t="0"/>
             <wp:docPr descr="The deliberate fix" title="" id="41" name="Picture"/>
             <a:graphic>
@@ -4563,7 +5198,7 @@
                   <pic:spPr bwMode="auto">
                     <a:xfrm>
                       <a:off x="0" y="0"/>
-                      <a:ext cx="5334000" cy="3377081"/>
+                      <a:ext cx="5334000" cy="2229646"/>
                     </a:xfrm>
                     <a:prstGeom prst="rect">
                       <a:avLst/>
@@ -4585,8 +5220,15 @@
     <w:p>
       <w:pPr>
         <w:pStyle w:val="ImageCaption"/>
-      </w:pPr>
-      <w:r>
+        <w:jc w:val="center"/>
+      </w:pPr>
+      <w:r>
+        <w:rPr>
+          <w:rFonts w:ascii="Calibri" w:hAnsi="Calibri"/>
+          <w:i/>
+          <w:color w:val="595959"/>
+          <w:sz w:val="18"/>
+        </w:rPr>
         <w:t xml:space="preserve">The deliberate fix</w:t>
       </w:r>
     </w:p>
@@ -4656,20 +5298,26 @@
     <w:p>
       <w:pPr>
         <w:pStyle w:val="SourceCode"/>
-        <w:shd w:val="clear" w:color="auto" w:fill="F2F2F2"/>
+        <w:shd w:val="clear" w:color="auto" w:fill="F2F4F7"/>
         <w:spacing w:after="0" w:before="0"/>
+        <w:ind w:left="85" w:right="85"/>
+        <w:shd w:val="clear" w:color="auto" w:fill="F2F4F7"/>
       </w:pPr>
       <w:r>
         <w:rPr>
           <w:rStyle w:val="ExtensionTok"/>
-          <w:color w:val="C00000"/>
+          <w:rFonts w:ascii="Consolas" w:hAnsi="Consolas"/>
+          <w:color w:val="C00000"/>
+          <w:sz w:val="19"/>
         </w:rPr>
         <w:t xml:space="preserve">npm</w:t>
       </w:r>
       <w:r>
         <w:rPr>
           <w:rStyle w:val="NormalTok"/>
-          <w:color w:val="C00000"/>
+          <w:rFonts w:ascii="Consolas" w:hAnsi="Consolas"/>
+          <w:color w:val="C00000"/>
+          <w:sz w:val="19"/>
         </w:rPr>
         <w:t xml:space="preserve"> audit</w:t>
       </w:r>
@@ -4677,12 +5325,16 @@
     <w:p>
       <w:pPr>
         <w:pStyle w:val="SourceCode"/>
-        <w:shd w:val="clear" w:color="auto" w:fill="F2F2F2"/>
+        <w:shd w:val="clear" w:color="auto" w:fill="F2F4F7"/>
         <w:spacing w:after="0" w:before="0"/>
+        <w:ind w:left="85" w:right="85"/>
+        <w:shd w:val="clear" w:color="auto" w:fill="F2F4F7"/>
       </w:pPr>
       <w:r>
         <w:rPr>
           <w:rStyle w:val="VerbatimChar"/>
+          <w:rFonts w:ascii="Consolas" w:hAnsi="Consolas"/>
+          <w:sz w:val="19"/>
         </w:rPr>
         <w:t xml:space="preserve">found 0 vulnerabilities</w:t>
       </w:r>
@@ -4690,11 +5342,18 @@
     <w:p>
       <w:pPr>
         <w:pStyle w:val="CaptionedFigure"/>
-      </w:pPr>
-      <w:r>
+        <w:jc w:val="center"/>
+      </w:pPr>
+      <w:r>
+        <w:rPr>
+          <w:rFonts w:ascii="Calibri" w:hAnsi="Calibri"/>
+          <w:i/>
+          <w:color w:val="595959"/>
+          <w:sz w:val="18"/>
+        </w:rPr>
         <w:drawing>
           <wp:inline>
-            <wp:extent cx="5334000" cy="3377081"/>
+            <wp:extent cx="3937000" cy="1473200"/>
             <wp:effectExtent b="0" l="0" r="0" t="0"/>
             <wp:docPr descr="The clean rescan" title="" id="44" name="Picture"/>
             <a:graphic>
@@ -4715,7 +5374,7 @@
                   <pic:spPr bwMode="auto">
                     <a:xfrm>
                       <a:off x="0" y="0"/>
-                      <a:ext cx="5334000" cy="3377081"/>
+                      <a:ext cx="3937000" cy="1473200"/>
                     </a:xfrm>
                     <a:prstGeom prst="rect">
                       <a:avLst/>
@@ -4737,8 +5396,15 @@
     <w:p>
       <w:pPr>
         <w:pStyle w:val="ImageCaption"/>
-      </w:pPr>
-      <w:r>
+        <w:jc w:val="center"/>
+      </w:pPr>
+      <w:r>
+        <w:rPr>
+          <w:rFonts w:ascii="Calibri" w:hAnsi="Calibri"/>
+          <w:i/>
+          <w:color w:val="595959"/>
+          <w:sz w:val="18"/>
+        </w:rPr>
         <w:t xml:space="preserve">The clean rescan</w:t>
       </w:r>
     </w:p>
@@ -4878,267 +5544,345 @@
     <w:p>
       <w:pPr>
         <w:pStyle w:val="SourceCode"/>
-        <w:shd w:val="clear" w:color="auto" w:fill="F2F2F2"/>
+        <w:shd w:val="clear" w:color="auto" w:fill="F2F4F7"/>
         <w:spacing w:after="0" w:before="0"/>
+        <w:ind w:left="85" w:right="85"/>
+        <w:shd w:val="clear" w:color="auto" w:fill="F2F4F7"/>
       </w:pPr>
       <w:r>
         <w:rPr>
           <w:rStyle w:val="ExtensionTok"/>
-          <w:color w:val="C00000"/>
+          <w:rFonts w:ascii="Consolas" w:hAnsi="Consolas"/>
+          <w:color w:val="C00000"/>
+          <w:sz w:val="19"/>
         </w:rPr>
         <w:t xml:space="preserve">pkill</w:t>
       </w:r>
       <w:r>
         <w:rPr>
           <w:rStyle w:val="NormalTok"/>
-          <w:color w:val="C00000"/>
+          <w:rFonts w:ascii="Consolas" w:hAnsi="Consolas"/>
+          <w:color w:val="C00000"/>
+          <w:sz w:val="19"/>
         </w:rPr>
         <w:t xml:space="preserve"> </w:t>
       </w:r>
       <w:r>
         <w:rPr>
           <w:rStyle w:val="AttributeTok"/>
-          <w:color w:val="C00000"/>
+          <w:rFonts w:ascii="Consolas" w:hAnsi="Consolas"/>
+          <w:color w:val="C00000"/>
+          <w:sz w:val="19"/>
         </w:rPr>
         <w:t xml:space="preserve">-f</w:t>
       </w:r>
       <w:r>
         <w:rPr>
           <w:rStyle w:val="NormalTok"/>
-          <w:color w:val="C00000"/>
+          <w:rFonts w:ascii="Consolas" w:hAnsi="Consolas"/>
+          <w:color w:val="C00000"/>
+          <w:sz w:val="19"/>
         </w:rPr>
         <w:t xml:space="preserve"> </w:t>
       </w:r>
       <w:r>
         <w:rPr>
           <w:rStyle w:val="StringTok"/>
-          <w:color w:val="C00000"/>
+          <w:rFonts w:ascii="Consolas" w:hAnsi="Consolas"/>
+          <w:color w:val="C00000"/>
+          <w:sz w:val="19"/>
         </w:rPr>
         <w:t xml:space="preserve">"node src/index.js"</w:t>
       </w:r>
       <w:r>
         <w:rPr>
           <w:rStyle w:val="NormalTok"/>
-          <w:color w:val="C00000"/>
+          <w:rFonts w:ascii="Consolas" w:hAnsi="Consolas"/>
+          <w:color w:val="C00000"/>
+          <w:sz w:val="19"/>
         </w:rPr>
         <w:t xml:space="preserve"> </w:t>
       </w:r>
       <w:r>
         <w:rPr>
           <w:rStyle w:val="KeywordTok"/>
-          <w:color w:val="C00000"/>
+          <w:rFonts w:ascii="Consolas" w:hAnsi="Consolas"/>
+          <w:color w:val="C00000"/>
+          <w:sz w:val="19"/>
         </w:rPr>
         <w:t xml:space="preserve">||</w:t>
       </w:r>
       <w:r>
         <w:rPr>
           <w:rStyle w:val="NormalTok"/>
-          <w:color w:val="C00000"/>
+          <w:rFonts w:ascii="Consolas" w:hAnsi="Consolas"/>
+          <w:color w:val="C00000"/>
+          <w:sz w:val="19"/>
         </w:rPr>
         <w:t xml:space="preserve"> </w:t>
       </w:r>
       <w:r>
         <w:rPr>
           <w:rStyle w:val="FunctionTok"/>
-          <w:color w:val="C00000"/>
+          <w:rFonts w:ascii="Consolas" w:hAnsi="Consolas"/>
+          <w:color w:val="C00000"/>
+          <w:sz w:val="19"/>
         </w:rPr>
         <w:t xml:space="preserve">true</w:t>
       </w:r>
       <w:r>
         <w:rPr>
-          <w:color w:val="C00000"/>
+          <w:rFonts w:ascii="Consolas" w:hAnsi="Consolas"/>
+          <w:color w:val="C00000"/>
+          <w:sz w:val="19"/>
         </w:rPr>
         <w:br/>
       </w:r>
       <w:r>
         <w:rPr>
           <w:rStyle w:val="BuiltInTok"/>
-          <w:color w:val="C00000"/>
+          <w:rFonts w:ascii="Consolas" w:hAnsi="Consolas"/>
+          <w:color w:val="C00000"/>
+          <w:sz w:val="19"/>
         </w:rPr>
         <w:t xml:space="preserve">set</w:t>
       </w:r>
       <w:r>
         <w:rPr>
           <w:rStyle w:val="NormalTok"/>
-          <w:color w:val="C00000"/>
+          <w:rFonts w:ascii="Consolas" w:hAnsi="Consolas"/>
+          <w:color w:val="C00000"/>
+          <w:sz w:val="19"/>
         </w:rPr>
         <w:t xml:space="preserve"> </w:t>
       </w:r>
       <w:r>
         <w:rPr>
           <w:rStyle w:val="AttributeTok"/>
-          <w:color w:val="C00000"/>
+          <w:rFonts w:ascii="Consolas" w:hAnsi="Consolas"/>
+          <w:color w:val="C00000"/>
+          <w:sz w:val="19"/>
         </w:rPr>
         <w:t xml:space="preserve">-a</w:t>
       </w:r>
       <w:r>
         <w:rPr>
           <w:rStyle w:val="NormalTok"/>
-          <w:color w:val="C00000"/>
+          <w:rFonts w:ascii="Consolas" w:hAnsi="Consolas"/>
+          <w:color w:val="C00000"/>
+          <w:sz w:val="19"/>
         </w:rPr>
         <w:t xml:space="preserve"> </w:t>
       </w:r>
       <w:r>
         <w:rPr>
           <w:rStyle w:val="KeywordTok"/>
-          <w:color w:val="C00000"/>
+          <w:rFonts w:ascii="Consolas" w:hAnsi="Consolas"/>
+          <w:color w:val="C00000"/>
+          <w:sz w:val="19"/>
         </w:rPr>
         <w:t xml:space="preserve">&amp;&amp;</w:t>
       </w:r>
       <w:r>
         <w:rPr>
           <w:rStyle w:val="NormalTok"/>
-          <w:color w:val="C00000"/>
+          <w:rFonts w:ascii="Consolas" w:hAnsi="Consolas"/>
+          <w:color w:val="C00000"/>
+          <w:sz w:val="19"/>
         </w:rPr>
         <w:t xml:space="preserve"> </w:t>
       </w:r>
       <w:r>
         <w:rPr>
           <w:rStyle w:val="BuiltInTok"/>
-          <w:color w:val="C00000"/>
+          <w:rFonts w:ascii="Consolas" w:hAnsi="Consolas"/>
+          <w:color w:val="C00000"/>
+          <w:sz w:val="19"/>
         </w:rPr>
         <w:t xml:space="preserve">.</w:t>
       </w:r>
       <w:r>
         <w:rPr>
           <w:rStyle w:val="NormalTok"/>
-          <w:color w:val="C00000"/>
+          <w:rFonts w:ascii="Consolas" w:hAnsi="Consolas"/>
+          <w:color w:val="C00000"/>
+          <w:sz w:val="19"/>
         </w:rPr>
         <w:t xml:space="preserve"> ./.env.local </w:t>
       </w:r>
       <w:r>
         <w:rPr>
           <w:rStyle w:val="KeywordTok"/>
-          <w:color w:val="C00000"/>
+          <w:rFonts w:ascii="Consolas" w:hAnsi="Consolas"/>
+          <w:color w:val="C00000"/>
+          <w:sz w:val="19"/>
         </w:rPr>
         <w:t xml:space="preserve">&amp;&amp;</w:t>
       </w:r>
       <w:r>
         <w:rPr>
           <w:rStyle w:val="NormalTok"/>
-          <w:color w:val="C00000"/>
+          <w:rFonts w:ascii="Consolas" w:hAnsi="Consolas"/>
+          <w:color w:val="C00000"/>
+          <w:sz w:val="19"/>
         </w:rPr>
         <w:t xml:space="preserve"> </w:t>
       </w:r>
       <w:r>
         <w:rPr>
           <w:rStyle w:val="BuiltInTok"/>
-          <w:color w:val="C00000"/>
+          <w:rFonts w:ascii="Consolas" w:hAnsi="Consolas"/>
+          <w:color w:val="C00000"/>
+          <w:sz w:val="19"/>
         </w:rPr>
         <w:t xml:space="preserve">set</w:t>
       </w:r>
       <w:r>
         <w:rPr>
           <w:rStyle w:val="NormalTok"/>
-          <w:color w:val="C00000"/>
+          <w:rFonts w:ascii="Consolas" w:hAnsi="Consolas"/>
+          <w:color w:val="C00000"/>
+          <w:sz w:val="19"/>
         </w:rPr>
         <w:t xml:space="preserve"> +a</w:t>
       </w:r>
       <w:r>
         <w:rPr>
-          <w:color w:val="C00000"/>
+          <w:rFonts w:ascii="Consolas" w:hAnsi="Consolas"/>
+          <w:color w:val="C00000"/>
+          <w:sz w:val="19"/>
         </w:rPr>
         <w:br/>
       </w:r>
       <w:r>
         <w:rPr>
           <w:rStyle w:val="ExtensionTok"/>
-          <w:color w:val="C00000"/>
+          <w:rFonts w:ascii="Consolas" w:hAnsi="Consolas"/>
+          <w:color w:val="C00000"/>
+          <w:sz w:val="19"/>
         </w:rPr>
         <w:t xml:space="preserve">psql</w:t>
       </w:r>
       <w:r>
         <w:rPr>
           <w:rStyle w:val="NormalTok"/>
-          <w:color w:val="C00000"/>
+          <w:rFonts w:ascii="Consolas" w:hAnsi="Consolas"/>
+          <w:color w:val="C00000"/>
+          <w:sz w:val="19"/>
         </w:rPr>
         <w:t xml:space="preserve"> </w:t>
       </w:r>
       <w:r>
         <w:rPr>
           <w:rStyle w:val="StringTok"/>
-          <w:color w:val="C00000"/>
+          <w:rFonts w:ascii="Consolas" w:hAnsi="Consolas"/>
+          <w:color w:val="C00000"/>
+          <w:sz w:val="19"/>
         </w:rPr>
         <w:t xml:space="preserve">"</w:t>
       </w:r>
       <w:r>
         <w:rPr>
           <w:rStyle w:val="VariableTok"/>
-          <w:color w:val="C00000"/>
+          <w:rFonts w:ascii="Consolas" w:hAnsi="Consolas"/>
+          <w:color w:val="C00000"/>
+          <w:sz w:val="19"/>
         </w:rPr>
         <w:t xml:space="preserve">$DATABASE_URL</w:t>
       </w:r>
       <w:r>
         <w:rPr>
           <w:rStyle w:val="StringTok"/>
-          <w:color w:val="C00000"/>
+          <w:rFonts w:ascii="Consolas" w:hAnsi="Consolas"/>
+          <w:color w:val="C00000"/>
+          <w:sz w:val="19"/>
         </w:rPr>
         <w:t xml:space="preserve">"</w:t>
       </w:r>
       <w:r>
         <w:rPr>
           <w:rStyle w:val="NormalTok"/>
-          <w:color w:val="C00000"/>
+          <w:rFonts w:ascii="Consolas" w:hAnsi="Consolas"/>
+          <w:color w:val="C00000"/>
+          <w:sz w:val="19"/>
         </w:rPr>
         <w:t xml:space="preserve"> </w:t>
       </w:r>
       <w:r>
         <w:rPr>
           <w:rStyle w:val="AttributeTok"/>
-          <w:color w:val="C00000"/>
+          <w:rFonts w:ascii="Consolas" w:hAnsi="Consolas"/>
+          <w:color w:val="C00000"/>
+          <w:sz w:val="19"/>
         </w:rPr>
         <w:t xml:space="preserve">-c</w:t>
       </w:r>
       <w:r>
         <w:rPr>
           <w:rStyle w:val="NormalTok"/>
-          <w:color w:val="C00000"/>
+          <w:rFonts w:ascii="Consolas" w:hAnsi="Consolas"/>
+          <w:color w:val="C00000"/>
+          <w:sz w:val="19"/>
         </w:rPr>
         <w:t xml:space="preserve"> </w:t>
       </w:r>
       <w:r>
         <w:rPr>
           <w:rStyle w:val="StringTok"/>
-          <w:color w:val="C00000"/>
+          <w:rFonts w:ascii="Consolas" w:hAnsi="Consolas"/>
+          <w:color w:val="C00000"/>
+          <w:sz w:val="19"/>
         </w:rPr>
         <w:t xml:space="preserve">"TRUNCATE documents, comments RESTART IDENTITY CASCADE;"</w:t>
       </w:r>
       <w:r>
         <w:rPr>
-          <w:color w:val="C00000"/>
+          <w:rFonts w:ascii="Consolas" w:hAnsi="Consolas"/>
+          <w:color w:val="C00000"/>
+          <w:sz w:val="19"/>
         </w:rPr>
         <w:br/>
       </w:r>
       <w:r>
         <w:rPr>
-          <w:color w:val="C00000"/>
+          <w:rFonts w:ascii="Consolas" w:hAnsi="Consolas"/>
+          <w:color w:val="C00000"/>
+          <w:sz w:val="19"/>
         </w:rPr>
         <w:br/>
       </w:r>
       <w:r>
         <w:rPr>
           <w:rStyle w:val="CommentTok"/>
-          <w:color w:val="C00000"/>
+          <w:rFonts w:ascii="Consolas" w:hAnsi="Consolas"/>
+          <w:color w:val="C00000"/>
+          <w:sz w:val="19"/>
         </w:rPr>
         <w:t xml:space="preserve"># in a second terminal, from the project root:</w:t>
       </w:r>
       <w:r>
         <w:rPr>
-          <w:color w:val="C00000"/>
+          <w:rFonts w:ascii="Consolas" w:hAnsi="Consolas"/>
+          <w:color w:val="C00000"/>
+          <w:sz w:val="19"/>
         </w:rPr>
         <w:br/>
       </w:r>
       <w:r>
         <w:rPr>
           <w:rStyle w:val="ExtensionTok"/>
-          <w:color w:val="C00000"/>
+          <w:rFonts w:ascii="Consolas" w:hAnsi="Consolas"/>
+          <w:color w:val="C00000"/>
+          <w:sz w:val="19"/>
         </w:rPr>
         <w:t xml:space="preserve">node</w:t>
       </w:r>
       <w:r>
         <w:rPr>
           <w:rStyle w:val="NormalTok"/>
-          <w:color w:val="C00000"/>
+          <w:rFonts w:ascii="Consolas" w:hAnsi="Consolas"/>
+          <w:color w:val="C00000"/>
+          <w:sz w:val="19"/>
         </w:rPr>
         <w:t xml:space="preserve"> src/index.js</w:t>
       </w:r>
@@ -5154,172 +5898,222 @@
     <w:p>
       <w:pPr>
         <w:pStyle w:val="SourceCode"/>
-        <w:shd w:val="clear" w:color="auto" w:fill="F2F2F2"/>
+        <w:shd w:val="clear" w:color="auto" w:fill="F2F4F7"/>
         <w:spacing w:after="0" w:before="0"/>
+        <w:ind w:left="85" w:right="85"/>
+        <w:shd w:val="clear" w:color="auto" w:fill="F2F4F7"/>
       </w:pPr>
       <w:r>
         <w:rPr>
           <w:rStyle w:val="ExtensionTok"/>
-          <w:color w:val="C00000"/>
+          <w:rFonts w:ascii="Consolas" w:hAnsi="Consolas"/>
+          <w:color w:val="C00000"/>
+          <w:sz w:val="19"/>
         </w:rPr>
         <w:t xml:space="preserve">curl</w:t>
       </w:r>
       <w:r>
         <w:rPr>
           <w:rStyle w:val="NormalTok"/>
-          <w:color w:val="C00000"/>
+          <w:rFonts w:ascii="Consolas" w:hAnsi="Consolas"/>
+          <w:color w:val="C00000"/>
+          <w:sz w:val="19"/>
         </w:rPr>
         <w:t xml:space="preserve"> </w:t>
       </w:r>
       <w:r>
         <w:rPr>
           <w:rStyle w:val="AttributeTok"/>
-          <w:color w:val="C00000"/>
+          <w:rFonts w:ascii="Consolas" w:hAnsi="Consolas"/>
+          <w:color w:val="C00000"/>
+          <w:sz w:val="19"/>
         </w:rPr>
         <w:t xml:space="preserve">-s</w:t>
       </w:r>
       <w:r>
         <w:rPr>
           <w:rStyle w:val="NormalTok"/>
-          <w:color w:val="C00000"/>
+          <w:rFonts w:ascii="Consolas" w:hAnsi="Consolas"/>
+          <w:color w:val="C00000"/>
+          <w:sz w:val="19"/>
         </w:rPr>
         <w:t xml:space="preserve"> </w:t>
       </w:r>
       <w:r>
         <w:rPr>
           <w:rStyle w:val="AttributeTok"/>
-          <w:color w:val="C00000"/>
+          <w:rFonts w:ascii="Consolas" w:hAnsi="Consolas"/>
+          <w:color w:val="C00000"/>
+          <w:sz w:val="19"/>
         </w:rPr>
         <w:t xml:space="preserve">-X</w:t>
       </w:r>
       <w:r>
         <w:rPr>
           <w:rStyle w:val="NormalTok"/>
-          <w:color w:val="C00000"/>
+          <w:rFonts w:ascii="Consolas" w:hAnsi="Consolas"/>
+          <w:color w:val="C00000"/>
+          <w:sz w:val="19"/>
         </w:rPr>
         <w:t xml:space="preserve"> POST localhost:3000/documents </w:t>
       </w:r>
       <w:r>
         <w:rPr>
           <w:rStyle w:val="DataTypeTok"/>
-          <w:color w:val="C00000"/>
+          <w:rFonts w:ascii="Consolas" w:hAnsi="Consolas"/>
+          <w:color w:val="C00000"/>
+          <w:sz w:val="19"/>
         </w:rPr>
         <w:t xml:space="preserve">\</w:t>
       </w:r>
       <w:r>
         <w:rPr>
-          <w:color w:val="C00000"/>
+          <w:rFonts w:ascii="Consolas" w:hAnsi="Consolas"/>
+          <w:color w:val="C00000"/>
+          <w:sz w:val="19"/>
         </w:rPr>
         <w:br/>
       </w:r>
       <w:r>
         <w:rPr>
           <w:rStyle w:val="NormalTok"/>
-          <w:color w:val="C00000"/>
+          <w:rFonts w:ascii="Consolas" w:hAnsi="Consolas"/>
+          <w:color w:val="C00000"/>
+          <w:sz w:val="19"/>
         </w:rPr>
         <w:t xml:space="preserve">  </w:t>
       </w:r>
       <w:r>
         <w:rPr>
           <w:rStyle w:val="AttributeTok"/>
-          <w:color w:val="C00000"/>
+          <w:rFonts w:ascii="Consolas" w:hAnsi="Consolas"/>
+          <w:color w:val="C00000"/>
+          <w:sz w:val="19"/>
         </w:rPr>
         <w:t xml:space="preserve">-H</w:t>
       </w:r>
       <w:r>
         <w:rPr>
           <w:rStyle w:val="NormalTok"/>
-          <w:color w:val="C00000"/>
+          <w:rFonts w:ascii="Consolas" w:hAnsi="Consolas"/>
+          <w:color w:val="C00000"/>
+          <w:sz w:val="19"/>
         </w:rPr>
         <w:t xml:space="preserve"> </w:t>
       </w:r>
       <w:r>
         <w:rPr>
           <w:rStyle w:val="StringTok"/>
-          <w:color w:val="C00000"/>
+          <w:rFonts w:ascii="Consolas" w:hAnsi="Consolas"/>
+          <w:color w:val="C00000"/>
+          <w:sz w:val="19"/>
         </w:rPr>
         <w:t xml:space="preserve">'Content-Type: application/json'</w:t>
       </w:r>
       <w:r>
         <w:rPr>
           <w:rStyle w:val="NormalTok"/>
-          <w:color w:val="C00000"/>
+          <w:rFonts w:ascii="Consolas" w:hAnsi="Consolas"/>
+          <w:color w:val="C00000"/>
+          <w:sz w:val="19"/>
         </w:rPr>
         <w:t xml:space="preserve"> </w:t>
       </w:r>
       <w:r>
         <w:rPr>
           <w:rStyle w:val="DataTypeTok"/>
-          <w:color w:val="C00000"/>
+          <w:rFonts w:ascii="Consolas" w:hAnsi="Consolas"/>
+          <w:color w:val="C00000"/>
+          <w:sz w:val="19"/>
         </w:rPr>
         <w:t xml:space="preserve">\</w:t>
       </w:r>
       <w:r>
         <w:rPr>
-          <w:color w:val="C00000"/>
+          <w:rFonts w:ascii="Consolas" w:hAnsi="Consolas"/>
+          <w:color w:val="C00000"/>
+          <w:sz w:val="19"/>
         </w:rPr>
         <w:br/>
       </w:r>
       <w:r>
         <w:rPr>
           <w:rStyle w:val="NormalTok"/>
-          <w:color w:val="C00000"/>
+          <w:rFonts w:ascii="Consolas" w:hAnsi="Consolas"/>
+          <w:color w:val="C00000"/>
+          <w:sz w:val="19"/>
         </w:rPr>
         <w:t xml:space="preserve">  </w:t>
       </w:r>
       <w:r>
         <w:rPr>
           <w:rStyle w:val="AttributeTok"/>
-          <w:color w:val="C00000"/>
+          <w:rFonts w:ascii="Consolas" w:hAnsi="Consolas"/>
+          <w:color w:val="C00000"/>
+          <w:sz w:val="19"/>
         </w:rPr>
         <w:t xml:space="preserve">-d</w:t>
       </w:r>
       <w:r>
         <w:rPr>
           <w:rStyle w:val="NormalTok"/>
-          <w:color w:val="C00000"/>
+          <w:rFonts w:ascii="Consolas" w:hAnsi="Consolas"/>
+          <w:color w:val="C00000"/>
+          <w:sz w:val="19"/>
         </w:rPr>
         <w:t xml:space="preserve"> </w:t>
       </w:r>
       <w:r>
         <w:rPr>
           <w:rStyle w:val="StringTok"/>
-          <w:color w:val="C00000"/>
+          <w:rFonts w:ascii="Consolas" w:hAnsi="Consolas"/>
+          <w:color w:val="C00000"/>
+          <w:sz w:val="19"/>
         </w:rPr>
         <w:t xml:space="preserve">'{"title":"smoke","body":"after upgrade"}'</w:t>
       </w:r>
       <w:r>
         <w:rPr>
           <w:rStyle w:val="NormalTok"/>
-          <w:color w:val="C00000"/>
+          <w:rFonts w:ascii="Consolas" w:hAnsi="Consolas"/>
+          <w:color w:val="C00000"/>
+          <w:sz w:val="19"/>
         </w:rPr>
         <w:t xml:space="preserve"> </w:t>
       </w:r>
       <w:r>
         <w:rPr>
           <w:rStyle w:val="KeywordTok"/>
-          <w:color w:val="C00000"/>
+          <w:rFonts w:ascii="Consolas" w:hAnsi="Consolas"/>
+          <w:color w:val="C00000"/>
+          <w:sz w:val="19"/>
         </w:rPr>
         <w:t xml:space="preserve">|</w:t>
       </w:r>
       <w:r>
         <w:rPr>
           <w:rStyle w:val="NormalTok"/>
-          <w:color w:val="C00000"/>
+          <w:rFonts w:ascii="Consolas" w:hAnsi="Consolas"/>
+          <w:color w:val="C00000"/>
+          <w:sz w:val="19"/>
         </w:rPr>
         <w:t xml:space="preserve"> </w:t>
       </w:r>
       <w:r>
         <w:rPr>
           <w:rStyle w:val="ExtensionTok"/>
-          <w:color w:val="C00000"/>
+          <w:rFonts w:ascii="Consolas" w:hAnsi="Consolas"/>
+          <w:color w:val="C00000"/>
+          <w:sz w:val="19"/>
         </w:rPr>
         <w:t xml:space="preserve">jq</w:t>
       </w:r>
       <w:r>
         <w:rPr>
           <w:rStyle w:val="NormalTok"/>
-          <w:color w:val="C00000"/>
+          <w:rFonts w:ascii="Consolas" w:hAnsi="Consolas"/>
+          <w:color w:val="C00000"/>
+          <w:sz w:val="19"/>
         </w:rPr>
         <w:t xml:space="preserve"> .</w:t>
       </w:r>
@@ -5327,11 +6121,18 @@
     <w:p>
       <w:pPr>
         <w:pStyle w:val="CaptionedFigure"/>
-      </w:pPr>
-      <w:r>
+        <w:jc w:val="center"/>
+      </w:pPr>
+      <w:r>
+        <w:rPr>
+          <w:rFonts w:ascii="Calibri" w:hAnsi="Calibri"/>
+          <w:i/>
+          <w:color w:val="595959"/>
+          <w:sz w:val="18"/>
+        </w:rPr>
         <w:drawing>
           <wp:inline>
-            <wp:extent cx="5334000" cy="3377081"/>
+            <wp:extent cx="5334000" cy="636081"/>
             <wp:effectExtent b="0" l="0" r="0" t="0"/>
             <wp:docPr descr="The smoke test after the upgrade" title="" id="47" name="Picture"/>
             <a:graphic>
@@ -5352,7 +6153,7 @@
                   <pic:spPr bwMode="auto">
                     <a:xfrm>
                       <a:off x="0" y="0"/>
-                      <a:ext cx="5334000" cy="3377081"/>
+                      <a:ext cx="5334000" cy="636081"/>
                     </a:xfrm>
                     <a:prstGeom prst="rect">
                       <a:avLst/>
@@ -5374,8 +6175,15 @@
     <w:p>
       <w:pPr>
         <w:pStyle w:val="ImageCaption"/>
-      </w:pPr>
-      <w:r>
+        <w:jc w:val="center"/>
+      </w:pPr>
+      <w:r>
+        <w:rPr>
+          <w:rFonts w:ascii="Calibri" w:hAnsi="Calibri"/>
+          <w:i/>
+          <w:color w:val="595959"/>
+          <w:sz w:val="18"/>
+        </w:rPr>
         <w:t xml:space="preserve">The smoke test after the upgrade</w:t>
       </w:r>
     </w:p>
@@ -6104,80 +6912,104 @@
     <w:p>
       <w:pPr>
         <w:pStyle w:val="SourceCode"/>
-        <w:shd w:val="clear" w:color="auto" w:fill="F2F2F2"/>
+        <w:shd w:val="clear" w:color="auto" w:fill="F2F4F7"/>
         <w:spacing w:after="0" w:before="0"/>
+        <w:ind w:left="85" w:right="85"/>
+        <w:shd w:val="clear" w:color="auto" w:fill="F2F4F7"/>
       </w:pPr>
       <w:r>
         <w:rPr>
           <w:rStyle w:val="FunctionTok"/>
-          <w:color w:val="C00000"/>
+          <w:rFonts w:ascii="Consolas" w:hAnsi="Consolas"/>
+          <w:color w:val="C00000"/>
+          <w:sz w:val="19"/>
         </w:rPr>
         <w:t xml:space="preserve">cat</w:t>
       </w:r>
       <w:r>
         <w:rPr>
           <w:rStyle w:val="NormalTok"/>
-          <w:color w:val="C00000"/>
+          <w:rFonts w:ascii="Consolas" w:hAnsi="Consolas"/>
+          <w:color w:val="C00000"/>
+          <w:sz w:val="19"/>
         </w:rPr>
         <w:t xml:space="preserve"> </w:t>
       </w:r>
       <w:r>
         <w:rPr>
           <w:rStyle w:val="OperatorTok"/>
-          <w:color w:val="C00000"/>
+          <w:rFonts w:ascii="Consolas" w:hAnsi="Consolas"/>
+          <w:color w:val="C00000"/>
+          <w:sz w:val="19"/>
         </w:rPr>
         <w:t xml:space="preserve">&gt;</w:t>
       </w:r>
       <w:r>
         <w:rPr>
           <w:rStyle w:val="NormalTok"/>
-          <w:color w:val="C00000"/>
+          <w:rFonts w:ascii="Consolas" w:hAnsi="Consolas"/>
+          <w:color w:val="C00000"/>
+          <w:sz w:val="19"/>
         </w:rPr>
         <w:t xml:space="preserve"> .npmrc </w:t>
       </w:r>
       <w:r>
         <w:rPr>
           <w:rStyle w:val="OperatorTok"/>
-          <w:color w:val="C00000"/>
+          <w:rFonts w:ascii="Consolas" w:hAnsi="Consolas"/>
+          <w:color w:val="C00000"/>
+          <w:sz w:val="19"/>
         </w:rPr>
         <w:t xml:space="preserve">&lt;&lt;'EOF'</w:t>
       </w:r>
       <w:r>
         <w:rPr>
-          <w:color w:val="C00000"/>
+          <w:rFonts w:ascii="Consolas" w:hAnsi="Consolas"/>
+          <w:color w:val="C00000"/>
+          <w:sz w:val="19"/>
         </w:rPr>
         <w:br/>
       </w:r>
       <w:r>
         <w:rPr>
           <w:rStyle w:val="StringTok"/>
-          <w:color w:val="C00000"/>
+          <w:rFonts w:ascii="Consolas" w:hAnsi="Consolas"/>
+          <w:color w:val="C00000"/>
+          <w:sz w:val="19"/>
         </w:rPr>
         <w:t xml:space="preserve">@docutrust:registry=https://npm.docutrust.internal/</w:t>
       </w:r>
       <w:r>
         <w:rPr>
-          <w:color w:val="C00000"/>
+          <w:rFonts w:ascii="Consolas" w:hAnsi="Consolas"/>
+          <w:color w:val="C00000"/>
+          <w:sz w:val="19"/>
         </w:rPr>
         <w:br/>
       </w:r>
       <w:r>
         <w:rPr>
           <w:rStyle w:val="StringTok"/>
-          <w:color w:val="C00000"/>
+          <w:rFonts w:ascii="Consolas" w:hAnsi="Consolas"/>
+          <w:color w:val="C00000"/>
+          <w:sz w:val="19"/>
         </w:rPr>
         <w:t xml:space="preserve">registry=https://registry.npmjs.org/</w:t>
       </w:r>
       <w:r>
         <w:rPr>
-          <w:color w:val="C00000"/>
+          <w:rFonts w:ascii="Consolas" w:hAnsi="Consolas"/>
+          <w:color w:val="C00000"/>
+          <w:sz w:val="19"/>
         </w:rPr>
         <w:br/>
       </w:r>
       <w:r>
         <w:rPr>
           <w:rStyle w:val="OperatorTok"/>
-          <w:color w:val="C00000"/>
+          <w:rFonts w:ascii="Consolas" w:hAnsi="Consolas"/>
+          <w:color w:val="C00000"/>
+          <w:sz w:val="19"/>
         </w:rPr>
         <w:t xml:space="preserve">EOF</w:t>
       </w:r>
@@ -6235,40 +7067,52 @@
     <w:p>
       <w:pPr>
         <w:pStyle w:val="SourceCode"/>
-        <w:shd w:val="clear" w:color="auto" w:fill="F2F2F2"/>
+        <w:shd w:val="clear" w:color="auto" w:fill="F2F4F7"/>
         <w:spacing w:after="0" w:before="0"/>
+        <w:ind w:left="85" w:right="85"/>
+        <w:shd w:val="clear" w:color="auto" w:fill="F2F4F7"/>
       </w:pPr>
       <w:r>
         <w:rPr>
           <w:rStyle w:val="ExtensionTok"/>
-          <w:color w:val="C00000"/>
+          <w:rFonts w:ascii="Consolas" w:hAnsi="Consolas"/>
+          <w:color w:val="C00000"/>
+          <w:sz w:val="19"/>
         </w:rPr>
         <w:t xml:space="preserve">npm</w:t>
       </w:r>
       <w:r>
         <w:rPr>
           <w:rStyle w:val="NormalTok"/>
-          <w:color w:val="C00000"/>
+          <w:rFonts w:ascii="Consolas" w:hAnsi="Consolas"/>
+          <w:color w:val="C00000"/>
+          <w:sz w:val="19"/>
         </w:rPr>
         <w:t xml:space="preserve"> config get @docutrust:registry</w:t>
       </w:r>
       <w:r>
         <w:rPr>
-          <w:color w:val="C00000"/>
+          <w:rFonts w:ascii="Consolas" w:hAnsi="Consolas"/>
+          <w:color w:val="C00000"/>
+          <w:sz w:val="19"/>
         </w:rPr>
         <w:br/>
       </w:r>
       <w:r>
         <w:rPr>
           <w:rStyle w:val="ExtensionTok"/>
-          <w:color w:val="C00000"/>
+          <w:rFonts w:ascii="Consolas" w:hAnsi="Consolas"/>
+          <w:color w:val="C00000"/>
+          <w:sz w:val="19"/>
         </w:rPr>
         <w:t xml:space="preserve">npm</w:t>
       </w:r>
       <w:r>
         <w:rPr>
           <w:rStyle w:val="NormalTok"/>
-          <w:color w:val="C00000"/>
+          <w:rFonts w:ascii="Consolas" w:hAnsi="Consolas"/>
+          <w:color w:val="C00000"/>
+          <w:sz w:val="19"/>
         </w:rPr>
         <w:t xml:space="preserve"> view @docutrust/shared</w:t>
       </w:r>
@@ -6276,11 +7120,18 @@
     <w:p>
       <w:pPr>
         <w:pStyle w:val="CaptionedFigure"/>
-      </w:pPr>
-      <w:r>
+        <w:jc w:val="center"/>
+      </w:pPr>
+      <w:r>
+        <w:rPr>
+          <w:rFonts w:ascii="Calibri" w:hAnsi="Calibri"/>
+          <w:i/>
+          <w:color w:val="595959"/>
+          <w:sz w:val="18"/>
+        </w:rPr>
         <w:drawing>
           <wp:inline>
-            <wp:extent cx="5334000" cy="3377081"/>
+            <wp:extent cx="5334000" cy="771501"/>
             <wp:effectExtent b="0" l="0" r="0" t="0"/>
             <wp:docPr descr="The defense live" title="" id="52" name="Picture"/>
             <a:graphic>
@@ -6301,7 +7152,7 @@
                   <pic:spPr bwMode="auto">
                     <a:xfrm>
                       <a:off x="0" y="0"/>
-                      <a:ext cx="5334000" cy="3377081"/>
+                      <a:ext cx="5334000" cy="771501"/>
                     </a:xfrm>
                     <a:prstGeom prst="rect">
                       <a:avLst/>
@@ -6323,8 +7174,15 @@
     <w:p>
       <w:pPr>
         <w:pStyle w:val="ImageCaption"/>
-      </w:pPr>
-      <w:r>
+        <w:jc w:val="center"/>
+      </w:pPr>
+      <w:r>
+        <w:rPr>
+          <w:rFonts w:ascii="Calibri" w:hAnsi="Calibri"/>
+          <w:i/>
+          <w:color w:val="595959"/>
+          <w:sz w:val="18"/>
+        </w:rPr>
         <w:t xml:space="preserve">The defense live</w:t>
       </w:r>
     </w:p>
@@ -6442,41 +7300,53 @@
     <w:p>
       <w:pPr>
         <w:pStyle w:val="SourceCode"/>
-        <w:shd w:val="clear" w:color="auto" w:fill="F2F2F2"/>
+        <w:shd w:val="clear" w:color="auto" w:fill="F2F4F7"/>
         <w:spacing w:after="0" w:before="0"/>
+        <w:ind w:left="85" w:right="85"/>
+        <w:shd w:val="clear" w:color="auto" w:fill="F2F4F7"/>
       </w:pPr>
       <w:r>
         <w:rPr>
           <w:rStyle w:val="ExtensionTok"/>
-          <w:color w:val="C00000"/>
+          <w:rFonts w:ascii="Consolas" w:hAnsi="Consolas"/>
+          <w:color w:val="C00000"/>
+          <w:sz w:val="19"/>
         </w:rPr>
         <w:t xml:space="preserve">npm</w:t>
       </w:r>
       <w:r>
         <w:rPr>
           <w:rStyle w:val="NormalTok"/>
-          <w:color w:val="C00000"/>
+          <w:rFonts w:ascii="Consolas" w:hAnsi="Consolas"/>
+          <w:color w:val="C00000"/>
+          <w:sz w:val="19"/>
         </w:rPr>
         <w:t xml:space="preserve"> view @docutrust/shared </w:t>
       </w:r>
       <w:r>
         <w:rPr>
           <w:rStyle w:val="AttributeTok"/>
-          <w:color w:val="C00000"/>
+          <w:rFonts w:ascii="Consolas" w:hAnsi="Consolas"/>
+          <w:color w:val="C00000"/>
+          <w:sz w:val="19"/>
         </w:rPr>
         <w:t xml:space="preserve">--@docutrust:registry</w:t>
       </w:r>
       <w:r>
         <w:rPr>
           <w:rStyle w:val="OperatorTok"/>
-          <w:color w:val="C00000"/>
+          <w:rFonts w:ascii="Consolas" w:hAnsi="Consolas"/>
+          <w:color w:val="C00000"/>
+          <w:sz w:val="19"/>
         </w:rPr>
         <w:t xml:space="preserve">=</w:t>
       </w:r>
       <w:r>
         <w:rPr>
           <w:rStyle w:val="NormalTok"/>
-          <w:color w:val="C00000"/>
+          <w:rFonts w:ascii="Consolas" w:hAnsi="Consolas"/>
+          <w:color w:val="C00000"/>
+          <w:sz w:val="19"/>
         </w:rPr>
         <w:t xml:space="preserve">https://registry.npmjs.org/</w:t>
       </w:r>
@@ -6484,11 +7354,18 @@
     <w:p>
       <w:pPr>
         <w:pStyle w:val="CaptionedFigure"/>
-      </w:pPr>
-      <w:r>
+        <w:jc w:val="center"/>
+      </w:pPr>
+      <w:r>
+        <w:rPr>
+          <w:rFonts w:ascii="Calibri" w:hAnsi="Calibri"/>
+          <w:i/>
+          <w:color w:val="595959"/>
+          <w:sz w:val="18"/>
+        </w:rPr>
         <w:drawing>
           <wp:inline>
-            <wp:extent cx="5334000" cy="3377081"/>
+            <wp:extent cx="5334000" cy="1397000"/>
             <wp:effectExtent b="0" l="0" r="0" t="0"/>
             <wp:docPr descr="The control: npm asks the public registry" title="" id="55" name="Picture"/>
             <a:graphic>
@@ -6509,7 +7386,7 @@
                   <pic:spPr bwMode="auto">
                     <a:xfrm>
                       <a:off x="0" y="0"/>
-                      <a:ext cx="5334000" cy="3377081"/>
+                      <a:ext cx="5334000" cy="1397000"/>
                     </a:xfrm>
                     <a:prstGeom prst="rect">
                       <a:avLst/>
@@ -6531,8 +7408,15 @@
     <w:p>
       <w:pPr>
         <w:pStyle w:val="ImageCaption"/>
-      </w:pPr>
-      <w:r>
+        <w:jc w:val="center"/>
+      </w:pPr>
+      <w:r>
+        <w:rPr>
+          <w:rFonts w:ascii="Calibri" w:hAnsi="Calibri"/>
+          <w:i/>
+          <w:color w:val="595959"/>
+          <w:sz w:val="18"/>
+        </w:rPr>
         <w:t xml:space="preserve">The control: npm asks the public registry</w:t>
       </w:r>
     </w:p>
@@ -6636,11 +7520,18 @@
     <w:p>
       <w:pPr>
         <w:pStyle w:val="CaptionedFigure"/>
-      </w:pPr>
-      <w:r>
+        <w:jc w:val="center"/>
+      </w:pPr>
+      <w:r>
+        <w:rPr>
+          <w:rFonts w:ascii="Calibri" w:hAnsi="Calibri"/>
+          <w:i/>
+          <w:color w:val="595959"/>
+          <w:sz w:val="18"/>
+        </w:rPr>
         <w:drawing>
           <wp:inline>
-            <wp:extent cx="5334000" cy="3377081"/>
+            <wp:extent cx="4254500" cy="1473200"/>
             <wp:effectExtent b="0" l="0" r="0" t="0"/>
             <wp:docPr descr="Normal resolution untouched" title="" id="58" name="Picture"/>
             <a:graphic>
@@ -6661,7 +7552,7 @@
                   <pic:spPr bwMode="auto">
                     <a:xfrm>
                       <a:off x="0" y="0"/>
-                      <a:ext cx="5334000" cy="3377081"/>
+                      <a:ext cx="4254500" cy="1473200"/>
                     </a:xfrm>
                     <a:prstGeom prst="rect">
                       <a:avLst/>
@@ -6683,8 +7574,15 @@
     <w:p>
       <w:pPr>
         <w:pStyle w:val="ImageCaption"/>
-      </w:pPr>
-      <w:r>
+        <w:jc w:val="center"/>
+      </w:pPr>
+      <w:r>
+        <w:rPr>
+          <w:rFonts w:ascii="Calibri" w:hAnsi="Calibri"/>
+          <w:i/>
+          <w:color w:val="595959"/>
+          <w:sz w:val="18"/>
+        </w:rPr>
         <w:t xml:space="preserve">Normal resolution untouched</w:t>
       </w:r>
     </w:p>
@@ -7052,48 +7950,62 @@
     <w:p>
       <w:pPr>
         <w:pStyle w:val="SourceCode"/>
-        <w:shd w:val="clear" w:color="auto" w:fill="F2F2F2"/>
+        <w:shd w:val="clear" w:color="auto" w:fill="F2F4F7"/>
         <w:spacing w:after="0" w:before="0"/>
+        <w:ind w:left="85" w:right="85"/>
+        <w:shd w:val="clear" w:color="auto" w:fill="F2F4F7"/>
       </w:pPr>
       <w:r>
         <w:rPr>
           <w:rStyle w:val="ExtensionTok"/>
-          <w:color w:val="C00000"/>
+          <w:rFonts w:ascii="Consolas" w:hAnsi="Consolas"/>
+          <w:color w:val="C00000"/>
+          <w:sz w:val="19"/>
         </w:rPr>
         <w:t xml:space="preserve">npm</w:t>
       </w:r>
       <w:r>
         <w:rPr>
           <w:rStyle w:val="NormalTok"/>
-          <w:color w:val="C00000"/>
+          <w:rFonts w:ascii="Consolas" w:hAnsi="Consolas"/>
+          <w:color w:val="C00000"/>
+          <w:sz w:val="19"/>
         </w:rPr>
         <w:t xml:space="preserve"> view </w:t>
       </w:r>
       <w:r>
         <w:rPr>
           <w:rStyle w:val="OperatorTok"/>
-          <w:color w:val="C00000"/>
+          <w:rFonts w:ascii="Consolas" w:hAnsi="Consolas"/>
+          <w:color w:val="C00000"/>
+          <w:sz w:val="19"/>
         </w:rPr>
         <w:t xml:space="preserve">&lt;</w:t>
       </w:r>
       <w:r>
         <w:rPr>
           <w:rStyle w:val="NormalTok"/>
-          <w:color w:val="C00000"/>
+          <w:rFonts w:ascii="Consolas" w:hAnsi="Consolas"/>
+          <w:color w:val="C00000"/>
+          <w:sz w:val="19"/>
         </w:rPr>
         <w:t xml:space="preserve">name</w:t>
       </w:r>
       <w:r>
         <w:rPr>
           <w:rStyle w:val="OperatorTok"/>
-          <w:color w:val="C00000"/>
+          <w:rFonts w:ascii="Consolas" w:hAnsi="Consolas"/>
+          <w:color w:val="C00000"/>
+          <w:sz w:val="19"/>
         </w:rPr>
         <w:t xml:space="preserve">&gt;</w:t>
       </w:r>
       <w:r>
         <w:rPr>
           <w:rStyle w:val="NormalTok"/>
-          <w:color w:val="C00000"/>
+          <w:rFonts w:ascii="Consolas" w:hAnsi="Consolas"/>
+          <w:color w:val="C00000"/>
+          <w:sz w:val="19"/>
         </w:rPr>
         <w:t xml:space="preserve"> version time.created maintainers</w:t>
       </w:r>
@@ -7133,11 +8045,18 @@
     <w:p>
       <w:pPr>
         <w:pStyle w:val="CaptionedFigure"/>
-      </w:pPr>
-      <w:r>
+        <w:jc w:val="center"/>
+      </w:pPr>
+      <w:r>
+        <w:rPr>
+          <w:rFonts w:ascii="Calibri" w:hAnsi="Calibri"/>
+          <w:i/>
+          <w:color w:val="595959"/>
+          <w:sz w:val="18"/>
+        </w:rPr>
         <w:drawing>
           <wp:inline>
-            <wp:extent cx="5334000" cy="3377081"/>
+            <wp:extent cx="5334000" cy="1311508"/>
             <wp:effectExtent b="0" l="0" r="0" t="0"/>
             <wp:docPr descr="The classic squat: expresss" title="" id="62" name="Picture"/>
             <a:graphic>
@@ -7158,7 +8077,7 @@
                   <pic:spPr bwMode="auto">
                     <a:xfrm>
                       <a:off x="0" y="0"/>
-                      <a:ext cx="5334000" cy="3377081"/>
+                      <a:ext cx="5334000" cy="1311508"/>
                     </a:xfrm>
                     <a:prstGeom prst="rect">
                       <a:avLst/>
@@ -7180,8 +8099,15 @@
     <w:p>
       <w:pPr>
         <w:pStyle w:val="ImageCaption"/>
-      </w:pPr>
-      <w:r>
+        <w:jc w:val="center"/>
+      </w:pPr>
+      <w:r>
+        <w:rPr>
+          <w:rFonts w:ascii="Calibri" w:hAnsi="Calibri"/>
+          <w:i/>
+          <w:color w:val="595959"/>
+          <w:sz w:val="18"/>
+        </w:rPr>
         <w:t xml:space="preserve">The classic squat: expresss</w:t>
       </w:r>
     </w:p>
@@ -7237,8 +8163,24 @@
       <w:tblPr>
         <w:tblStyle w:val="Table"/>
         <w:tblW w:type="pct" w:w="5000"/>
+        <w:tblLook w:firstRow="1" w:lastRow="0" w:firstColumn="0" w:lastColumn="0" w:noHBand="0" w:noVBand="0" w:val="0020"/>
         <w:jc w:val="center"/>
-        <w:tblLook w:firstRow="1" w:lastRow="0" w:firstColumn="0" w:lastColumn="0" w:noHBand="0" w:noVBand="0" w:val="0020"/>
+        <w:tblBorders>
+          <w:top w:val="single" w:sz="6" w:space="0" w:color="BFBFBF"/>
+          <w:left w:val="single" w:sz="6" w:space="0" w:color="BFBFBF"/>
+          <w:bottom w:val="single" w:sz="6" w:space="0" w:color="BFBFBF"/>
+          <w:right w:val="single" w:sz="6" w:space="0" w:color="BFBFBF"/>
+          <w:insideH w:val="single" w:sz="6" w:space="0" w:color="BFBFBF"/>
+          <w:insideV w:val="single" w:sz="6" w:space="0" w:color="BFBFBF"/>
+        </w:tblBorders>
+        <w:tblBorders>
+          <w:top w:val="single" w:sz="6" w:space="0" w:color="BFBFBF"/>
+          <w:left w:val="single" w:sz="6" w:space="0" w:color="BFBFBF"/>
+          <w:bottom w:val="single" w:sz="6" w:space="0" w:color="BFBFBF"/>
+          <w:right w:val="single" w:sz="6" w:space="0" w:color="BFBFBF"/>
+          <w:insideH w:val="single" w:sz="6" w:space="0" w:color="BFBFBF"/>
+          <w:insideV w:val="single" w:sz="6" w:space="0" w:color="BFBFBF"/>
+        </w:tblBorders>
       </w:tblPr>
       <w:tblGrid>
         <w:gridCol w:w="2640"/>
@@ -7251,6 +8193,7 @@
         </w:trPr>
         <w:tc>
           <w:tcPr>
+            <w:shd w:val="clear" w:color="auto" w:fill="DEEAF6"/>
             <w:shd w:val="clear" w:color="auto" w:fill="DEEAF6"/>
           </w:tcPr>
           <w:p>
@@ -7269,6 +8212,7 @@
         <w:tc>
           <w:tcPr>
             <w:shd w:val="clear" w:color="auto" w:fill="DEEAF6"/>
+            <w:shd w:val="clear" w:color="auto" w:fill="DEEAF6"/>
           </w:tcPr>
           <w:p>
             <w:pPr>
@@ -7285,6 +8229,7 @@
         </w:tc>
         <w:tc>
           <w:tcPr>
+            <w:shd w:val="clear" w:color="auto" w:fill="DEEAF6"/>
             <w:shd w:val="clear" w:color="auto" w:fill="DEEAF6"/>
           </w:tcPr>
           <w:p>
@@ -7354,7 +8299,10 @@
       </w:tr>
       <w:tr>
         <w:tc>
-          <w:tcPr/>
+          <w:tcPr>
+            <w:shd w:val="clear" w:color="auto" w:fill="F7F9FC"/>
+            <w:shd w:val="clear" w:color="auto" w:fill="F7F9FC"/>
+          </w:tcPr>
           <w:p>
             <w:pPr>
               <w:pStyle w:val="Compact"/>
@@ -7369,7 +8317,10 @@
           </w:p>
         </w:tc>
         <w:tc>
-          <w:tcPr/>
+          <w:tcPr>
+            <w:shd w:val="clear" w:color="auto" w:fill="F7F9FC"/>
+            <w:shd w:val="clear" w:color="auto" w:fill="F7F9FC"/>
+          </w:tcPr>
           <w:p>
             <w:pPr>
               <w:pStyle w:val="Compact"/>
@@ -7381,7 +8332,10 @@
           </w:p>
         </w:tc>
         <w:tc>
-          <w:tcPr/>
+          <w:tcPr>
+            <w:shd w:val="clear" w:color="auto" w:fill="F7F9FC"/>
+            <w:shd w:val="clear" w:color="auto" w:fill="F7F9FC"/>
+          </w:tcPr>
           <w:p>
             <w:pPr>
               <w:pStyle w:val="Compact"/>
@@ -7450,7 +8404,10 @@
       </w:tr>
       <w:tr>
         <w:tc>
-          <w:tcPr/>
+          <w:tcPr>
+            <w:shd w:val="clear" w:color="auto" w:fill="F7F9FC"/>
+            <w:shd w:val="clear" w:color="auto" w:fill="F7F9FC"/>
+          </w:tcPr>
           <w:p>
             <w:pPr>
               <w:pStyle w:val="Compact"/>
@@ -7465,7 +8422,10 @@
           </w:p>
         </w:tc>
         <w:tc>
-          <w:tcPr/>
+          <w:tcPr>
+            <w:shd w:val="clear" w:color="auto" w:fill="F7F9FC"/>
+            <w:shd w:val="clear" w:color="auto" w:fill="F7F9FC"/>
+          </w:tcPr>
           <w:p>
             <w:pPr>
               <w:pStyle w:val="Compact"/>
@@ -7477,7 +8437,10 @@
           </w:p>
         </w:tc>
         <w:tc>
-          <w:tcPr/>
+          <w:tcPr>
+            <w:shd w:val="clear" w:color="auto" w:fill="F7F9FC"/>
+            <w:shd w:val="clear" w:color="auto" w:fill="F7F9FC"/>
+          </w:tcPr>
           <w:p>
             <w:pPr>
               <w:pStyle w:val="Compact"/>
@@ -7546,7 +8509,10 @@
       </w:tr>
       <w:tr>
         <w:tc>
-          <w:tcPr/>
+          <w:tcPr>
+            <w:shd w:val="clear" w:color="auto" w:fill="F7F9FC"/>
+            <w:shd w:val="clear" w:color="auto" w:fill="F7F9FC"/>
+          </w:tcPr>
           <w:p>
             <w:pPr>
               <w:pStyle w:val="Compact"/>
@@ -7561,7 +8527,10 @@
           </w:p>
         </w:tc>
         <w:tc>
-          <w:tcPr/>
+          <w:tcPr>
+            <w:shd w:val="clear" w:color="auto" w:fill="F7F9FC"/>
+            <w:shd w:val="clear" w:color="auto" w:fill="F7F9FC"/>
+          </w:tcPr>
           <w:p>
             <w:pPr>
               <w:pStyle w:val="Compact"/>
@@ -7583,7 +8552,10 @@
           </w:p>
         </w:tc>
         <w:tc>
-          <w:tcPr/>
+          <w:tcPr>
+            <w:shd w:val="clear" w:color="auto" w:fill="F7F9FC"/>
+            <w:shd w:val="clear" w:color="auto" w:fill="F7F9FC"/>
+          </w:tcPr>
           <w:p>
             <w:pPr>
               <w:pStyle w:val="Compact"/>
@@ -7652,7 +8624,10 @@
       </w:tr>
       <w:tr>
         <w:tc>
-          <w:tcPr/>
+          <w:tcPr>
+            <w:shd w:val="clear" w:color="auto" w:fill="F7F9FC"/>
+            <w:shd w:val="clear" w:color="auto" w:fill="F7F9FC"/>
+          </w:tcPr>
           <w:p>
             <w:pPr>
               <w:pStyle w:val="Compact"/>
@@ -7667,7 +8642,10 @@
           </w:p>
         </w:tc>
         <w:tc>
-          <w:tcPr/>
+          <w:tcPr>
+            <w:shd w:val="clear" w:color="auto" w:fill="F7F9FC"/>
+            <w:shd w:val="clear" w:color="auto" w:fill="F7F9FC"/>
+          </w:tcPr>
           <w:p>
             <w:pPr>
               <w:pStyle w:val="Compact"/>
@@ -7689,7 +8667,10 @@
           </w:p>
         </w:tc>
         <w:tc>
-          <w:tcPr/>
+          <w:tcPr>
+            <w:shd w:val="clear" w:color="auto" w:fill="F7F9FC"/>
+            <w:shd w:val="clear" w:color="auto" w:fill="F7F9FC"/>
+          </w:tcPr>
           <w:p>
             <w:pPr>
               <w:pStyle w:val="Compact"/>
@@ -7758,7 +8739,10 @@
       </w:tr>
       <w:tr>
         <w:tc>
-          <w:tcPr/>
+          <w:tcPr>
+            <w:shd w:val="clear" w:color="auto" w:fill="F7F9FC"/>
+            <w:shd w:val="clear" w:color="auto" w:fill="F7F9FC"/>
+          </w:tcPr>
           <w:p>
             <w:pPr>
               <w:pStyle w:val="Compact"/>
@@ -7785,7 +8769,10 @@
           </w:p>
         </w:tc>
         <w:tc>
-          <w:tcPr/>
+          <w:tcPr>
+            <w:shd w:val="clear" w:color="auto" w:fill="F7F9FC"/>
+            <w:shd w:val="clear" w:color="auto" w:fill="F7F9FC"/>
+          </w:tcPr>
           <w:p>
             <w:pPr>
               <w:pStyle w:val="Compact"/>
@@ -7797,7 +8784,10 @@
           </w:p>
         </w:tc>
         <w:tc>
-          <w:tcPr/>
+          <w:tcPr>
+            <w:shd w:val="clear" w:color="auto" w:fill="F7F9FC"/>
+            <w:shd w:val="clear" w:color="auto" w:fill="F7F9FC"/>
+          </w:tcPr>
           <w:p>
             <w:pPr>
               <w:pStyle w:val="Compact"/>
@@ -7813,11 +8803,18 @@
     <w:p>
       <w:pPr>
         <w:pStyle w:val="CaptionedFigure"/>
-      </w:pPr>
-      <w:r>
+        <w:jc w:val="center"/>
+      </w:pPr>
+      <w:r>
+        <w:rPr>
+          <w:rFonts w:ascii="Calibri" w:hAnsi="Calibri"/>
+          <w:i/>
+          <w:color w:val="595959"/>
+          <w:sz w:val="18"/>
+        </w:rPr>
         <w:drawing>
           <wp:inline>
-            <wp:extent cx="5334000" cy="3377081"/>
+            <wp:extent cx="5334000" cy="1379772"/>
             <wp:effectExtent b="0" l="0" r="0" t="0"/>
             <wp:docPr descr="The live lodash squat" title="" id="65" name="Picture"/>
             <a:graphic>
@@ -7838,7 +8835,7 @@
                   <pic:spPr bwMode="auto">
                     <a:xfrm>
                       <a:off x="0" y="0"/>
-                      <a:ext cx="5334000" cy="3377081"/>
+                      <a:ext cx="5334000" cy="1379772"/>
                     </a:xfrm>
                     <a:prstGeom prst="rect">
                       <a:avLst/>
@@ -7860,8 +8857,15 @@
     <w:p>
       <w:pPr>
         <w:pStyle w:val="ImageCaption"/>
-      </w:pPr>
-      <w:r>
+        <w:jc w:val="center"/>
+      </w:pPr>
+      <w:r>
+        <w:rPr>
+          <w:rFonts w:ascii="Calibri" w:hAnsi="Calibri"/>
+          <w:i/>
+          <w:color w:val="595959"/>
+          <w:sz w:val="18"/>
+        </w:rPr>
         <w:t xml:space="preserve">The live lodash squat</w:t>
       </w:r>
     </w:p>
@@ -7916,11 +8920,18 @@
     <w:p>
       <w:pPr>
         <w:pStyle w:val="CaptionedFigure"/>
-      </w:pPr>
-      <w:r>
+        <w:jc w:val="center"/>
+      </w:pPr>
+      <w:r>
+        <w:rPr>
+          <w:rFonts w:ascii="Calibri" w:hAnsi="Calibri"/>
+          <w:i/>
+          <w:color w:val="595959"/>
+          <w:sz w:val="18"/>
+        </w:rPr>
         <w:drawing>
           <wp:inline>
-            <wp:extent cx="5334000" cy="3377081"/>
+            <wp:extent cx="5334000" cy="1379772"/>
             <wp:effectExtent b="0" l="0" r="0" t="0"/>
             <wp:docPr descr="The npm security takedown" title="" id="68" name="Picture"/>
             <a:graphic>
@@ -7941,7 +8952,7 @@
                   <pic:spPr bwMode="auto">
                     <a:xfrm>
                       <a:off x="0" y="0"/>
-                      <a:ext cx="5334000" cy="3377081"/>
+                      <a:ext cx="5334000" cy="1379772"/>
                     </a:xfrm>
                     <a:prstGeom prst="rect">
                       <a:avLst/>
@@ -7963,8 +8974,15 @@
     <w:p>
       <w:pPr>
         <w:pStyle w:val="ImageCaption"/>
-      </w:pPr>
-      <w:r>
+        <w:jc w:val="center"/>
+      </w:pPr>
+      <w:r>
+        <w:rPr>
+          <w:rFonts w:ascii="Calibri" w:hAnsi="Calibri"/>
+          <w:i/>
+          <w:color w:val="595959"/>
+          <w:sz w:val="18"/>
+        </w:rPr>
         <w:t xml:space="preserve">The npm security takedown</w:t>
       </w:r>
     </w:p>
@@ -8070,11 +9088,18 @@
     <w:p>
       <w:pPr>
         <w:pStyle w:val="CaptionedFigure"/>
-      </w:pPr>
-      <w:r>
+        <w:jc w:val="center"/>
+      </w:pPr>
+      <w:r>
+        <w:rPr>
+          <w:rFonts w:ascii="Calibri" w:hAnsi="Calibri"/>
+          <w:i/>
+          <w:color w:val="595959"/>
+          <w:sz w:val="18"/>
+        </w:rPr>
         <w:drawing>
           <wp:inline>
-            <wp:extent cx="5334000" cy="3377081"/>
+            <wp:extent cx="5334000" cy="1198323"/>
             <wp:effectExtent b="0" l="0" r="0" t="0"/>
             <wp:docPr descr="A fresh squat from 2024" title="" id="71" name="Picture"/>
             <a:graphic>
@@ -8095,7 +9120,7 @@
                   <pic:spPr bwMode="auto">
                     <a:xfrm>
                       <a:off x="0" y="0"/>
-                      <a:ext cx="5334000" cy="3377081"/>
+                      <a:ext cx="5334000" cy="1198323"/>
                     </a:xfrm>
                     <a:prstGeom prst="rect">
                       <a:avLst/>
@@ -8117,8 +9142,15 @@
     <w:p>
       <w:pPr>
         <w:pStyle w:val="ImageCaption"/>
-      </w:pPr>
-      <w:r>
+        <w:jc w:val="center"/>
+      </w:pPr>
+      <w:r>
+        <w:rPr>
+          <w:rFonts w:ascii="Calibri" w:hAnsi="Calibri"/>
+          <w:i/>
+          <w:color w:val="595959"/>
+          <w:sz w:val="18"/>
+        </w:rPr>
         <w:t xml:space="preserve">A fresh squat from 2024</w:t>
       </w:r>
     </w:p>
@@ -8206,8 +9238,24 @@
       <w:tblPr>
         <w:tblStyle w:val="Table"/>
         <w:tblW w:type="auto" w:w="0"/>
+        <w:tblLook w:firstRow="1" w:lastRow="0" w:firstColumn="0" w:lastColumn="0" w:noHBand="0" w:noVBand="0" w:val="0020"/>
         <w:jc w:val="center"/>
-        <w:tblLook w:firstRow="1" w:lastRow="0" w:firstColumn="0" w:lastColumn="0" w:noHBand="0" w:noVBand="0" w:val="0020"/>
+        <w:tblBorders>
+          <w:top w:val="single" w:sz="6" w:space="0" w:color="BFBFBF"/>
+          <w:left w:val="single" w:sz="6" w:space="0" w:color="BFBFBF"/>
+          <w:bottom w:val="single" w:sz="6" w:space="0" w:color="BFBFBF"/>
+          <w:right w:val="single" w:sz="6" w:space="0" w:color="BFBFBF"/>
+          <w:insideH w:val="single" w:sz="6" w:space="0" w:color="BFBFBF"/>
+          <w:insideV w:val="single" w:sz="6" w:space="0" w:color="BFBFBF"/>
+        </w:tblBorders>
+        <w:tblBorders>
+          <w:top w:val="single" w:sz="6" w:space="0" w:color="BFBFBF"/>
+          <w:left w:val="single" w:sz="6" w:space="0" w:color="BFBFBF"/>
+          <w:bottom w:val="single" w:sz="6" w:space="0" w:color="BFBFBF"/>
+          <w:right w:val="single" w:sz="6" w:space="0" w:color="BFBFBF"/>
+          <w:insideH w:val="single" w:sz="6" w:space="0" w:color="BFBFBF"/>
+          <w:insideV w:val="single" w:sz="6" w:space="0" w:color="BFBFBF"/>
+        </w:tblBorders>
       </w:tblPr>
       <w:tblGrid>
         <w:gridCol w:w="2640"/>
@@ -8220,6 +9268,7 @@
         </w:trPr>
         <w:tc>
           <w:tcPr>
+            <w:shd w:val="clear" w:color="auto" w:fill="DEEAF6"/>
             <w:shd w:val="clear" w:color="auto" w:fill="DEEAF6"/>
           </w:tcPr>
           <w:p>
@@ -8238,6 +9287,7 @@
         <w:tc>
           <w:tcPr>
             <w:shd w:val="clear" w:color="auto" w:fill="DEEAF6"/>
+            <w:shd w:val="clear" w:color="auto" w:fill="DEEAF6"/>
           </w:tcPr>
           <w:p>
             <w:pPr>
@@ -8254,6 +9304,7 @@
         </w:tc>
         <w:tc>
           <w:tcPr>
+            <w:shd w:val="clear" w:color="auto" w:fill="DEEAF6"/>
             <w:shd w:val="clear" w:color="auto" w:fill="DEEAF6"/>
           </w:tcPr>
           <w:p>
@@ -8310,7 +9361,10 @@
       </w:tr>
       <w:tr>
         <w:tc>
-          <w:tcPr/>
+          <w:tcPr>
+            <w:shd w:val="clear" w:color="auto" w:fill="F7F9FC"/>
+            <w:shd w:val="clear" w:color="auto" w:fill="F7F9FC"/>
+          </w:tcPr>
           <w:p>
             <w:pPr>
               <w:pStyle w:val="Compact"/>
@@ -8322,7 +9376,10 @@
           </w:p>
         </w:tc>
         <w:tc>
-          <w:tcPr/>
+          <w:tcPr>
+            <w:shd w:val="clear" w:color="auto" w:fill="F7F9FC"/>
+            <w:shd w:val="clear" w:color="auto" w:fill="F7F9FC"/>
+          </w:tcPr>
           <w:p>
             <w:pPr>
               <w:pStyle w:val="Compact"/>
@@ -8343,7 +9400,10 @@
           </w:p>
         </w:tc>
         <w:tc>
-          <w:tcPr/>
+          <w:tcPr>
+            <w:shd w:val="clear" w:color="auto" w:fill="F7F9FC"/>
+            <w:shd w:val="clear" w:color="auto" w:fill="F7F9FC"/>
+          </w:tcPr>
           <w:p>
             <w:pPr>
               <w:pStyle w:val="Compact"/>
@@ -8395,7 +9455,10 @@
       </w:tr>
       <w:tr>
         <w:tc>
-          <w:tcPr/>
+          <w:tcPr>
+            <w:shd w:val="clear" w:color="auto" w:fill="F7F9FC"/>
+            <w:shd w:val="clear" w:color="auto" w:fill="F7F9FC"/>
+          </w:tcPr>
           <w:p>
             <w:pPr>
               <w:pStyle w:val="Compact"/>
@@ -8416,7 +9479,10 @@
           </w:p>
         </w:tc>
         <w:tc>
-          <w:tcPr/>
+          <w:tcPr>
+            <w:shd w:val="clear" w:color="auto" w:fill="F7F9FC"/>
+            <w:shd w:val="clear" w:color="auto" w:fill="F7F9FC"/>
+          </w:tcPr>
           <w:p>
             <w:pPr>
               <w:pStyle w:val="Compact"/>
@@ -8432,7 +9498,10 @@
           </w:p>
         </w:tc>
         <w:tc>
-          <w:tcPr/>
+          <w:tcPr>
+            <w:shd w:val="clear" w:color="auto" w:fill="F7F9FC"/>
+            <w:shd w:val="clear" w:color="auto" w:fill="F7F9FC"/>
+          </w:tcPr>
           <w:p>
             <w:pPr>
               <w:pStyle w:val="Compact"/>
@@ -8474,54 +9543,70 @@
     <w:p>
       <w:pPr>
         <w:pStyle w:val="SourceCode"/>
-        <w:shd w:val="clear" w:color="auto" w:fill="F2F2F2"/>
+        <w:shd w:val="clear" w:color="auto" w:fill="F2F4F7"/>
         <w:spacing w:after="0" w:before="0"/>
+        <w:ind w:left="85" w:right="85"/>
+        <w:shd w:val="clear" w:color="auto" w:fill="F2F4F7"/>
       </w:pPr>
       <w:r>
         <w:rPr>
           <w:rStyle w:val="ExtensionTok"/>
-          <w:color w:val="C00000"/>
+          <w:rFonts w:ascii="Consolas" w:hAnsi="Consolas"/>
+          <w:color w:val="C00000"/>
+          <w:sz w:val="19"/>
         </w:rPr>
         <w:t xml:space="preserve">npm</w:t>
       </w:r>
       <w:r>
         <w:rPr>
           <w:rStyle w:val="NormalTok"/>
-          <w:color w:val="C00000"/>
+          <w:rFonts w:ascii="Consolas" w:hAnsi="Consolas"/>
+          <w:color w:val="C00000"/>
+          <w:sz w:val="19"/>
         </w:rPr>
         <w:t xml:space="preserve"> view @docutrust/shared </w:t>
       </w:r>
       <w:r>
         <w:rPr>
           <w:rStyle w:val="AttributeTok"/>
-          <w:color w:val="C00000"/>
+          <w:rFonts w:ascii="Consolas" w:hAnsi="Consolas"/>
+          <w:color w:val="C00000"/>
+          <w:sz w:val="19"/>
         </w:rPr>
         <w:t xml:space="preserve">--@docutrust:registry</w:t>
       </w:r>
       <w:r>
         <w:rPr>
           <w:rStyle w:val="OperatorTok"/>
-          <w:color w:val="C00000"/>
+          <w:rFonts w:ascii="Consolas" w:hAnsi="Consolas"/>
+          <w:color w:val="C00000"/>
+          <w:sz w:val="19"/>
         </w:rPr>
         <w:t xml:space="preserve">=</w:t>
       </w:r>
       <w:r>
         <w:rPr>
           <w:rStyle w:val="NormalTok"/>
-          <w:color w:val="C00000"/>
+          <w:rFonts w:ascii="Consolas" w:hAnsi="Consolas"/>
+          <w:color w:val="C00000"/>
+          <w:sz w:val="19"/>
         </w:rPr>
         <w:t xml:space="preserve">https://registry.npmjs.org/</w:t>
       </w:r>
       <w:r>
         <w:rPr>
-          <w:color w:val="C00000"/>
+          <w:rFonts w:ascii="Consolas" w:hAnsi="Consolas"/>
+          <w:color w:val="C00000"/>
+          <w:sz w:val="19"/>
         </w:rPr>
         <w:br/>
       </w:r>
       <w:r>
         <w:rPr>
           <w:rStyle w:val="CommentTok"/>
-          <w:color w:val="C00000"/>
+          <w:rFonts w:ascii="Consolas" w:hAnsi="Consolas"/>
+          <w:color w:val="C00000"/>
+          <w:sz w:val="19"/>
         </w:rPr>
         <w:t xml:space="preserve"># ...utils, config, core, auth</w:t>
       </w:r>
@@ -8529,11 +9614,18 @@
     <w:p>
       <w:pPr>
         <w:pStyle w:val="CaptionedFigure"/>
-      </w:pPr>
-      <w:r>
+        <w:jc w:val="center"/>
+      </w:pPr>
+      <w:r>
+        <w:rPr>
+          <w:rFonts w:ascii="Calibri" w:hAnsi="Calibri"/>
+          <w:i/>
+          <w:color w:val="595959"/>
+          <w:sz w:val="18"/>
+        </w:rPr>
         <w:drawing>
           <wp:inline>
-            <wp:extent cx="5334000" cy="3377081"/>
+            <wp:extent cx="5334000" cy="1397000"/>
             <wp:effectExtent b="0" l="0" r="0" t="0"/>
             <wp:docPr descr="Nothing under our scope" title="" id="74" name="Picture"/>
             <a:graphic>
@@ -8554,7 +9646,7 @@
                   <pic:spPr bwMode="auto">
                     <a:xfrm>
                       <a:off x="0" y="0"/>
-                      <a:ext cx="5334000" cy="3377081"/>
+                      <a:ext cx="5334000" cy="1397000"/>
                     </a:xfrm>
                     <a:prstGeom prst="rect">
                       <a:avLst/>
@@ -8576,8 +9668,15 @@
     <w:p>
       <w:pPr>
         <w:pStyle w:val="ImageCaption"/>
-      </w:pPr>
-      <w:r>
+        <w:jc w:val="center"/>
+      </w:pPr>
+      <w:r>
+        <w:rPr>
+          <w:rFonts w:ascii="Calibri" w:hAnsi="Calibri"/>
+          <w:i/>
+          <w:color w:val="595959"/>
+          <w:sz w:val="18"/>
+        </w:rPr>
         <w:t xml:space="preserve">Nothing under our scope</w:t>
       </w:r>
     </w:p>
@@ -8910,231 +10009,299 @@
     <w:p>
       <w:pPr>
         <w:pStyle w:val="SourceCode"/>
-        <w:shd w:val="clear" w:color="auto" w:fill="F2F2F2"/>
+        <w:shd w:val="clear" w:color="auto" w:fill="F2F4F7"/>
         <w:spacing w:after="0" w:before="0"/>
+        <w:ind w:left="85" w:right="85"/>
+        <w:shd w:val="clear" w:color="auto" w:fill="F2F4F7"/>
       </w:pPr>
       <w:r>
         <w:rPr>
           <w:rStyle w:val="CommentTok"/>
-          <w:color w:val="C00000"/>
+          <w:rFonts w:ascii="Consolas" w:hAnsi="Consolas"/>
+          <w:color w:val="C00000"/>
+          <w:sz w:val="19"/>
         </w:rPr>
         <w:t xml:space="preserve"># install the official CLI (scorecard v5.5.0)</w:t>
       </w:r>
       <w:r>
         <w:rPr>
-          <w:color w:val="C00000"/>
+          <w:rFonts w:ascii="Consolas" w:hAnsi="Consolas"/>
+          <w:color w:val="C00000"/>
+          <w:sz w:val="19"/>
         </w:rPr>
         <w:br/>
       </w:r>
       <w:r>
         <w:rPr>
           <w:rStyle w:val="ExtensionTok"/>
-          <w:color w:val="C00000"/>
+          <w:rFonts w:ascii="Consolas" w:hAnsi="Consolas"/>
+          <w:color w:val="C00000"/>
+          <w:sz w:val="19"/>
         </w:rPr>
         <w:t xml:space="preserve">curl</w:t>
       </w:r>
       <w:r>
         <w:rPr>
           <w:rStyle w:val="NormalTok"/>
-          <w:color w:val="C00000"/>
+          <w:rFonts w:ascii="Consolas" w:hAnsi="Consolas"/>
+          <w:color w:val="C00000"/>
+          <w:sz w:val="19"/>
         </w:rPr>
         <w:t xml:space="preserve"> </w:t>
       </w:r>
       <w:r>
         <w:rPr>
           <w:rStyle w:val="AttributeTok"/>
-          <w:color w:val="C00000"/>
+          <w:rFonts w:ascii="Consolas" w:hAnsi="Consolas"/>
+          <w:color w:val="C00000"/>
+          <w:sz w:val="19"/>
         </w:rPr>
         <w:t xml:space="preserve">-sL</w:t>
       </w:r>
       <w:r>
         <w:rPr>
           <w:rStyle w:val="NormalTok"/>
-          <w:color w:val="C00000"/>
+          <w:rFonts w:ascii="Consolas" w:hAnsi="Consolas"/>
+          <w:color w:val="C00000"/>
+          <w:sz w:val="19"/>
         </w:rPr>
         <w:t xml:space="preserve"> https://github.com/ossf/scorecard/releases/download/v5.5.0/scorecard_5.5.0_linux_amd64.tar.gz </w:t>
       </w:r>
       <w:r>
         <w:rPr>
           <w:rStyle w:val="AttributeTok"/>
-          <w:color w:val="C00000"/>
+          <w:rFonts w:ascii="Consolas" w:hAnsi="Consolas"/>
+          <w:color w:val="C00000"/>
+          <w:sz w:val="19"/>
         </w:rPr>
         <w:t xml:space="preserve">-o</w:t>
       </w:r>
       <w:r>
         <w:rPr>
           <w:rStyle w:val="NormalTok"/>
-          <w:color w:val="C00000"/>
+          <w:rFonts w:ascii="Consolas" w:hAnsi="Consolas"/>
+          <w:color w:val="C00000"/>
+          <w:sz w:val="19"/>
         </w:rPr>
         <w:t xml:space="preserve"> scorecard.tar.gz</w:t>
       </w:r>
       <w:r>
         <w:rPr>
-          <w:color w:val="C00000"/>
+          <w:rFonts w:ascii="Consolas" w:hAnsi="Consolas"/>
+          <w:color w:val="C00000"/>
+          <w:sz w:val="19"/>
         </w:rPr>
         <w:br/>
       </w:r>
       <w:r>
         <w:rPr>
           <w:rStyle w:val="FunctionTok"/>
-          <w:color w:val="C00000"/>
+          <w:rFonts w:ascii="Consolas" w:hAnsi="Consolas"/>
+          <w:color w:val="C00000"/>
+          <w:sz w:val="19"/>
         </w:rPr>
         <w:t xml:space="preserve">tar</w:t>
       </w:r>
       <w:r>
         <w:rPr>
           <w:rStyle w:val="NormalTok"/>
-          <w:color w:val="C00000"/>
+          <w:rFonts w:ascii="Consolas" w:hAnsi="Consolas"/>
+          <w:color w:val="C00000"/>
+          <w:sz w:val="19"/>
         </w:rPr>
         <w:t xml:space="preserve"> </w:t>
       </w:r>
       <w:r>
         <w:rPr>
           <w:rStyle w:val="AttributeTok"/>
-          <w:color w:val="C00000"/>
+          <w:rFonts w:ascii="Consolas" w:hAnsi="Consolas"/>
+          <w:color w:val="C00000"/>
+          <w:sz w:val="19"/>
         </w:rPr>
         <w:t xml:space="preserve">-xzf</w:t>
       </w:r>
       <w:r>
         <w:rPr>
           <w:rStyle w:val="NormalTok"/>
-          <w:color w:val="C00000"/>
+          <w:rFonts w:ascii="Consolas" w:hAnsi="Consolas"/>
+          <w:color w:val="C00000"/>
+          <w:sz w:val="19"/>
         </w:rPr>
         <w:t xml:space="preserve"> scorecard.tar.gz scorecard</w:t>
       </w:r>
       <w:r>
         <w:rPr>
-          <w:color w:val="C00000"/>
+          <w:rFonts w:ascii="Consolas" w:hAnsi="Consolas"/>
+          <w:color w:val="C00000"/>
+          <w:sz w:val="19"/>
         </w:rPr>
         <w:br/>
       </w:r>
       <w:r>
         <w:rPr>
           <w:rStyle w:val="FunctionTok"/>
-          <w:color w:val="C00000"/>
+          <w:rFonts w:ascii="Consolas" w:hAnsi="Consolas"/>
+          <w:color w:val="C00000"/>
+          <w:sz w:val="19"/>
         </w:rPr>
         <w:t xml:space="preserve">sudo</w:t>
       </w:r>
       <w:r>
         <w:rPr>
           <w:rStyle w:val="NormalTok"/>
-          <w:color w:val="C00000"/>
+          <w:rFonts w:ascii="Consolas" w:hAnsi="Consolas"/>
+          <w:color w:val="C00000"/>
+          <w:sz w:val="19"/>
         </w:rPr>
         <w:t xml:space="preserve"> mv scorecard /usr/local/bin/</w:t>
       </w:r>
       <w:r>
         <w:rPr>
-          <w:color w:val="C00000"/>
+          <w:rFonts w:ascii="Consolas" w:hAnsi="Consolas"/>
+          <w:color w:val="C00000"/>
+          <w:sz w:val="19"/>
         </w:rPr>
         <w:br/>
       </w:r>
       <w:r>
         <w:rPr>
-          <w:color w:val="C00000"/>
+          <w:rFonts w:ascii="Consolas" w:hAnsi="Consolas"/>
+          <w:color w:val="C00000"/>
+          <w:sz w:val="19"/>
         </w:rPr>
         <w:br/>
       </w:r>
       <w:r>
         <w:rPr>
           <w:rStyle w:val="BuiltInTok"/>
-          <w:color w:val="C00000"/>
+          <w:rFonts w:ascii="Consolas" w:hAnsi="Consolas"/>
+          <w:color w:val="C00000"/>
+          <w:sz w:val="19"/>
         </w:rPr>
         <w:t xml:space="preserve">export</w:t>
       </w:r>
       <w:r>
         <w:rPr>
           <w:rStyle w:val="NormalTok"/>
-          <w:color w:val="C00000"/>
+          <w:rFonts w:ascii="Consolas" w:hAnsi="Consolas"/>
+          <w:color w:val="C00000"/>
+          <w:sz w:val="19"/>
         </w:rPr>
         <w:t xml:space="preserve"> </w:t>
       </w:r>
       <w:r>
         <w:rPr>
           <w:rStyle w:val="VariableTok"/>
-          <w:color w:val="C00000"/>
+          <w:rFonts w:ascii="Consolas" w:hAnsi="Consolas"/>
+          <w:color w:val="C00000"/>
+          <w:sz w:val="19"/>
         </w:rPr>
         <w:t xml:space="preserve">GITHUB_AUTH_TOKEN</w:t>
       </w:r>
       <w:r>
         <w:rPr>
           <w:rStyle w:val="OperatorTok"/>
-          <w:color w:val="C00000"/>
+          <w:rFonts w:ascii="Consolas" w:hAnsi="Consolas"/>
+          <w:color w:val="C00000"/>
+          <w:sz w:val="19"/>
         </w:rPr>
         <w:t xml:space="preserve">=</w:t>
       </w:r>
       <w:r>
         <w:rPr>
           <w:rStyle w:val="VariableTok"/>
-          <w:color w:val="C00000"/>
+          <w:rFonts w:ascii="Consolas" w:hAnsi="Consolas"/>
+          <w:color w:val="C00000"/>
+          <w:sz w:val="19"/>
         </w:rPr>
         <w:t xml:space="preserve">$(</w:t>
       </w:r>
       <w:r>
         <w:rPr>
           <w:rStyle w:val="ExtensionTok"/>
-          <w:color w:val="C00000"/>
+          <w:rFonts w:ascii="Consolas" w:hAnsi="Consolas"/>
+          <w:color w:val="C00000"/>
+          <w:sz w:val="19"/>
         </w:rPr>
         <w:t xml:space="preserve">gh</w:t>
       </w:r>
       <w:r>
         <w:rPr>
           <w:rStyle w:val="NormalTok"/>
-          <w:color w:val="C00000"/>
+          <w:rFonts w:ascii="Consolas" w:hAnsi="Consolas"/>
+          <w:color w:val="C00000"/>
+          <w:sz w:val="19"/>
         </w:rPr>
         <w:t xml:space="preserve"> auth token</w:t>
       </w:r>
       <w:r>
         <w:rPr>
           <w:rStyle w:val="VariableTok"/>
-          <w:color w:val="C00000"/>
+          <w:rFonts w:ascii="Consolas" w:hAnsi="Consolas"/>
+          <w:color w:val="C00000"/>
+          <w:sz w:val="19"/>
         </w:rPr>
         <w:t xml:space="preserve">)</w:t>
       </w:r>
       <w:r>
         <w:rPr>
           <w:rStyle w:val="NormalTok"/>
-          <w:color w:val="C00000"/>
+          <w:rFonts w:ascii="Consolas" w:hAnsi="Consolas"/>
+          <w:color w:val="C00000"/>
+          <w:sz w:val="19"/>
         </w:rPr>
         <w:t xml:space="preserve">   </w:t>
       </w:r>
       <w:r>
         <w:rPr>
           <w:rStyle w:val="CommentTok"/>
-          <w:color w:val="C00000"/>
+          <w:rFonts w:ascii="Consolas" w:hAnsi="Consolas"/>
+          <w:color w:val="C00000"/>
+          <w:sz w:val="19"/>
         </w:rPr>
         <w:t xml:space="preserve"># scorecard reads the GitHub API</w:t>
       </w:r>
       <w:r>
         <w:rPr>
-          <w:color w:val="C00000"/>
+          <w:rFonts w:ascii="Consolas" w:hAnsi="Consolas"/>
+          <w:color w:val="C00000"/>
+          <w:sz w:val="19"/>
         </w:rPr>
         <w:br/>
       </w:r>
       <w:r>
         <w:rPr>
           <w:rStyle w:val="ExtensionTok"/>
-          <w:color w:val="C00000"/>
+          <w:rFonts w:ascii="Consolas" w:hAnsi="Consolas"/>
+          <w:color w:val="C00000"/>
+          <w:sz w:val="19"/>
         </w:rPr>
         <w:t xml:space="preserve">scorecard</w:t>
       </w:r>
       <w:r>
         <w:rPr>
           <w:rStyle w:val="NormalTok"/>
-          <w:color w:val="C00000"/>
+          <w:rFonts w:ascii="Consolas" w:hAnsi="Consolas"/>
+          <w:color w:val="C00000"/>
+          <w:sz w:val="19"/>
         </w:rPr>
         <w:t xml:space="preserve"> </w:t>
       </w:r>
       <w:r>
         <w:rPr>
           <w:rStyle w:val="AttributeTok"/>
-          <w:color w:val="C00000"/>
+          <w:rFonts w:ascii="Consolas" w:hAnsi="Consolas"/>
+          <w:color w:val="C00000"/>
+          <w:sz w:val="19"/>
         </w:rPr>
         <w:t xml:space="preserve">--repo</w:t>
       </w:r>
       <w:r>
         <w:rPr>
           <w:rStyle w:val="NormalTok"/>
-          <w:color w:val="C00000"/>
+          <w:rFonts w:ascii="Consolas" w:hAnsi="Consolas"/>
+          <w:color w:val="C00000"/>
+          <w:sz w:val="19"/>
         </w:rPr>
         <w:t xml:space="preserve"> github.com/Codelak/docutrust</w:t>
       </w:r>
@@ -9142,11 +10309,18 @@
     <w:p>
       <w:pPr>
         <w:pStyle w:val="CaptionedFigure"/>
-      </w:pPr>
-      <w:r>
+        <w:jc w:val="center"/>
+      </w:pPr>
+      <w:r>
+        <w:rPr>
+          <w:rFonts w:ascii="Calibri" w:hAnsi="Calibri"/>
+          <w:i/>
+          <w:color w:val="595959"/>
+          <w:sz w:val="18"/>
+        </w:rPr>
         <w:drawing>
           <wp:inline>
-            <wp:extent cx="5334000" cy="3377081"/>
+            <wp:extent cx="5334000" cy="3468234"/>
             <wp:effectExtent b="0" l="0" r="0" t="0"/>
             <wp:docPr descr="The scorecard run against DocuTrust" title="" id="78" name="Picture"/>
             <a:graphic>
@@ -9167,7 +10341,7 @@
                   <pic:spPr bwMode="auto">
                     <a:xfrm>
                       <a:off x="0" y="0"/>
-                      <a:ext cx="5334000" cy="3377081"/>
+                      <a:ext cx="5334000" cy="3468234"/>
                     </a:xfrm>
                     <a:prstGeom prst="rect">
                       <a:avLst/>
@@ -9189,8 +10363,15 @@
     <w:p>
       <w:pPr>
         <w:pStyle w:val="ImageCaption"/>
-      </w:pPr>
-      <w:r>
+        <w:jc w:val="center"/>
+      </w:pPr>
+      <w:r>
+        <w:rPr>
+          <w:rFonts w:ascii="Calibri" w:hAnsi="Calibri"/>
+          <w:i/>
+          <w:color w:val="595959"/>
+          <w:sz w:val="18"/>
+        </w:rPr>
         <w:t xml:space="preserve">The scorecard run against DocuTrust</w:t>
       </w:r>
     </w:p>
@@ -9943,63 +11124,87 @@
     <w:p>
       <w:pPr>
         <w:pStyle w:val="SourceCode"/>
-        <w:shd w:val="clear" w:color="auto" w:fill="F2F2F2"/>
+        <w:shd w:val="clear" w:color="auto" w:fill="F2F4F7"/>
         <w:spacing w:after="0" w:before="0"/>
+        <w:ind w:left="85" w:right="85"/>
+        <w:shd w:val="clear" w:color="auto" w:fill="F2F4F7"/>
       </w:pPr>
       <w:r>
         <w:rPr>
           <w:rStyle w:val="KeywordTok"/>
+          <w:rFonts w:ascii="Consolas" w:hAnsi="Consolas"/>
+          <w:sz w:val="19"/>
         </w:rPr>
         <w:t xml:space="preserve">-</w:t>
       </w:r>
       <w:r>
         <w:rPr>
           <w:rStyle w:val="AttributeTok"/>
+          <w:rFonts w:ascii="Consolas" w:hAnsi="Consolas"/>
+          <w:sz w:val="19"/>
         </w:rPr>
         <w:t xml:space="preserve"> </w:t>
       </w:r>
       <w:r>
         <w:rPr>
           <w:rStyle w:val="FunctionTok"/>
+          <w:rFonts w:ascii="Consolas" w:hAnsi="Consolas"/>
+          <w:sz w:val="19"/>
         </w:rPr>
         <w:t xml:space="preserve">name</w:t>
       </w:r>
       <w:r>
         <w:rPr>
           <w:rStyle w:val="KeywordTok"/>
+          <w:rFonts w:ascii="Consolas" w:hAnsi="Consolas"/>
+          <w:sz w:val="19"/>
         </w:rPr>
         <w:t xml:space="preserve">:</w:t>
       </w:r>
       <w:r>
         <w:rPr>
           <w:rStyle w:val="AttributeTok"/>
+          <w:rFonts w:ascii="Consolas" w:hAnsi="Consolas"/>
+          <w:sz w:val="19"/>
         </w:rPr>
         <w:t xml:space="preserve"> npm audit gate (policy §1 — high/critical blocks)</w:t>
       </w:r>
       <w:r>
+        <w:rPr>
+          <w:rFonts w:ascii="Consolas" w:hAnsi="Consolas"/>
+          <w:sz w:val="19"/>
+        </w:rPr>
         <w:br/>
       </w:r>
       <w:r>
         <w:rPr>
           <w:rStyle w:val="AttributeTok"/>
+          <w:rFonts w:ascii="Consolas" w:hAnsi="Consolas"/>
+          <w:sz w:val="19"/>
         </w:rPr>
         <w:t xml:space="preserve">  </w:t>
       </w:r>
       <w:r>
         <w:rPr>
           <w:rStyle w:val="FunctionTok"/>
+          <w:rFonts w:ascii="Consolas" w:hAnsi="Consolas"/>
+          <w:sz w:val="19"/>
         </w:rPr>
         <w:t xml:space="preserve">run</w:t>
       </w:r>
       <w:r>
         <w:rPr>
           <w:rStyle w:val="KeywordTok"/>
+          <w:rFonts w:ascii="Consolas" w:hAnsi="Consolas"/>
+          <w:sz w:val="19"/>
         </w:rPr>
         <w:t xml:space="preserve">:</w:t>
       </w:r>
       <w:r>
         <w:rPr>
           <w:rStyle w:val="AttributeTok"/>
+          <w:rFonts w:ascii="Consolas" w:hAnsi="Consolas"/>
+          <w:sz w:val="19"/>
         </w:rPr>
         <w:t xml:space="preserve"> npm audit --audit-level=high</w:t>
       </w:r>
@@ -10076,360 +11281,582 @@
     <w:p>
       <w:pPr>
         <w:pStyle w:val="SourceCode"/>
-        <w:shd w:val="clear" w:color="auto" w:fill="F2F2F2"/>
+        <w:shd w:val="clear" w:color="auto" w:fill="F2F4F7"/>
         <w:spacing w:after="0" w:before="0"/>
+        <w:ind w:left="85" w:right="85"/>
+        <w:shd w:val="clear" w:color="auto" w:fill="F2F4F7"/>
       </w:pPr>
       <w:r>
         <w:rPr>
           <w:rStyle w:val="KeywordTok"/>
+          <w:rFonts w:ascii="Consolas" w:hAnsi="Consolas"/>
+          <w:sz w:val="19"/>
         </w:rPr>
         <w:t xml:space="preserve">-</w:t>
       </w:r>
       <w:r>
         <w:rPr>
           <w:rStyle w:val="AttributeTok"/>
+          <w:rFonts w:ascii="Consolas" w:hAnsi="Consolas"/>
+          <w:sz w:val="19"/>
         </w:rPr>
         <w:t xml:space="preserve"> </w:t>
       </w:r>
       <w:r>
         <w:rPr>
           <w:rStyle w:val="FunctionTok"/>
+          <w:rFonts w:ascii="Consolas" w:hAnsi="Consolas"/>
+          <w:sz w:val="19"/>
         </w:rPr>
         <w:t xml:space="preserve">name</w:t>
       </w:r>
       <w:r>
         <w:rPr>
           <w:rStyle w:val="KeywordTok"/>
+          <w:rFonts w:ascii="Consolas" w:hAnsi="Consolas"/>
+          <w:sz w:val="19"/>
         </w:rPr>
         <w:t xml:space="preserve">:</w:t>
       </w:r>
       <w:r>
         <w:rPr>
           <w:rStyle w:val="AttributeTok"/>
+          <w:rFonts w:ascii="Consolas" w:hAnsi="Consolas"/>
+          <w:sz w:val="19"/>
         </w:rPr>
         <w:t xml:space="preserve"> Scorecard gate — new dependencies must score &gt;= 5/10 (policy §5)</w:t>
       </w:r>
       <w:r>
+        <w:rPr>
+          <w:rFonts w:ascii="Consolas" w:hAnsi="Consolas"/>
+          <w:sz w:val="19"/>
+        </w:rPr>
         <w:br/>
       </w:r>
       <w:r>
         <w:rPr>
           <w:rStyle w:val="AttributeTok"/>
+          <w:rFonts w:ascii="Consolas" w:hAnsi="Consolas"/>
+          <w:sz w:val="19"/>
         </w:rPr>
         <w:t xml:space="preserve">  </w:t>
       </w:r>
       <w:r>
         <w:rPr>
           <w:rStyle w:val="FunctionTok"/>
+          <w:rFonts w:ascii="Consolas" w:hAnsi="Consolas"/>
+          <w:sz w:val="19"/>
         </w:rPr>
         <w:t xml:space="preserve">env</w:t>
       </w:r>
       <w:r>
         <w:rPr>
           <w:rStyle w:val="KeywordTok"/>
+          <w:rFonts w:ascii="Consolas" w:hAnsi="Consolas"/>
+          <w:sz w:val="19"/>
         </w:rPr>
         <w:t xml:space="preserve">:</w:t>
       </w:r>
       <w:r>
+        <w:rPr>
+          <w:rFonts w:ascii="Consolas" w:hAnsi="Consolas"/>
+          <w:sz w:val="19"/>
+        </w:rPr>
         <w:br/>
       </w:r>
       <w:r>
         <w:rPr>
           <w:rStyle w:val="AttributeTok"/>
+          <w:rFonts w:ascii="Consolas" w:hAnsi="Consolas"/>
+          <w:sz w:val="19"/>
         </w:rPr>
         <w:t xml:space="preserve">    </w:t>
       </w:r>
       <w:r>
         <w:rPr>
           <w:rStyle w:val="FunctionTok"/>
+          <w:rFonts w:ascii="Consolas" w:hAnsi="Consolas"/>
+          <w:sz w:val="19"/>
         </w:rPr>
         <w:t xml:space="preserve">GITHUB_AUTH_TOKEN</w:t>
       </w:r>
       <w:r>
         <w:rPr>
           <w:rStyle w:val="KeywordTok"/>
+          <w:rFonts w:ascii="Consolas" w:hAnsi="Consolas"/>
+          <w:sz w:val="19"/>
         </w:rPr>
         <w:t xml:space="preserve">:</w:t>
       </w:r>
       <w:r>
         <w:rPr>
           <w:rStyle w:val="AttributeTok"/>
+          <w:rFonts w:ascii="Consolas" w:hAnsi="Consolas"/>
+          <w:sz w:val="19"/>
         </w:rPr>
         <w:t xml:space="preserve"> ${{ secrets.GITHUB_TOKEN }}</w:t>
       </w:r>
       <w:r>
+        <w:rPr>
+          <w:rFonts w:ascii="Consolas" w:hAnsi="Consolas"/>
+          <w:sz w:val="19"/>
+        </w:rPr>
         <w:br/>
       </w:r>
       <w:r>
         <w:rPr>
           <w:rStyle w:val="FunctionTok"/>
+          <w:rFonts w:ascii="Consolas" w:hAnsi="Consolas"/>
+          <w:sz w:val="19"/>
         </w:rPr>
         <w:t xml:space="preserve">  run</w:t>
       </w:r>
       <w:r>
         <w:rPr>
           <w:rStyle w:val="KeywordTok"/>
+          <w:rFonts w:ascii="Consolas" w:hAnsi="Consolas"/>
+          <w:sz w:val="19"/>
         </w:rPr>
         <w:t xml:space="preserve">: </w:t>
       </w:r>
       <w:r>
         <w:rPr>
           <w:rStyle w:val="CharTok"/>
+          <w:rFonts w:ascii="Consolas" w:hAnsi="Consolas"/>
+          <w:sz w:val="19"/>
         </w:rPr>
         <w:t xml:space="preserve">|</w:t>
       </w:r>
       <w:r>
+        <w:rPr>
+          <w:rFonts w:ascii="Consolas" w:hAnsi="Consolas"/>
+          <w:sz w:val="19"/>
+        </w:rPr>
         <w:br/>
       </w:r>
       <w:r>
         <w:rPr>
           <w:rStyle w:val="NormalTok"/>
+          <w:rFonts w:ascii="Consolas" w:hAnsi="Consolas"/>
+          <w:sz w:val="19"/>
         </w:rPr>
         <w:t xml:space="preserve">    set -euo pipefail</w:t>
       </w:r>
       <w:r>
+        <w:rPr>
+          <w:rFonts w:ascii="Consolas" w:hAnsi="Consolas"/>
+          <w:sz w:val="19"/>
+        </w:rPr>
         <w:br/>
       </w:r>
       <w:r>
         <w:rPr>
           <w:rStyle w:val="NormalTok"/>
+          <w:rFonts w:ascii="Consolas" w:hAnsi="Consolas"/>
+          <w:sz w:val="19"/>
         </w:rPr>
         <w:t xml:space="preserve">    threshold=5</w:t>
       </w:r>
       <w:r>
+        <w:rPr>
+          <w:rFonts w:ascii="Consolas" w:hAnsi="Consolas"/>
+          <w:sz w:val="19"/>
+        </w:rPr>
         <w:br/>
       </w:r>
       <w:r>
+        <w:rPr>
+          <w:rFonts w:ascii="Consolas" w:hAnsi="Consolas"/>
+          <w:sz w:val="19"/>
+        </w:rPr>
         <w:br/>
       </w:r>
       <w:r>
         <w:rPr>
           <w:rStyle w:val="NormalTok"/>
+          <w:rFonts w:ascii="Consolas" w:hAnsi="Consolas"/>
+          <w:sz w:val="19"/>
         </w:rPr>
         <w:t xml:space="preserve">    # 1. Which dependencies are NEW in this branch?</w:t>
       </w:r>
       <w:r>
+        <w:rPr>
+          <w:rFonts w:ascii="Consolas" w:hAnsi="Consolas"/>
+          <w:sz w:val="19"/>
+        </w:rPr>
         <w:br/>
       </w:r>
       <w:r>
         <w:rPr>
           <w:rStyle w:val="NormalTok"/>
+          <w:rFonts w:ascii="Consolas" w:hAnsi="Consolas"/>
+          <w:sz w:val="19"/>
         </w:rPr>
         <w:t xml:space="preserve">    base="$(git show origin/main:package.json 2&gt;/dev/null \</w:t>
       </w:r>
       <w:r>
+        <w:rPr>
+          <w:rFonts w:ascii="Consolas" w:hAnsi="Consolas"/>
+          <w:sz w:val="19"/>
+        </w:rPr>
         <w:br/>
       </w:r>
       <w:r>
         <w:rPr>
           <w:rStyle w:val="NormalTok"/>
+          <w:rFonts w:ascii="Consolas" w:hAnsi="Consolas"/>
+          <w:sz w:val="19"/>
         </w:rPr>
         <w:t xml:space="preserve">              | jq -r '.dependencies + .devDependencies | keys[]' || true)"</w:t>
       </w:r>
       <w:r>
+        <w:rPr>
+          <w:rFonts w:ascii="Consolas" w:hAnsi="Consolas"/>
+          <w:sz w:val="19"/>
+        </w:rPr>
         <w:br/>
       </w:r>
       <w:r>
         <w:rPr>
           <w:rStyle w:val="NormalTok"/>
+          <w:rFonts w:ascii="Consolas" w:hAnsi="Consolas"/>
+          <w:sz w:val="19"/>
         </w:rPr>
         <w:t xml:space="preserve">    now="$(jq -r '.dependencies + .devDependencies | keys[]' package.json)"</w:t>
       </w:r>
       <w:r>
+        <w:rPr>
+          <w:rFonts w:ascii="Consolas" w:hAnsi="Consolas"/>
+          <w:sz w:val="19"/>
+        </w:rPr>
         <w:br/>
       </w:r>
       <w:r>
         <w:rPr>
           <w:rStyle w:val="NormalTok"/>
+          <w:rFonts w:ascii="Consolas" w:hAnsi="Consolas"/>
+          <w:sz w:val="19"/>
         </w:rPr>
         <w:t xml:space="preserve">    new_deps="$(comm -13 &lt;(printf '%s\n' "$base") &lt;(printf '%s\n' "$now"))"</w:t>
       </w:r>
       <w:r>
+        <w:rPr>
+          <w:rFonts w:ascii="Consolas" w:hAnsi="Consolas"/>
+          <w:sz w:val="19"/>
+        </w:rPr>
         <w:br/>
       </w:r>
       <w:r>
+        <w:rPr>
+          <w:rFonts w:ascii="Consolas" w:hAnsi="Consolas"/>
+          <w:sz w:val="19"/>
+        </w:rPr>
         <w:br/>
       </w:r>
       <w:r>
         <w:rPr>
           <w:rStyle w:val="NormalTok"/>
+          <w:rFonts w:ascii="Consolas" w:hAnsi="Consolas"/>
+          <w:sz w:val="19"/>
         </w:rPr>
         <w:t xml:space="preserve">    if [ -z "$new_deps" ]; then</w:t>
       </w:r>
       <w:r>
+        <w:rPr>
+          <w:rFonts w:ascii="Consolas" w:hAnsi="Consolas"/>
+          <w:sz w:val="19"/>
+        </w:rPr>
         <w:br/>
       </w:r>
       <w:r>
         <w:rPr>
           <w:rStyle w:val="NormalTok"/>
+          <w:rFonts w:ascii="Consolas" w:hAnsi="Consolas"/>
+          <w:sz w:val="19"/>
         </w:rPr>
         <w:t xml:space="preserve">      echo "scorecard gate: no new dependencies vs main — pass"</w:t>
       </w:r>
       <w:r>
+        <w:rPr>
+          <w:rFonts w:ascii="Consolas" w:hAnsi="Consolas"/>
+          <w:sz w:val="19"/>
+        </w:rPr>
         <w:br/>
       </w:r>
       <w:r>
         <w:rPr>
           <w:rStyle w:val="NormalTok"/>
+          <w:rFonts w:ascii="Consolas" w:hAnsi="Consolas"/>
+          <w:sz w:val="19"/>
         </w:rPr>
         <w:t xml:space="preserve">      exit 0</w:t>
       </w:r>
       <w:r>
+        <w:rPr>
+          <w:rFonts w:ascii="Consolas" w:hAnsi="Consolas"/>
+          <w:sz w:val="19"/>
+        </w:rPr>
         <w:br/>
       </w:r>
       <w:r>
         <w:rPr>
           <w:rStyle w:val="NormalTok"/>
+          <w:rFonts w:ascii="Consolas" w:hAnsi="Consolas"/>
+          <w:sz w:val="19"/>
         </w:rPr>
         <w:t xml:space="preserve">    fi</w:t>
       </w:r>
       <w:r>
+        <w:rPr>
+          <w:rFonts w:ascii="Consolas" w:hAnsi="Consolas"/>
+          <w:sz w:val="19"/>
+        </w:rPr>
         <w:br/>
       </w:r>
       <w:r>
+        <w:rPr>
+          <w:rFonts w:ascii="Consolas" w:hAnsi="Consolas"/>
+          <w:sz w:val="19"/>
+        </w:rPr>
         <w:br/>
       </w:r>
       <w:r>
         <w:rPr>
           <w:rStyle w:val="NormalTok"/>
+          <w:rFonts w:ascii="Consolas" w:hAnsi="Consolas"/>
+          <w:sz w:val="19"/>
         </w:rPr>
         <w:t xml:space="preserve">    # 2. Score each new dependency with the official scorecard CLI.</w:t>
       </w:r>
       <w:r>
+        <w:rPr>
+          <w:rFonts w:ascii="Consolas" w:hAnsi="Consolas"/>
+          <w:sz w:val="19"/>
+        </w:rPr>
         <w:br/>
       </w:r>
       <w:r>
         <w:rPr>
           <w:rStyle w:val="NormalTok"/>
+          <w:rFonts w:ascii="Consolas" w:hAnsi="Consolas"/>
+          <w:sz w:val="19"/>
         </w:rPr>
         <w:t xml:space="preserve">    failed=0</w:t>
       </w:r>
       <w:r>
+        <w:rPr>
+          <w:rFonts w:ascii="Consolas" w:hAnsi="Consolas"/>
+          <w:sz w:val="19"/>
+        </w:rPr>
         <w:br/>
       </w:r>
       <w:r>
         <w:rPr>
           <w:rStyle w:val="NormalTok"/>
+          <w:rFonts w:ascii="Consolas" w:hAnsi="Consolas"/>
+          <w:sz w:val="19"/>
         </w:rPr>
         <w:t xml:space="preserve">    for dep in $new_deps; do</w:t>
       </w:r>
       <w:r>
+        <w:rPr>
+          <w:rFonts w:ascii="Consolas" w:hAnsi="Consolas"/>
+          <w:sz w:val="19"/>
+        </w:rPr>
         <w:br/>
       </w:r>
       <w:r>
         <w:rPr>
           <w:rStyle w:val="NormalTok"/>
+          <w:rFonts w:ascii="Consolas" w:hAnsi="Consolas"/>
+          <w:sz w:val="19"/>
         </w:rPr>
         <w:t xml:space="preserve">      score="$(scorecard --npm "$dep" --format json | jq -r '.score')"</w:t>
       </w:r>
       <w:r>
+        <w:rPr>
+          <w:rFonts w:ascii="Consolas" w:hAnsi="Consolas"/>
+          <w:sz w:val="19"/>
+        </w:rPr>
         <w:br/>
       </w:r>
       <w:r>
         <w:rPr>
           <w:rStyle w:val="NormalTok"/>
+          <w:rFonts w:ascii="Consolas" w:hAnsi="Consolas"/>
+          <w:sz w:val="19"/>
         </w:rPr>
         <w:t xml:space="preserve">      if [ "$score" = "null" ]; then</w:t>
       </w:r>
       <w:r>
+        <w:rPr>
+          <w:rFonts w:ascii="Consolas" w:hAnsi="Consolas"/>
+          <w:sz w:val="19"/>
+        </w:rPr>
         <w:br/>
       </w:r>
       <w:r>
         <w:rPr>
           <w:rStyle w:val="NormalTok"/>
+          <w:rFonts w:ascii="Consolas" w:hAnsi="Consolas"/>
+          <w:sz w:val="19"/>
         </w:rPr>
         <w:t xml:space="preserve">        echo "  FAIL  $dep — no score obtainable: manual review required"</w:t>
       </w:r>
       <w:r>
+        <w:rPr>
+          <w:rFonts w:ascii="Consolas" w:hAnsi="Consolas"/>
+          <w:sz w:val="19"/>
+        </w:rPr>
         <w:br/>
       </w:r>
       <w:r>
         <w:rPr>
           <w:rStyle w:val="NormalTok"/>
+          <w:rFonts w:ascii="Consolas" w:hAnsi="Consolas"/>
+          <w:sz w:val="19"/>
         </w:rPr>
         <w:t xml:space="preserve">        failed=1</w:t>
       </w:r>
       <w:r>
+        <w:rPr>
+          <w:rFonts w:ascii="Consolas" w:hAnsi="Consolas"/>
+          <w:sz w:val="19"/>
+        </w:rPr>
         <w:br/>
       </w:r>
       <w:r>
         <w:rPr>
           <w:rStyle w:val="NormalTok"/>
+          <w:rFonts w:ascii="Consolas" w:hAnsi="Consolas"/>
+          <w:sz w:val="19"/>
         </w:rPr>
         <w:t xml:space="preserve">      elif awk -v s="$score" -v t="$threshold" 'BEGIN { exit !(s &gt;= t) }'; then</w:t>
       </w:r>
       <w:r>
+        <w:rPr>
+          <w:rFonts w:ascii="Consolas" w:hAnsi="Consolas"/>
+          <w:sz w:val="19"/>
+        </w:rPr>
         <w:br/>
       </w:r>
       <w:r>
         <w:rPr>
           <w:rStyle w:val="NormalTok"/>
+          <w:rFonts w:ascii="Consolas" w:hAnsi="Consolas"/>
+          <w:sz w:val="19"/>
         </w:rPr>
         <w:t xml:space="preserve">        echo "  PASS  $dep — score $score"</w:t>
       </w:r>
       <w:r>
+        <w:rPr>
+          <w:rFonts w:ascii="Consolas" w:hAnsi="Consolas"/>
+          <w:sz w:val="19"/>
+        </w:rPr>
         <w:br/>
       </w:r>
       <w:r>
         <w:rPr>
           <w:rStyle w:val="NormalTok"/>
+          <w:rFonts w:ascii="Consolas" w:hAnsi="Consolas"/>
+          <w:sz w:val="19"/>
         </w:rPr>
         <w:t xml:space="preserve">      else</w:t>
       </w:r>
       <w:r>
+        <w:rPr>
+          <w:rFonts w:ascii="Consolas" w:hAnsi="Consolas"/>
+          <w:sz w:val="19"/>
+        </w:rPr>
         <w:br/>
       </w:r>
       <w:r>
         <w:rPr>
           <w:rStyle w:val="NormalTok"/>
+          <w:rFonts w:ascii="Consolas" w:hAnsi="Consolas"/>
+          <w:sz w:val="19"/>
         </w:rPr>
         <w:t xml:space="preserve">        echo "  FAIL  $dep — score $score below threshold $threshold"</w:t>
       </w:r>
       <w:r>
+        <w:rPr>
+          <w:rFonts w:ascii="Consolas" w:hAnsi="Consolas"/>
+          <w:sz w:val="19"/>
+        </w:rPr>
         <w:br/>
       </w:r>
       <w:r>
         <w:rPr>
           <w:rStyle w:val="NormalTok"/>
+          <w:rFonts w:ascii="Consolas" w:hAnsi="Consolas"/>
+          <w:sz w:val="19"/>
         </w:rPr>
         <w:t xml:space="preserve">        failed=1</w:t>
       </w:r>
       <w:r>
+        <w:rPr>
+          <w:rFonts w:ascii="Consolas" w:hAnsi="Consolas"/>
+          <w:sz w:val="19"/>
+        </w:rPr>
         <w:br/>
       </w:r>
       <w:r>
         <w:rPr>
           <w:rStyle w:val="NormalTok"/>
+          <w:rFonts w:ascii="Consolas" w:hAnsi="Consolas"/>
+          <w:sz w:val="19"/>
         </w:rPr>
         <w:t xml:space="preserve">      fi</w:t>
       </w:r>
       <w:r>
+        <w:rPr>
+          <w:rFonts w:ascii="Consolas" w:hAnsi="Consolas"/>
+          <w:sz w:val="19"/>
+        </w:rPr>
         <w:br/>
       </w:r>
       <w:r>
         <w:rPr>
           <w:rStyle w:val="NormalTok"/>
+          <w:rFonts w:ascii="Consolas" w:hAnsi="Consolas"/>
+          <w:sz w:val="19"/>
         </w:rPr>
         <w:t xml:space="preserve">    done</w:t>
       </w:r>
       <w:r>
+        <w:rPr>
+          <w:rFonts w:ascii="Consolas" w:hAnsi="Consolas"/>
+          <w:sz w:val="19"/>
+        </w:rPr>
         <w:br/>
       </w:r>
       <w:r>
+        <w:rPr>
+          <w:rFonts w:ascii="Consolas" w:hAnsi="Consolas"/>
+          <w:sz w:val="19"/>
+        </w:rPr>
         <w:br/>
       </w:r>
       <w:r>
         <w:rPr>
           <w:rStyle w:val="NormalTok"/>
+          <w:rFonts w:ascii="Consolas" w:hAnsi="Consolas"/>
+          <w:sz w:val="19"/>
         </w:rPr>
         <w:t xml:space="preserve">    [ "$failed" = 0 ] || { echo "scorecard gate FAILED — sca-policy.md §5"; exit 1; }</w:t>
       </w:r>
       <w:r>
+        <w:rPr>
+          <w:rFonts w:ascii="Consolas" w:hAnsi="Consolas"/>
+          <w:sz w:val="19"/>
+        </w:rPr>
         <w:br/>
       </w:r>
       <w:r>
         <w:rPr>
           <w:rStyle w:val="NormalTok"/>
+          <w:rFonts w:ascii="Consolas" w:hAnsi="Consolas"/>
+          <w:sz w:val="19"/>
         </w:rPr>
         <w:t xml:space="preserve">    echo "scorecard gate: pass"</w:t>
       </w:r>
@@ -10653,83 +12080,107 @@
     <w:p>
       <w:pPr>
         <w:pStyle w:val="SourceCode"/>
-        <w:shd w:val="clear" w:color="auto" w:fill="F2F2F2"/>
+        <w:shd w:val="clear" w:color="auto" w:fill="F2F4F7"/>
         <w:spacing w:after="0" w:before="0"/>
+        <w:ind w:left="85" w:right="85"/>
+        <w:shd w:val="clear" w:color="auto" w:fill="F2F4F7"/>
       </w:pPr>
       <w:r>
         <w:rPr>
           <w:rStyle w:val="FunctionTok"/>
-          <w:color w:val="C00000"/>
+          <w:rFonts w:ascii="Consolas" w:hAnsi="Consolas"/>
+          <w:color w:val="C00000"/>
+          <w:sz w:val="19"/>
         </w:rPr>
         <w:t xml:space="preserve">grep</w:t>
       </w:r>
       <w:r>
         <w:rPr>
           <w:rStyle w:val="NormalTok"/>
-          <w:color w:val="C00000"/>
+          <w:rFonts w:ascii="Consolas" w:hAnsi="Consolas"/>
+          <w:color w:val="C00000"/>
+          <w:sz w:val="19"/>
         </w:rPr>
         <w:t xml:space="preserve"> </w:t>
       </w:r>
       <w:r>
         <w:rPr>
           <w:rStyle w:val="AttributeTok"/>
-          <w:color w:val="C00000"/>
+          <w:rFonts w:ascii="Consolas" w:hAnsi="Consolas"/>
+          <w:color w:val="C00000"/>
+          <w:sz w:val="19"/>
         </w:rPr>
         <w:t xml:space="preserve">-n</w:t>
       </w:r>
       <w:r>
         <w:rPr>
           <w:rStyle w:val="NormalTok"/>
-          <w:color w:val="C00000"/>
+          <w:rFonts w:ascii="Consolas" w:hAnsi="Consolas"/>
+          <w:color w:val="C00000"/>
+          <w:sz w:val="19"/>
         </w:rPr>
         <w:t xml:space="preserve"> </w:t>
       </w:r>
       <w:r>
         <w:rPr>
           <w:rStyle w:val="StringTok"/>
-          <w:color w:val="C00000"/>
+          <w:rFonts w:ascii="Consolas" w:hAnsi="Consolas"/>
+          <w:color w:val="C00000"/>
+          <w:sz w:val="19"/>
         </w:rPr>
         <w:t xml:space="preserve">"sca:"</w:t>
       </w:r>
       <w:r>
         <w:rPr>
           <w:rStyle w:val="NormalTok"/>
-          <w:color w:val="C00000"/>
+          <w:rFonts w:ascii="Consolas" w:hAnsi="Consolas"/>
+          <w:color w:val="C00000"/>
+          <w:sz w:val="19"/>
         </w:rPr>
         <w:t xml:space="preserve"> .github/workflows/ci.yml </w:t>
       </w:r>
       <w:r>
         <w:rPr>
           <w:rStyle w:val="KeywordTok"/>
-          <w:color w:val="C00000"/>
+          <w:rFonts w:ascii="Consolas" w:hAnsi="Consolas"/>
+          <w:color w:val="C00000"/>
+          <w:sz w:val="19"/>
         </w:rPr>
         <w:t xml:space="preserve">||</w:t>
       </w:r>
       <w:r>
         <w:rPr>
           <w:rStyle w:val="NormalTok"/>
-          <w:color w:val="C00000"/>
+          <w:rFonts w:ascii="Consolas" w:hAnsi="Consolas"/>
+          <w:color w:val="C00000"/>
+          <w:sz w:val="19"/>
         </w:rPr>
         <w:t xml:space="preserve"> </w:t>
       </w:r>
       <w:r>
         <w:rPr>
           <w:rStyle w:val="BuiltInTok"/>
-          <w:color w:val="C00000"/>
+          <w:rFonts w:ascii="Consolas" w:hAnsi="Consolas"/>
+          <w:color w:val="C00000"/>
+          <w:sz w:val="19"/>
         </w:rPr>
         <w:t xml:space="preserve">echo</w:t>
       </w:r>
       <w:r>
         <w:rPr>
           <w:rStyle w:val="NormalTok"/>
-          <w:color w:val="C00000"/>
+          <w:rFonts w:ascii="Consolas" w:hAnsi="Consolas"/>
+          <w:color w:val="C00000"/>
+          <w:sz w:val="19"/>
         </w:rPr>
         <w:t xml:space="preserve"> </w:t>
       </w:r>
       <w:r>
         <w:rPr>
           <w:rStyle w:val="StringTok"/>
-          <w:color w:val="C00000"/>
+          <w:rFonts w:ascii="Consolas" w:hAnsi="Consolas"/>
+          <w:color w:val="C00000"/>
+          <w:sz w:val="19"/>
         </w:rPr>
         <w:t xml:space="preserve">"sca not present — safe to add"</w:t>
       </w:r>
@@ -10737,697 +12188,911 @@
     <w:p>
       <w:pPr>
         <w:pStyle w:val="SourceCode"/>
-        <w:shd w:val="clear" w:color="auto" w:fill="F2F2F2"/>
+        <w:shd w:val="clear" w:color="auto" w:fill="F2F4F7"/>
         <w:spacing w:after="0" w:before="0"/>
+        <w:ind w:left="85" w:right="85"/>
+        <w:shd w:val="clear" w:color="auto" w:fill="F2F4F7"/>
       </w:pPr>
       <w:r>
         <w:rPr>
           <w:rStyle w:val="FunctionTok"/>
-          <w:color w:val="C00000"/>
+          <w:rFonts w:ascii="Consolas" w:hAnsi="Consolas"/>
+          <w:color w:val="C00000"/>
+          <w:sz w:val="19"/>
         </w:rPr>
         <w:t xml:space="preserve">cat</w:t>
       </w:r>
       <w:r>
         <w:rPr>
           <w:rStyle w:val="NormalTok"/>
-          <w:color w:val="C00000"/>
+          <w:rFonts w:ascii="Consolas" w:hAnsi="Consolas"/>
+          <w:color w:val="C00000"/>
+          <w:sz w:val="19"/>
         </w:rPr>
         <w:t xml:space="preserve"> </w:t>
       </w:r>
       <w:r>
         <w:rPr>
           <w:rStyle w:val="OperatorTok"/>
-          <w:color w:val="C00000"/>
+          <w:rFonts w:ascii="Consolas" w:hAnsi="Consolas"/>
+          <w:color w:val="C00000"/>
+          <w:sz w:val="19"/>
         </w:rPr>
         <w:t xml:space="preserve">&gt;&gt;</w:t>
       </w:r>
       <w:r>
         <w:rPr>
           <w:rStyle w:val="NormalTok"/>
-          <w:color w:val="C00000"/>
+          <w:rFonts w:ascii="Consolas" w:hAnsi="Consolas"/>
+          <w:color w:val="C00000"/>
+          <w:sz w:val="19"/>
         </w:rPr>
         <w:t xml:space="preserve"> .github/workflows/ci.yml </w:t>
       </w:r>
       <w:r>
         <w:rPr>
           <w:rStyle w:val="OperatorTok"/>
-          <w:color w:val="C00000"/>
+          <w:rFonts w:ascii="Consolas" w:hAnsi="Consolas"/>
+          <w:color w:val="C00000"/>
+          <w:sz w:val="19"/>
         </w:rPr>
         <w:t xml:space="preserve">&lt;&lt;'EOF'</w:t>
       </w:r>
       <w:r>
         <w:rPr>
-          <w:color w:val="C00000"/>
+          <w:rFonts w:ascii="Consolas" w:hAnsi="Consolas"/>
+          <w:color w:val="C00000"/>
+          <w:sz w:val="19"/>
         </w:rPr>
         <w:br/>
       </w:r>
       <w:r>
         <w:rPr>
-          <w:color w:val="C00000"/>
+          <w:rFonts w:ascii="Consolas" w:hAnsi="Consolas"/>
+          <w:color w:val="C00000"/>
+          <w:sz w:val="19"/>
         </w:rPr>
         <w:br/>
       </w:r>
       <w:r>
         <w:rPr>
           <w:rStyle w:val="StringTok"/>
-          <w:color w:val="C00000"/>
+          <w:rFonts w:ascii="Consolas" w:hAnsi="Consolas"/>
+          <w:color w:val="C00000"/>
+          <w:sz w:val="19"/>
         </w:rPr>
         <w:t xml:space="preserve">  # DevSecOps Project 2 (SCA): dependency gates. Enforced policy is</w:t>
       </w:r>
       <w:r>
         <w:rPr>
-          <w:color w:val="C00000"/>
+          <w:rFonts w:ascii="Consolas" w:hAnsi="Consolas"/>
+          <w:color w:val="C00000"/>
+          <w:sz w:val="19"/>
         </w:rPr>
         <w:br/>
       </w:r>
       <w:r>
         <w:rPr>
           <w:rStyle w:val="StringTok"/>
-          <w:color w:val="C00000"/>
+          <w:rFonts w:ascii="Consolas" w:hAnsi="Consolas"/>
+          <w:color w:val="C00000"/>
+          <w:sz w:val="19"/>
         </w:rPr>
         <w:t xml:space="preserve">  # docs/project-2/sca-policy.md.</w:t>
       </w:r>
       <w:r>
         <w:rPr>
-          <w:color w:val="C00000"/>
+          <w:rFonts w:ascii="Consolas" w:hAnsi="Consolas"/>
+          <w:color w:val="C00000"/>
+          <w:sz w:val="19"/>
         </w:rPr>
         <w:br/>
       </w:r>
       <w:r>
         <w:rPr>
           <w:rStyle w:val="StringTok"/>
-          <w:color w:val="C00000"/>
+          <w:rFonts w:ascii="Consolas" w:hAnsi="Consolas"/>
+          <w:color w:val="C00000"/>
+          <w:sz w:val="19"/>
         </w:rPr>
         <w:t xml:space="preserve">  sca:</w:t>
       </w:r>
       <w:r>
         <w:rPr>
-          <w:color w:val="C00000"/>
+          <w:rFonts w:ascii="Consolas" w:hAnsi="Consolas"/>
+          <w:color w:val="C00000"/>
+          <w:sz w:val="19"/>
         </w:rPr>
         <w:br/>
       </w:r>
       <w:r>
         <w:rPr>
           <w:rStyle w:val="StringTok"/>
-          <w:color w:val="C00000"/>
+          <w:rFonts w:ascii="Consolas" w:hAnsi="Consolas"/>
+          <w:color w:val="C00000"/>
+          <w:sz w:val="19"/>
         </w:rPr>
         <w:t xml:space="preserve">    runs-on: ubuntu-latest</w:t>
       </w:r>
       <w:r>
         <w:rPr>
-          <w:color w:val="C00000"/>
+          <w:rFonts w:ascii="Consolas" w:hAnsi="Consolas"/>
+          <w:color w:val="C00000"/>
+          <w:sz w:val="19"/>
         </w:rPr>
         <w:br/>
       </w:r>
       <w:r>
         <w:rPr>
           <w:rStyle w:val="StringTok"/>
-          <w:color w:val="C00000"/>
+          <w:rFonts w:ascii="Consolas" w:hAnsi="Consolas"/>
+          <w:color w:val="C00000"/>
+          <w:sz w:val="19"/>
         </w:rPr>
         <w:t xml:space="preserve">    steps:</w:t>
       </w:r>
       <w:r>
         <w:rPr>
-          <w:color w:val="C00000"/>
+          <w:rFonts w:ascii="Consolas" w:hAnsi="Consolas"/>
+          <w:color w:val="C00000"/>
+          <w:sz w:val="19"/>
         </w:rPr>
         <w:br/>
       </w:r>
       <w:r>
         <w:rPr>
           <w:rStyle w:val="StringTok"/>
-          <w:color w:val="C00000"/>
+          <w:rFonts w:ascii="Consolas" w:hAnsi="Consolas"/>
+          <w:color w:val="C00000"/>
+          <w:sz w:val="19"/>
         </w:rPr>
         <w:t xml:space="preserve">      - uses: actions/checkout@v4</w:t>
       </w:r>
       <w:r>
         <w:rPr>
-          <w:color w:val="C00000"/>
+          <w:rFonts w:ascii="Consolas" w:hAnsi="Consolas"/>
+          <w:color w:val="C00000"/>
+          <w:sz w:val="19"/>
         </w:rPr>
         <w:br/>
       </w:r>
       <w:r>
         <w:rPr>
           <w:rStyle w:val="StringTok"/>
-          <w:color w:val="C00000"/>
+          <w:rFonts w:ascii="Consolas" w:hAnsi="Consolas"/>
+          <w:color w:val="C00000"/>
+          <w:sz w:val="19"/>
         </w:rPr>
         <w:t xml:space="preserve">        with:</w:t>
       </w:r>
       <w:r>
         <w:rPr>
-          <w:color w:val="C00000"/>
+          <w:rFonts w:ascii="Consolas" w:hAnsi="Consolas"/>
+          <w:color w:val="C00000"/>
+          <w:sz w:val="19"/>
         </w:rPr>
         <w:br/>
       </w:r>
       <w:r>
         <w:rPr>
           <w:rStyle w:val="StringTok"/>
-          <w:color w:val="C00000"/>
+          <w:rFonts w:ascii="Consolas" w:hAnsi="Consolas"/>
+          <w:color w:val="C00000"/>
+          <w:sz w:val="19"/>
         </w:rPr>
         <w:t xml:space="preserve">          fetch-depth: 0</w:t>
       </w:r>
       <w:r>
         <w:rPr>
-          <w:color w:val="C00000"/>
+          <w:rFonts w:ascii="Consolas" w:hAnsi="Consolas"/>
+          <w:color w:val="C00000"/>
+          <w:sz w:val="19"/>
         </w:rPr>
         <w:br/>
       </w:r>
       <w:r>
         <w:rPr>
           <w:rStyle w:val="StringTok"/>
-          <w:color w:val="C00000"/>
+          <w:rFonts w:ascii="Consolas" w:hAnsi="Consolas"/>
+          <w:color w:val="C00000"/>
+          <w:sz w:val="19"/>
         </w:rPr>
         <w:t xml:space="preserve">      - name: Setup Node</w:t>
       </w:r>
       <w:r>
         <w:rPr>
-          <w:color w:val="C00000"/>
+          <w:rFonts w:ascii="Consolas" w:hAnsi="Consolas"/>
+          <w:color w:val="C00000"/>
+          <w:sz w:val="19"/>
         </w:rPr>
         <w:br/>
       </w:r>
       <w:r>
         <w:rPr>
           <w:rStyle w:val="StringTok"/>
-          <w:color w:val="C00000"/>
+          <w:rFonts w:ascii="Consolas" w:hAnsi="Consolas"/>
+          <w:color w:val="C00000"/>
+          <w:sz w:val="19"/>
         </w:rPr>
         <w:t xml:space="preserve">        uses: actions/setup-node@v4</w:t>
       </w:r>
       <w:r>
         <w:rPr>
-          <w:color w:val="C00000"/>
+          <w:rFonts w:ascii="Consolas" w:hAnsi="Consolas"/>
+          <w:color w:val="C00000"/>
+          <w:sz w:val="19"/>
         </w:rPr>
         <w:br/>
       </w:r>
       <w:r>
         <w:rPr>
           <w:rStyle w:val="StringTok"/>
-          <w:color w:val="C00000"/>
+          <w:rFonts w:ascii="Consolas" w:hAnsi="Consolas"/>
+          <w:color w:val="C00000"/>
+          <w:sz w:val="19"/>
         </w:rPr>
         <w:t xml:space="preserve">        with:</w:t>
       </w:r>
       <w:r>
         <w:rPr>
-          <w:color w:val="C00000"/>
+          <w:rFonts w:ascii="Consolas" w:hAnsi="Consolas"/>
+          <w:color w:val="C00000"/>
+          <w:sz w:val="19"/>
         </w:rPr>
         <w:br/>
       </w:r>
       <w:r>
         <w:rPr>
           <w:rStyle w:val="StringTok"/>
-          <w:color w:val="C00000"/>
+          <w:rFonts w:ascii="Consolas" w:hAnsi="Consolas"/>
+          <w:color w:val="C00000"/>
+          <w:sz w:val="19"/>
         </w:rPr>
         <w:t xml:space="preserve">          node-version: 20</w:t>
       </w:r>
       <w:r>
         <w:rPr>
-          <w:color w:val="C00000"/>
+          <w:rFonts w:ascii="Consolas" w:hAnsi="Consolas"/>
+          <w:color w:val="C00000"/>
+          <w:sz w:val="19"/>
         </w:rPr>
         <w:br/>
       </w:r>
       <w:r>
         <w:rPr>
           <w:rStyle w:val="StringTok"/>
-          <w:color w:val="C00000"/>
+          <w:rFonts w:ascii="Consolas" w:hAnsi="Consolas"/>
+          <w:color w:val="C00000"/>
+          <w:sz w:val="19"/>
         </w:rPr>
         <w:t xml:space="preserve">      - name: Install dependencies</w:t>
       </w:r>
       <w:r>
         <w:rPr>
-          <w:color w:val="C00000"/>
+          <w:rFonts w:ascii="Consolas" w:hAnsi="Consolas"/>
+          <w:color w:val="C00000"/>
+          <w:sz w:val="19"/>
         </w:rPr>
         <w:br/>
       </w:r>
       <w:r>
         <w:rPr>
           <w:rStyle w:val="StringTok"/>
-          <w:color w:val="C00000"/>
+          <w:rFonts w:ascii="Consolas" w:hAnsi="Consolas"/>
+          <w:color w:val="C00000"/>
+          <w:sz w:val="19"/>
         </w:rPr>
         <w:t xml:space="preserve">        run: npm ci</w:t>
       </w:r>
       <w:r>
         <w:rPr>
-          <w:color w:val="C00000"/>
+          <w:rFonts w:ascii="Consolas" w:hAnsi="Consolas"/>
+          <w:color w:val="C00000"/>
+          <w:sz w:val="19"/>
         </w:rPr>
         <w:br/>
       </w:r>
       <w:r>
         <w:rPr>
           <w:rStyle w:val="StringTok"/>
-          <w:color w:val="C00000"/>
+          <w:rFonts w:ascii="Consolas" w:hAnsi="Consolas"/>
+          <w:color w:val="C00000"/>
+          <w:sz w:val="19"/>
         </w:rPr>
         <w:t xml:space="preserve">      - name: npm audit gate (policy §1 — high/critical blocks)</w:t>
       </w:r>
       <w:r>
         <w:rPr>
-          <w:color w:val="C00000"/>
+          <w:rFonts w:ascii="Consolas" w:hAnsi="Consolas"/>
+          <w:color w:val="C00000"/>
+          <w:sz w:val="19"/>
         </w:rPr>
         <w:br/>
       </w:r>
       <w:r>
         <w:rPr>
           <w:rStyle w:val="StringTok"/>
-          <w:color w:val="C00000"/>
+          <w:rFonts w:ascii="Consolas" w:hAnsi="Consolas"/>
+          <w:color w:val="C00000"/>
+          <w:sz w:val="19"/>
         </w:rPr>
         <w:t xml:space="preserve">        run: npm audit --audit-level=high</w:t>
       </w:r>
       <w:r>
         <w:rPr>
-          <w:color w:val="C00000"/>
+          <w:rFonts w:ascii="Consolas" w:hAnsi="Consolas"/>
+          <w:color w:val="C00000"/>
+          <w:sz w:val="19"/>
         </w:rPr>
         <w:br/>
       </w:r>
       <w:r>
         <w:rPr>
           <w:rStyle w:val="StringTok"/>
-          <w:color w:val="C00000"/>
+          <w:rFonts w:ascii="Consolas" w:hAnsi="Consolas"/>
+          <w:color w:val="C00000"/>
+          <w:sz w:val="19"/>
         </w:rPr>
         <w:t xml:space="preserve">      - name: Install OpenSSF Scorecard</w:t>
       </w:r>
       <w:r>
         <w:rPr>
-          <w:color w:val="C00000"/>
+          <w:rFonts w:ascii="Consolas" w:hAnsi="Consolas"/>
+          <w:color w:val="C00000"/>
+          <w:sz w:val="19"/>
         </w:rPr>
         <w:br/>
       </w:r>
       <w:r>
         <w:rPr>
           <w:rStyle w:val="StringTok"/>
-          <w:color w:val="C00000"/>
+          <w:rFonts w:ascii="Consolas" w:hAnsi="Consolas"/>
+          <w:color w:val="C00000"/>
+          <w:sz w:val="19"/>
         </w:rPr>
         <w:t xml:space="preserve">        run: |</w:t>
       </w:r>
       <w:r>
         <w:rPr>
-          <w:color w:val="C00000"/>
+          <w:rFonts w:ascii="Consolas" w:hAnsi="Consolas"/>
+          <w:color w:val="C00000"/>
+          <w:sz w:val="19"/>
         </w:rPr>
         <w:br/>
       </w:r>
       <w:r>
         <w:rPr>
           <w:rStyle w:val="StringTok"/>
-          <w:color w:val="C00000"/>
+          <w:rFonts w:ascii="Consolas" w:hAnsi="Consolas"/>
+          <w:color w:val="C00000"/>
+          <w:sz w:val="19"/>
         </w:rPr>
         <w:t xml:space="preserve">          curl -sL https://github.com/ossf/scorecard/releases/download/v5.5.0/scorecard_5.5.0_linux_amd64.tar.gz -o scorecard.tar.gz</w:t>
       </w:r>
       <w:r>
         <w:rPr>
-          <w:color w:val="C00000"/>
+          <w:rFonts w:ascii="Consolas" w:hAnsi="Consolas"/>
+          <w:color w:val="C00000"/>
+          <w:sz w:val="19"/>
         </w:rPr>
         <w:br/>
       </w:r>
       <w:r>
         <w:rPr>
           <w:rStyle w:val="StringTok"/>
-          <w:color w:val="C00000"/>
+          <w:rFonts w:ascii="Consolas" w:hAnsi="Consolas"/>
+          <w:color w:val="C00000"/>
+          <w:sz w:val="19"/>
         </w:rPr>
         <w:t xml:space="preserve">          tar -xzf scorecard.tar.gz scorecard</w:t>
       </w:r>
       <w:r>
         <w:rPr>
-          <w:color w:val="C00000"/>
+          <w:rFonts w:ascii="Consolas" w:hAnsi="Consolas"/>
+          <w:color w:val="C00000"/>
+          <w:sz w:val="19"/>
         </w:rPr>
         <w:br/>
       </w:r>
       <w:r>
         <w:rPr>
           <w:rStyle w:val="StringTok"/>
-          <w:color w:val="C00000"/>
+          <w:rFonts w:ascii="Consolas" w:hAnsi="Consolas"/>
+          <w:color w:val="C00000"/>
+          <w:sz w:val="19"/>
         </w:rPr>
         <w:t xml:space="preserve">          sudo mv scorecard /usr/local/bin/</w:t>
       </w:r>
       <w:r>
         <w:rPr>
-          <w:color w:val="C00000"/>
+          <w:rFonts w:ascii="Consolas" w:hAnsi="Consolas"/>
+          <w:color w:val="C00000"/>
+          <w:sz w:val="19"/>
         </w:rPr>
         <w:br/>
       </w:r>
       <w:r>
         <w:rPr>
           <w:rStyle w:val="StringTok"/>
-          <w:color w:val="C00000"/>
+          <w:rFonts w:ascii="Consolas" w:hAnsi="Consolas"/>
+          <w:color w:val="C00000"/>
+          <w:sz w:val="19"/>
         </w:rPr>
         <w:t xml:space="preserve">      - name: Scorecard gate — new dependencies must score &gt;= 5/10 (policy §5)</w:t>
       </w:r>
       <w:r>
         <w:rPr>
-          <w:color w:val="C00000"/>
+          <w:rFonts w:ascii="Consolas" w:hAnsi="Consolas"/>
+          <w:color w:val="C00000"/>
+          <w:sz w:val="19"/>
         </w:rPr>
         <w:br/>
       </w:r>
       <w:r>
         <w:rPr>
           <w:rStyle w:val="StringTok"/>
-          <w:color w:val="C00000"/>
+          <w:rFonts w:ascii="Consolas" w:hAnsi="Consolas"/>
+          <w:color w:val="C00000"/>
+          <w:sz w:val="19"/>
         </w:rPr>
         <w:t xml:space="preserve">        env:</w:t>
       </w:r>
       <w:r>
         <w:rPr>
-          <w:color w:val="C00000"/>
+          <w:rFonts w:ascii="Consolas" w:hAnsi="Consolas"/>
+          <w:color w:val="C00000"/>
+          <w:sz w:val="19"/>
         </w:rPr>
         <w:br/>
       </w:r>
       <w:r>
         <w:rPr>
           <w:rStyle w:val="StringTok"/>
-          <w:color w:val="C00000"/>
+          <w:rFonts w:ascii="Consolas" w:hAnsi="Consolas"/>
+          <w:color w:val="C00000"/>
+          <w:sz w:val="19"/>
         </w:rPr>
         <w:t xml:space="preserve">          GITHUB_AUTH_TOKEN: ${{ secrets.GITHUB_TOKEN }}</w:t>
       </w:r>
       <w:r>
         <w:rPr>
-          <w:color w:val="C00000"/>
+          <w:rFonts w:ascii="Consolas" w:hAnsi="Consolas"/>
+          <w:color w:val="C00000"/>
+          <w:sz w:val="19"/>
         </w:rPr>
         <w:br/>
       </w:r>
       <w:r>
         <w:rPr>
           <w:rStyle w:val="StringTok"/>
-          <w:color w:val="C00000"/>
+          <w:rFonts w:ascii="Consolas" w:hAnsi="Consolas"/>
+          <w:color w:val="C00000"/>
+          <w:sz w:val="19"/>
         </w:rPr>
         <w:t xml:space="preserve">        run: |</w:t>
       </w:r>
       <w:r>
         <w:rPr>
-          <w:color w:val="C00000"/>
+          <w:rFonts w:ascii="Consolas" w:hAnsi="Consolas"/>
+          <w:color w:val="C00000"/>
+          <w:sz w:val="19"/>
         </w:rPr>
         <w:br/>
       </w:r>
       <w:r>
         <w:rPr>
           <w:rStyle w:val="StringTok"/>
-          <w:color w:val="C00000"/>
+          <w:rFonts w:ascii="Consolas" w:hAnsi="Consolas"/>
+          <w:color w:val="C00000"/>
+          <w:sz w:val="19"/>
         </w:rPr>
         <w:t xml:space="preserve">          set -euo pipefail</w:t>
       </w:r>
       <w:r>
         <w:rPr>
-          <w:color w:val="C00000"/>
+          <w:rFonts w:ascii="Consolas" w:hAnsi="Consolas"/>
+          <w:color w:val="C00000"/>
+          <w:sz w:val="19"/>
         </w:rPr>
         <w:br/>
       </w:r>
       <w:r>
         <w:rPr>
           <w:rStyle w:val="StringTok"/>
-          <w:color w:val="C00000"/>
+          <w:rFonts w:ascii="Consolas" w:hAnsi="Consolas"/>
+          <w:color w:val="C00000"/>
+          <w:sz w:val="19"/>
         </w:rPr>
         <w:t xml:space="preserve">          threshold=5</w:t>
       </w:r>
       <w:r>
         <w:rPr>
-          <w:color w:val="C00000"/>
+          <w:rFonts w:ascii="Consolas" w:hAnsi="Consolas"/>
+          <w:color w:val="C00000"/>
+          <w:sz w:val="19"/>
         </w:rPr>
         <w:br/>
       </w:r>
       <w:r>
         <w:rPr>
           <w:rStyle w:val="StringTok"/>
-          <w:color w:val="C00000"/>
+          <w:rFonts w:ascii="Consolas" w:hAnsi="Consolas"/>
+          <w:color w:val="C00000"/>
+          <w:sz w:val="19"/>
         </w:rPr>
         <w:t xml:space="preserve">          base="$(git show origin/main:package.json 2&gt;/dev/null | jq -r '.dependencies + .devDependencies | keys[]' || true)"</w:t>
       </w:r>
       <w:r>
         <w:rPr>
-          <w:color w:val="C00000"/>
+          <w:rFonts w:ascii="Consolas" w:hAnsi="Consolas"/>
+          <w:color w:val="C00000"/>
+          <w:sz w:val="19"/>
         </w:rPr>
         <w:br/>
       </w:r>
       <w:r>
         <w:rPr>
           <w:rStyle w:val="StringTok"/>
-          <w:color w:val="C00000"/>
+          <w:rFonts w:ascii="Consolas" w:hAnsi="Consolas"/>
+          <w:color w:val="C00000"/>
+          <w:sz w:val="19"/>
         </w:rPr>
         <w:t xml:space="preserve">          now="$(jq -r '.dependencies + .devDependencies | keys[]' package.json)"</w:t>
       </w:r>
       <w:r>
         <w:rPr>
-          <w:color w:val="C00000"/>
+          <w:rFonts w:ascii="Consolas" w:hAnsi="Consolas"/>
+          <w:color w:val="C00000"/>
+          <w:sz w:val="19"/>
         </w:rPr>
         <w:br/>
       </w:r>
       <w:r>
         <w:rPr>
           <w:rStyle w:val="StringTok"/>
-          <w:color w:val="C00000"/>
+          <w:rFonts w:ascii="Consolas" w:hAnsi="Consolas"/>
+          <w:color w:val="C00000"/>
+          <w:sz w:val="19"/>
         </w:rPr>
         <w:t xml:space="preserve">          new_deps="$(comm -13 &lt;(printf '%s\n' "$base") &lt;(printf '%s\n' "$now"))"</w:t>
       </w:r>
       <w:r>
         <w:rPr>
-          <w:color w:val="C00000"/>
+          <w:rFonts w:ascii="Consolas" w:hAnsi="Consolas"/>
+          <w:color w:val="C00000"/>
+          <w:sz w:val="19"/>
         </w:rPr>
         <w:br/>
       </w:r>
       <w:r>
         <w:rPr>
           <w:rStyle w:val="StringTok"/>
-          <w:color w:val="C00000"/>
+          <w:rFonts w:ascii="Consolas" w:hAnsi="Consolas"/>
+          <w:color w:val="C00000"/>
+          <w:sz w:val="19"/>
         </w:rPr>
         <w:t xml:space="preserve">          if [ -z "$new_deps" ]; then</w:t>
       </w:r>
       <w:r>
         <w:rPr>
-          <w:color w:val="C00000"/>
+          <w:rFonts w:ascii="Consolas" w:hAnsi="Consolas"/>
+          <w:color w:val="C00000"/>
+          <w:sz w:val="19"/>
         </w:rPr>
         <w:br/>
       </w:r>
       <w:r>
         <w:rPr>
           <w:rStyle w:val="StringTok"/>
-          <w:color w:val="C00000"/>
+          <w:rFonts w:ascii="Consolas" w:hAnsi="Consolas"/>
+          <w:color w:val="C00000"/>
+          <w:sz w:val="19"/>
         </w:rPr>
         <w:t xml:space="preserve">            echo "scorecard gate: no new dependencies vs main — pass"</w:t>
       </w:r>
       <w:r>
         <w:rPr>
-          <w:color w:val="C00000"/>
+          <w:rFonts w:ascii="Consolas" w:hAnsi="Consolas"/>
+          <w:color w:val="C00000"/>
+          <w:sz w:val="19"/>
         </w:rPr>
         <w:br/>
       </w:r>
       <w:r>
         <w:rPr>
           <w:rStyle w:val="StringTok"/>
-          <w:color w:val="C00000"/>
+          <w:rFonts w:ascii="Consolas" w:hAnsi="Consolas"/>
+          <w:color w:val="C00000"/>
+          <w:sz w:val="19"/>
         </w:rPr>
         <w:t xml:space="preserve">            exit 0</w:t>
       </w:r>
       <w:r>
         <w:rPr>
-          <w:color w:val="C00000"/>
+          <w:rFonts w:ascii="Consolas" w:hAnsi="Consolas"/>
+          <w:color w:val="C00000"/>
+          <w:sz w:val="19"/>
         </w:rPr>
         <w:br/>
       </w:r>
       <w:r>
         <w:rPr>
           <w:rStyle w:val="StringTok"/>
-          <w:color w:val="C00000"/>
+          <w:rFonts w:ascii="Consolas" w:hAnsi="Consolas"/>
+          <w:color w:val="C00000"/>
+          <w:sz w:val="19"/>
         </w:rPr>
         <w:t xml:space="preserve">          fi</w:t>
       </w:r>
       <w:r>
         <w:rPr>
-          <w:color w:val="C00000"/>
+          <w:rFonts w:ascii="Consolas" w:hAnsi="Consolas"/>
+          <w:color w:val="C00000"/>
+          <w:sz w:val="19"/>
         </w:rPr>
         <w:br/>
       </w:r>
       <w:r>
         <w:rPr>
           <w:rStyle w:val="StringTok"/>
-          <w:color w:val="C00000"/>
+          <w:rFonts w:ascii="Consolas" w:hAnsi="Consolas"/>
+          <w:color w:val="C00000"/>
+          <w:sz w:val="19"/>
         </w:rPr>
         <w:t xml:space="preserve">          failed=0</w:t>
       </w:r>
       <w:r>
         <w:rPr>
-          <w:color w:val="C00000"/>
+          <w:rFonts w:ascii="Consolas" w:hAnsi="Consolas"/>
+          <w:color w:val="C00000"/>
+          <w:sz w:val="19"/>
         </w:rPr>
         <w:br/>
       </w:r>
       <w:r>
         <w:rPr>
           <w:rStyle w:val="StringTok"/>
-          <w:color w:val="C00000"/>
+          <w:rFonts w:ascii="Consolas" w:hAnsi="Consolas"/>
+          <w:color w:val="C00000"/>
+          <w:sz w:val="19"/>
         </w:rPr>
         <w:t xml:space="preserve">          for dep in $new_deps; do</w:t>
       </w:r>
       <w:r>
         <w:rPr>
-          <w:color w:val="C00000"/>
+          <w:rFonts w:ascii="Consolas" w:hAnsi="Consolas"/>
+          <w:color w:val="C00000"/>
+          <w:sz w:val="19"/>
         </w:rPr>
         <w:br/>
       </w:r>
       <w:r>
         <w:rPr>
           <w:rStyle w:val="StringTok"/>
-          <w:color w:val="C00000"/>
+          <w:rFonts w:ascii="Consolas" w:hAnsi="Consolas"/>
+          <w:color w:val="C00000"/>
+          <w:sz w:val="19"/>
         </w:rPr>
         <w:t xml:space="preserve">            score="$(scorecard --npm "$dep" --format json | jq -r '.score')"</w:t>
       </w:r>
       <w:r>
         <w:rPr>
-          <w:color w:val="C00000"/>
+          <w:rFonts w:ascii="Consolas" w:hAnsi="Consolas"/>
+          <w:color w:val="C00000"/>
+          <w:sz w:val="19"/>
         </w:rPr>
         <w:br/>
       </w:r>
       <w:r>
         <w:rPr>
           <w:rStyle w:val="StringTok"/>
-          <w:color w:val="C00000"/>
+          <w:rFonts w:ascii="Consolas" w:hAnsi="Consolas"/>
+          <w:color w:val="C00000"/>
+          <w:sz w:val="19"/>
         </w:rPr>
         <w:t xml:space="preserve">            if [ "$score" = "null" ]; then</w:t>
       </w:r>
       <w:r>
         <w:rPr>
-          <w:color w:val="C00000"/>
+          <w:rFonts w:ascii="Consolas" w:hAnsi="Consolas"/>
+          <w:color w:val="C00000"/>
+          <w:sz w:val="19"/>
         </w:rPr>
         <w:br/>
       </w:r>
       <w:r>
         <w:rPr>
           <w:rStyle w:val="StringTok"/>
-          <w:color w:val="C00000"/>
+          <w:rFonts w:ascii="Consolas" w:hAnsi="Consolas"/>
+          <w:color w:val="C00000"/>
+          <w:sz w:val="19"/>
         </w:rPr>
         <w:t xml:space="preserve">              echo "  FAIL  $dep — no score obtainable: manual review required"</w:t>
       </w:r>
       <w:r>
         <w:rPr>
-          <w:color w:val="C00000"/>
+          <w:rFonts w:ascii="Consolas" w:hAnsi="Consolas"/>
+          <w:color w:val="C00000"/>
+          <w:sz w:val="19"/>
         </w:rPr>
         <w:br/>
       </w:r>
       <w:r>
         <w:rPr>
           <w:rStyle w:val="StringTok"/>
-          <w:color w:val="C00000"/>
+          <w:rFonts w:ascii="Consolas" w:hAnsi="Consolas"/>
+          <w:color w:val="C00000"/>
+          <w:sz w:val="19"/>
         </w:rPr>
         <w:t xml:space="preserve">              failed=1</w:t>
       </w:r>
       <w:r>
         <w:rPr>
-          <w:color w:val="C00000"/>
+          <w:rFonts w:ascii="Consolas" w:hAnsi="Consolas"/>
+          <w:color w:val="C00000"/>
+          <w:sz w:val="19"/>
         </w:rPr>
         <w:br/>
       </w:r>
       <w:r>
         <w:rPr>
           <w:rStyle w:val="StringTok"/>
-          <w:color w:val="C00000"/>
+          <w:rFonts w:ascii="Consolas" w:hAnsi="Consolas"/>
+          <w:color w:val="C00000"/>
+          <w:sz w:val="19"/>
         </w:rPr>
         <w:t xml:space="preserve">            elif awk -v s="$score" -v t="$threshold" 'BEGIN { exit !(s &gt;= t) }'; then</w:t>
       </w:r>
       <w:r>
         <w:rPr>
-          <w:color w:val="C00000"/>
+          <w:rFonts w:ascii="Consolas" w:hAnsi="Consolas"/>
+          <w:color w:val="C00000"/>
+          <w:sz w:val="19"/>
         </w:rPr>
         <w:br/>
       </w:r>
       <w:r>
         <w:rPr>
           <w:rStyle w:val="StringTok"/>
-          <w:color w:val="C00000"/>
+          <w:rFonts w:ascii="Consolas" w:hAnsi="Consolas"/>
+          <w:color w:val="C00000"/>
+          <w:sz w:val="19"/>
         </w:rPr>
         <w:t xml:space="preserve">              echo "  PASS  $dep — score $score"</w:t>
       </w:r>
       <w:r>
         <w:rPr>
-          <w:color w:val="C00000"/>
+          <w:rFonts w:ascii="Consolas" w:hAnsi="Consolas"/>
+          <w:color w:val="C00000"/>
+          <w:sz w:val="19"/>
         </w:rPr>
         <w:br/>
       </w:r>
       <w:r>
         <w:rPr>
           <w:rStyle w:val="StringTok"/>
-          <w:color w:val="C00000"/>
+          <w:rFonts w:ascii="Consolas" w:hAnsi="Consolas"/>
+          <w:color w:val="C00000"/>
+          <w:sz w:val="19"/>
         </w:rPr>
         <w:t xml:space="preserve">            else</w:t>
       </w:r>
       <w:r>
         <w:rPr>
-          <w:color w:val="C00000"/>
+          <w:rFonts w:ascii="Consolas" w:hAnsi="Consolas"/>
+          <w:color w:val="C00000"/>
+          <w:sz w:val="19"/>
         </w:rPr>
         <w:br/>
       </w:r>
       <w:r>
         <w:rPr>
           <w:rStyle w:val="StringTok"/>
-          <w:color w:val="C00000"/>
+          <w:rFonts w:ascii="Consolas" w:hAnsi="Consolas"/>
+          <w:color w:val="C00000"/>
+          <w:sz w:val="19"/>
         </w:rPr>
         <w:t xml:space="preserve">              echo "  FAIL  $dep — score $score below threshold $threshold"</w:t>
       </w:r>
       <w:r>
         <w:rPr>
-          <w:color w:val="C00000"/>
+          <w:rFonts w:ascii="Consolas" w:hAnsi="Consolas"/>
+          <w:color w:val="C00000"/>
+          <w:sz w:val="19"/>
         </w:rPr>
         <w:br/>
       </w:r>
       <w:r>
         <w:rPr>
           <w:rStyle w:val="StringTok"/>
-          <w:color w:val="C00000"/>
+          <w:rFonts w:ascii="Consolas" w:hAnsi="Consolas"/>
+          <w:color w:val="C00000"/>
+          <w:sz w:val="19"/>
         </w:rPr>
         <w:t xml:space="preserve">              failed=1</w:t>
       </w:r>
       <w:r>
         <w:rPr>
-          <w:color w:val="C00000"/>
+          <w:rFonts w:ascii="Consolas" w:hAnsi="Consolas"/>
+          <w:color w:val="C00000"/>
+          <w:sz w:val="19"/>
         </w:rPr>
         <w:br/>
       </w:r>
       <w:r>
         <w:rPr>
           <w:rStyle w:val="StringTok"/>
-          <w:color w:val="C00000"/>
+          <w:rFonts w:ascii="Consolas" w:hAnsi="Consolas"/>
+          <w:color w:val="C00000"/>
+          <w:sz w:val="19"/>
         </w:rPr>
         <w:t xml:space="preserve">            fi</w:t>
       </w:r>
       <w:r>
         <w:rPr>
-          <w:color w:val="C00000"/>
+          <w:rFonts w:ascii="Consolas" w:hAnsi="Consolas"/>
+          <w:color w:val="C00000"/>
+          <w:sz w:val="19"/>
         </w:rPr>
         <w:br/>
       </w:r>
       <w:r>
         <w:rPr>
           <w:rStyle w:val="StringTok"/>
-          <w:color w:val="C00000"/>
+          <w:rFonts w:ascii="Consolas" w:hAnsi="Consolas"/>
+          <w:color w:val="C00000"/>
+          <w:sz w:val="19"/>
         </w:rPr>
         <w:t xml:space="preserve">          done</w:t>
       </w:r>
       <w:r>
         <w:rPr>
-          <w:color w:val="C00000"/>
+          <w:rFonts w:ascii="Consolas" w:hAnsi="Consolas"/>
+          <w:color w:val="C00000"/>
+          <w:sz w:val="19"/>
         </w:rPr>
         <w:br/>
       </w:r>
       <w:r>
         <w:rPr>
           <w:rStyle w:val="StringTok"/>
-          <w:color w:val="C00000"/>
+          <w:rFonts w:ascii="Consolas" w:hAnsi="Consolas"/>
+          <w:color w:val="C00000"/>
+          <w:sz w:val="19"/>
         </w:rPr>
         <w:t xml:space="preserve">          [ "$failed" = 0 ] || { echo "scorecard gate FAILED — sca-policy.md §5"; exit 1; }</w:t>
       </w:r>
       <w:r>
         <w:rPr>
-          <w:color w:val="C00000"/>
+          <w:rFonts w:ascii="Consolas" w:hAnsi="Consolas"/>
+          <w:color w:val="C00000"/>
+          <w:sz w:val="19"/>
         </w:rPr>
         <w:br/>
       </w:r>
       <w:r>
         <w:rPr>
           <w:rStyle w:val="StringTok"/>
-          <w:color w:val="C00000"/>
+          <w:rFonts w:ascii="Consolas" w:hAnsi="Consolas"/>
+          <w:color w:val="C00000"/>
+          <w:sz w:val="19"/>
         </w:rPr>
         <w:t xml:space="preserve">          echo "scorecard gate: pass"</w:t>
       </w:r>
       <w:r>
         <w:rPr>
-          <w:color w:val="C00000"/>
+          <w:rFonts w:ascii="Consolas" w:hAnsi="Consolas"/>
+          <w:color w:val="C00000"/>
+          <w:sz w:val="19"/>
         </w:rPr>
         <w:br/>
       </w:r>
       <w:r>
         <w:rPr>
           <w:rStyle w:val="OperatorTok"/>
-          <w:color w:val="C00000"/>
+          <w:rFonts w:ascii="Consolas" w:hAnsi="Consolas"/>
+          <w:color w:val="C00000"/>
+          <w:sz w:val="19"/>
         </w:rPr>
         <w:t xml:space="preserve">EOF</w:t>
       </w:r>
@@ -11443,48 +13108,62 @@
     <w:p>
       <w:pPr>
         <w:pStyle w:val="SourceCode"/>
-        <w:shd w:val="clear" w:color="auto" w:fill="F2F2F2"/>
+        <w:shd w:val="clear" w:color="auto" w:fill="F2F4F7"/>
         <w:spacing w:after="0" w:before="0"/>
+        <w:ind w:left="85" w:right="85"/>
+        <w:shd w:val="clear" w:color="auto" w:fill="F2F4F7"/>
       </w:pPr>
       <w:r>
         <w:rPr>
           <w:rStyle w:val="FunctionTok"/>
-          <w:color w:val="C00000"/>
+          <w:rFonts w:ascii="Consolas" w:hAnsi="Consolas"/>
+          <w:color w:val="C00000"/>
+          <w:sz w:val="19"/>
         </w:rPr>
         <w:t xml:space="preserve">grep</w:t>
       </w:r>
       <w:r>
         <w:rPr>
           <w:rStyle w:val="NormalTok"/>
-          <w:color w:val="C00000"/>
+          <w:rFonts w:ascii="Consolas" w:hAnsi="Consolas"/>
+          <w:color w:val="C00000"/>
+          <w:sz w:val="19"/>
         </w:rPr>
         <w:t xml:space="preserve"> </w:t>
       </w:r>
       <w:r>
         <w:rPr>
           <w:rStyle w:val="AttributeTok"/>
-          <w:color w:val="C00000"/>
+          <w:rFonts w:ascii="Consolas" w:hAnsi="Consolas"/>
+          <w:color w:val="C00000"/>
+          <w:sz w:val="19"/>
         </w:rPr>
         <w:t xml:space="preserve">-c</w:t>
       </w:r>
       <w:r>
         <w:rPr>
           <w:rStyle w:val="NormalTok"/>
-          <w:color w:val="C00000"/>
+          <w:rFonts w:ascii="Consolas" w:hAnsi="Consolas"/>
+          <w:color w:val="C00000"/>
+          <w:sz w:val="19"/>
         </w:rPr>
         <w:t xml:space="preserve"> </w:t>
       </w:r>
       <w:r>
         <w:rPr>
           <w:rStyle w:val="StringTok"/>
-          <w:color w:val="C00000"/>
+          <w:rFonts w:ascii="Consolas" w:hAnsi="Consolas"/>
+          <w:color w:val="C00000"/>
+          <w:sz w:val="19"/>
         </w:rPr>
         <w:t xml:space="preserve">"sca:"</w:t>
       </w:r>
       <w:r>
         <w:rPr>
           <w:rStyle w:val="NormalTok"/>
-          <w:color w:val="C00000"/>
+          <w:rFonts w:ascii="Consolas" w:hAnsi="Consolas"/>
+          <w:color w:val="C00000"/>
+          <w:sz w:val="19"/>
         </w:rPr>
         <w:t xml:space="preserve"> .github/workflows/ci.yml</w:t>
       </w:r>
@@ -11589,201 +13268,261 @@
     <w:p>
       <w:pPr>
         <w:pStyle w:val="SourceCode"/>
-        <w:shd w:val="clear" w:color="auto" w:fill="F2F2F2"/>
+        <w:shd w:val="clear" w:color="auto" w:fill="F2F4F7"/>
         <w:spacing w:after="0" w:before="0"/>
+        <w:ind w:left="85" w:right="85"/>
+        <w:shd w:val="clear" w:color="auto" w:fill="F2F4F7"/>
       </w:pPr>
       <w:r>
         <w:rPr>
           <w:rStyle w:val="CommentTok"/>
-          <w:color w:val="C00000"/>
+          <w:rFonts w:ascii="Consolas" w:hAnsi="Consolas"/>
+          <w:color w:val="C00000"/>
+          <w:sz w:val="19"/>
         </w:rPr>
         <w:t xml:space="preserve"># commit the deliberate changes first</w:t>
       </w:r>
       <w:r>
         <w:rPr>
-          <w:color w:val="C00000"/>
+          <w:rFonts w:ascii="Consolas" w:hAnsi="Consolas"/>
+          <w:color w:val="C00000"/>
+          <w:sz w:val="19"/>
         </w:rPr>
         <w:br/>
       </w:r>
       <w:r>
         <w:rPr>
           <w:rStyle w:val="FunctionTok"/>
-          <w:color w:val="C00000"/>
+          <w:rFonts w:ascii="Consolas" w:hAnsi="Consolas"/>
+          <w:color w:val="C00000"/>
+          <w:sz w:val="19"/>
         </w:rPr>
         <w:t xml:space="preserve">git</w:t>
       </w:r>
       <w:r>
         <w:rPr>
           <w:rStyle w:val="NormalTok"/>
-          <w:color w:val="C00000"/>
+          <w:rFonts w:ascii="Consolas" w:hAnsi="Consolas"/>
+          <w:color w:val="C00000"/>
+          <w:sz w:val="19"/>
         </w:rPr>
         <w:t xml:space="preserve"> add package.json package-lock.json .npmrc .github/workflows/ci.yml docs/project-2/</w:t>
       </w:r>
       <w:r>
         <w:rPr>
-          <w:color w:val="C00000"/>
+          <w:rFonts w:ascii="Consolas" w:hAnsi="Consolas"/>
+          <w:color w:val="C00000"/>
+          <w:sz w:val="19"/>
         </w:rPr>
         <w:br/>
       </w:r>
       <w:r>
         <w:rPr>
           <w:rStyle w:val="FunctionTok"/>
-          <w:color w:val="C00000"/>
+          <w:rFonts w:ascii="Consolas" w:hAnsi="Consolas"/>
+          <w:color w:val="C00000"/>
+          <w:sz w:val="19"/>
         </w:rPr>
         <w:t xml:space="preserve">git</w:t>
       </w:r>
       <w:r>
         <w:rPr>
           <w:rStyle w:val="NormalTok"/>
-          <w:color w:val="C00000"/>
+          <w:rFonts w:ascii="Consolas" w:hAnsi="Consolas"/>
+          <w:color w:val="C00000"/>
+          <w:sz w:val="19"/>
         </w:rPr>
         <w:t xml:space="preserve"> commit </w:t>
       </w:r>
       <w:r>
         <w:rPr>
           <w:rStyle w:val="AttributeTok"/>
-          <w:color w:val="C00000"/>
+          <w:rFonts w:ascii="Consolas" w:hAnsi="Consolas"/>
+          <w:color w:val="C00000"/>
+          <w:sz w:val="19"/>
         </w:rPr>
         <w:t xml:space="preserve">-m</w:t>
       </w:r>
       <w:r>
         <w:rPr>
           <w:rStyle w:val="NormalTok"/>
-          <w:color w:val="C00000"/>
+          <w:rFonts w:ascii="Consolas" w:hAnsi="Consolas"/>
+          <w:color w:val="C00000"/>
+          <w:sz w:val="19"/>
         </w:rPr>
         <w:t xml:space="preserve"> </w:t>
       </w:r>
       <w:r>
         <w:rPr>
           <w:rStyle w:val="StringTok"/>
-          <w:color w:val="C00000"/>
+          <w:rFonts w:ascii="Consolas" w:hAnsi="Consolas"/>
+          <w:color w:val="C00000"/>
+          <w:sz w:val="19"/>
         </w:rPr>
         <w:t xml:space="preserve">"p2: lodash fix, scope pin, sca gate in CI"</w:t>
       </w:r>
       <w:r>
         <w:rPr>
-          <w:color w:val="C00000"/>
+          <w:rFonts w:ascii="Consolas" w:hAnsi="Consolas"/>
+          <w:color w:val="C00000"/>
+          <w:sz w:val="19"/>
         </w:rPr>
         <w:br/>
       </w:r>
       <w:r>
         <w:rPr>
-          <w:color w:val="C00000"/>
+          <w:rFonts w:ascii="Consolas" w:hAnsi="Consolas"/>
+          <w:color w:val="C00000"/>
+          <w:sz w:val="19"/>
         </w:rPr>
         <w:br/>
       </w:r>
       <w:r>
         <w:rPr>
           <w:rStyle w:val="CommentTok"/>
-          <w:color w:val="C00000"/>
+          <w:rFonts w:ascii="Consolas" w:hAnsi="Consolas"/>
+          <w:color w:val="C00000"/>
+          <w:sz w:val="19"/>
         </w:rPr>
         <w:t xml:space="preserve"># make sure the gates are also in what will be tested, on your sandbox main:</w:t>
       </w:r>
       <w:r>
         <w:rPr>
-          <w:color w:val="C00000"/>
+          <w:rFonts w:ascii="Consolas" w:hAnsi="Consolas"/>
+          <w:color w:val="C00000"/>
+          <w:sz w:val="19"/>
         </w:rPr>
         <w:br/>
       </w:r>
       <w:r>
         <w:rPr>
           <w:rStyle w:val="FunctionTok"/>
-          <w:color w:val="C00000"/>
+          <w:rFonts w:ascii="Consolas" w:hAnsi="Consolas"/>
+          <w:color w:val="C00000"/>
+          <w:sz w:val="19"/>
         </w:rPr>
         <w:t xml:space="preserve">git</w:t>
       </w:r>
       <w:r>
         <w:rPr>
           <w:rStyle w:val="NormalTok"/>
-          <w:color w:val="C00000"/>
+          <w:rFonts w:ascii="Consolas" w:hAnsi="Consolas"/>
+          <w:color w:val="C00000"/>
+          <w:sz w:val="19"/>
         </w:rPr>
         <w:t xml:space="preserve"> checkout main</w:t>
       </w:r>
       <w:r>
         <w:rPr>
-          <w:color w:val="C00000"/>
+          <w:rFonts w:ascii="Consolas" w:hAnsi="Consolas"/>
+          <w:color w:val="C00000"/>
+          <w:sz w:val="19"/>
         </w:rPr>
         <w:br/>
       </w:r>
       <w:r>
         <w:rPr>
           <w:rStyle w:val="FunctionTok"/>
-          <w:color w:val="C00000"/>
+          <w:rFonts w:ascii="Consolas" w:hAnsi="Consolas"/>
+          <w:color w:val="C00000"/>
+          <w:sz w:val="19"/>
         </w:rPr>
         <w:t xml:space="preserve">git</w:t>
       </w:r>
       <w:r>
         <w:rPr>
           <w:rStyle w:val="NormalTok"/>
-          <w:color w:val="C00000"/>
+          <w:rFonts w:ascii="Consolas" w:hAnsi="Consolas"/>
+          <w:color w:val="C00000"/>
+          <w:sz w:val="19"/>
         </w:rPr>
         <w:t xml:space="preserve"> merge project2-starter</w:t>
       </w:r>
       <w:r>
         <w:rPr>
-          <w:color w:val="C00000"/>
+          <w:rFonts w:ascii="Consolas" w:hAnsi="Consolas"/>
+          <w:color w:val="C00000"/>
+          <w:sz w:val="19"/>
         </w:rPr>
         <w:br/>
       </w:r>
       <w:r>
         <w:rPr>
           <w:rStyle w:val="FunctionTok"/>
-          <w:color w:val="C00000"/>
+          <w:rFonts w:ascii="Consolas" w:hAnsi="Consolas"/>
+          <w:color w:val="C00000"/>
+          <w:sz w:val="19"/>
         </w:rPr>
         <w:t xml:space="preserve">git</w:t>
       </w:r>
       <w:r>
         <w:rPr>
           <w:rStyle w:val="NormalTok"/>
-          <w:color w:val="C00000"/>
+          <w:rFonts w:ascii="Consolas" w:hAnsi="Consolas"/>
+          <w:color w:val="C00000"/>
+          <w:sz w:val="19"/>
         </w:rPr>
         <w:t xml:space="preserve"> push origin main</w:t>
       </w:r>
       <w:r>
         <w:rPr>
-          <w:color w:val="C00000"/>
+          <w:rFonts w:ascii="Consolas" w:hAnsi="Consolas"/>
+          <w:color w:val="C00000"/>
+          <w:sz w:val="19"/>
         </w:rPr>
         <w:br/>
       </w:r>
       <w:r>
         <w:rPr>
           <w:rStyle w:val="ExtensionTok"/>
-          <w:color w:val="C00000"/>
+          <w:rFonts w:ascii="Consolas" w:hAnsi="Consolas"/>
+          <w:color w:val="C00000"/>
+          <w:sz w:val="19"/>
         </w:rPr>
         <w:t xml:space="preserve">gh</w:t>
       </w:r>
       <w:r>
         <w:rPr>
           <w:rStyle w:val="NormalTok"/>
-          <w:color w:val="C00000"/>
+          <w:rFonts w:ascii="Consolas" w:hAnsi="Consolas"/>
+          <w:color w:val="C00000"/>
+          <w:sz w:val="19"/>
         </w:rPr>
         <w:t xml:space="preserve"> run list </w:t>
       </w:r>
       <w:r>
         <w:rPr>
           <w:rStyle w:val="AttributeTok"/>
-          <w:color w:val="C00000"/>
+          <w:rFonts w:ascii="Consolas" w:hAnsi="Consolas"/>
+          <w:color w:val="C00000"/>
+          <w:sz w:val="19"/>
         </w:rPr>
         <w:t xml:space="preserve">--workflow</w:t>
       </w:r>
       <w:r>
         <w:rPr>
           <w:rStyle w:val="NormalTok"/>
-          <w:color w:val="C00000"/>
+          <w:rFonts w:ascii="Consolas" w:hAnsi="Consolas"/>
+          <w:color w:val="C00000"/>
+          <w:sz w:val="19"/>
         </w:rPr>
         <w:t xml:space="preserve"> ci.yml </w:t>
       </w:r>
       <w:r>
         <w:rPr>
           <w:rStyle w:val="AttributeTok"/>
-          <w:color w:val="C00000"/>
+          <w:rFonts w:ascii="Consolas" w:hAnsi="Consolas"/>
+          <w:color w:val="C00000"/>
+          <w:sz w:val="19"/>
         </w:rPr>
         <w:t xml:space="preserve">-L</w:t>
       </w:r>
       <w:r>
         <w:rPr>
           <w:rStyle w:val="NormalTok"/>
-          <w:color w:val="C00000"/>
+          <w:rFonts w:ascii="Consolas" w:hAnsi="Consolas"/>
+          <w:color w:val="C00000"/>
+          <w:sz w:val="19"/>
         </w:rPr>
         <w:t xml:space="preserve"> 3</w:t>
       </w:r>
@@ -11848,11 +13587,18 @@
     <w:p>
       <w:pPr>
         <w:pStyle w:val="CaptionedFigure"/>
-      </w:pPr>
-      <w:r>
+        <w:jc w:val="center"/>
+      </w:pPr>
+      <w:r>
+        <w:rPr>
+          <w:rFonts w:ascii="Calibri" w:hAnsi="Calibri"/>
+          <w:i/>
+          <w:color w:val="595959"/>
+          <w:sz w:val="18"/>
+        </w:rPr>
         <w:drawing>
           <wp:inline>
-            <wp:extent cx="5334000" cy="3377081"/>
+            <wp:extent cx="5334000" cy="3468234"/>
             <wp:effectExtent b="0" l="0" r="0" t="0"/>
             <wp:docPr descr="CI green on main with the new sca job" title="" id="82" name="Picture"/>
             <a:graphic>
@@ -11873,7 +13619,7 @@
                   <pic:spPr bwMode="auto">
                     <a:xfrm>
                       <a:off x="0" y="0"/>
-                      <a:ext cx="5334000" cy="3377081"/>
+                      <a:ext cx="5334000" cy="3468234"/>
                     </a:xfrm>
                     <a:prstGeom prst="rect">
                       <a:avLst/>
@@ -11895,8 +13641,15 @@
     <w:p>
       <w:pPr>
         <w:pStyle w:val="ImageCaption"/>
-      </w:pPr>
-      <w:r>
+        <w:jc w:val="center"/>
+      </w:pPr>
+      <w:r>
+        <w:rPr>
+          <w:rFonts w:ascii="Calibri" w:hAnsi="Calibri"/>
+          <w:i/>
+          <w:color w:val="595959"/>
+          <w:sz w:val="18"/>
+        </w:rPr>
         <w:t xml:space="preserve">CI green on main with the new sca job</w:t>
       </w:r>
     </w:p>
@@ -12335,103 +14088,133 @@
     <w:p>
       <w:pPr>
         <w:pStyle w:val="SourceCode"/>
-        <w:shd w:val="clear" w:color="auto" w:fill="F2F2F2"/>
+        <w:shd w:val="clear" w:color="auto" w:fill="F2F4F7"/>
         <w:spacing w:after="0" w:before="0"/>
+        <w:ind w:left="85" w:right="85"/>
+        <w:shd w:val="clear" w:color="auto" w:fill="F2F4F7"/>
       </w:pPr>
       <w:r>
         <w:rPr>
           <w:rStyle w:val="ExtensionTok"/>
-          <w:color w:val="C00000"/>
+          <w:rFonts w:ascii="Consolas" w:hAnsi="Consolas"/>
+          <w:color w:val="C00000"/>
+          <w:sz w:val="19"/>
         </w:rPr>
         <w:t xml:space="preserve">scorecard</w:t>
       </w:r>
       <w:r>
         <w:rPr>
           <w:rStyle w:val="NormalTok"/>
-          <w:color w:val="C00000"/>
+          <w:rFonts w:ascii="Consolas" w:hAnsi="Consolas"/>
+          <w:color w:val="C00000"/>
+          <w:sz w:val="19"/>
         </w:rPr>
         <w:t xml:space="preserve"> </w:t>
       </w:r>
       <w:r>
         <w:rPr>
           <w:rStyle w:val="AttributeTok"/>
-          <w:color w:val="C00000"/>
+          <w:rFonts w:ascii="Consolas" w:hAnsi="Consolas"/>
+          <w:color w:val="C00000"/>
+          <w:sz w:val="19"/>
         </w:rPr>
         <w:t xml:space="preserve">--npm</w:t>
       </w:r>
       <w:r>
         <w:rPr>
           <w:rStyle w:val="NormalTok"/>
-          <w:color w:val="C00000"/>
+          <w:rFonts w:ascii="Consolas" w:hAnsi="Consolas"/>
+          <w:color w:val="C00000"/>
+          <w:sz w:val="19"/>
         </w:rPr>
         <w:t xml:space="preserve"> left-pad </w:t>
       </w:r>
       <w:r>
         <w:rPr>
           <w:rStyle w:val="AttributeTok"/>
-          <w:color w:val="C00000"/>
+          <w:rFonts w:ascii="Consolas" w:hAnsi="Consolas"/>
+          <w:color w:val="C00000"/>
+          <w:sz w:val="19"/>
         </w:rPr>
         <w:t xml:space="preserve">--format</w:t>
       </w:r>
       <w:r>
         <w:rPr>
           <w:rStyle w:val="NormalTok"/>
-          <w:color w:val="C00000"/>
+          <w:rFonts w:ascii="Consolas" w:hAnsi="Consolas"/>
+          <w:color w:val="C00000"/>
+          <w:sz w:val="19"/>
         </w:rPr>
         <w:t xml:space="preserve"> json </w:t>
       </w:r>
       <w:r>
         <w:rPr>
           <w:rStyle w:val="KeywordTok"/>
-          <w:color w:val="C00000"/>
+          <w:rFonts w:ascii="Consolas" w:hAnsi="Consolas"/>
+          <w:color w:val="C00000"/>
+          <w:sz w:val="19"/>
         </w:rPr>
         <w:t xml:space="preserve">|</w:t>
       </w:r>
       <w:r>
         <w:rPr>
           <w:rStyle w:val="NormalTok"/>
-          <w:color w:val="C00000"/>
+          <w:rFonts w:ascii="Consolas" w:hAnsi="Consolas"/>
+          <w:color w:val="C00000"/>
+          <w:sz w:val="19"/>
         </w:rPr>
         <w:t xml:space="preserve"> </w:t>
       </w:r>
       <w:r>
         <w:rPr>
           <w:rStyle w:val="ExtensionTok"/>
-          <w:color w:val="C00000"/>
+          <w:rFonts w:ascii="Consolas" w:hAnsi="Consolas"/>
+          <w:color w:val="C00000"/>
+          <w:sz w:val="19"/>
         </w:rPr>
         <w:t xml:space="preserve">jq</w:t>
       </w:r>
       <w:r>
         <w:rPr>
           <w:rStyle w:val="NormalTok"/>
-          <w:color w:val="C00000"/>
+          <w:rFonts w:ascii="Consolas" w:hAnsi="Consolas"/>
+          <w:color w:val="C00000"/>
+          <w:sz w:val="19"/>
         </w:rPr>
         <w:t xml:space="preserve"> </w:t>
       </w:r>
       <w:r>
         <w:rPr>
           <w:rStyle w:val="AttributeTok"/>
-          <w:color w:val="C00000"/>
+          <w:rFonts w:ascii="Consolas" w:hAnsi="Consolas"/>
+          <w:color w:val="C00000"/>
+          <w:sz w:val="19"/>
         </w:rPr>
         <w:t xml:space="preserve">-r</w:t>
       </w:r>
       <w:r>
         <w:rPr>
           <w:rStyle w:val="NormalTok"/>
-          <w:color w:val="C00000"/>
+          <w:rFonts w:ascii="Consolas" w:hAnsi="Consolas"/>
+          <w:color w:val="C00000"/>
+          <w:sz w:val="19"/>
         </w:rPr>
         <w:t xml:space="preserve"> .score</w:t>
       </w:r>
       <w:r>
         <w:rPr>
-          <w:color w:val="C00000"/>
+          <w:rFonts w:ascii="Consolas" w:hAnsi="Consolas"/>
+          <w:color w:val="C00000"/>
+          <w:sz w:val="19"/>
         </w:rPr>
         <w:br/>
       </w:r>
       <w:r>
         <w:rPr>
           <w:rStyle w:val="CommentTok"/>
-          <w:color w:val="C00000"/>
+          <w:rFonts w:ascii="Consolas" w:hAnsi="Consolas"/>
+          <w:color w:val="C00000"/>
+          <w:sz w:val="19"/>
         </w:rPr>
         <w:t xml:space="preserve"># 4.2   &lt;- below the 5/10 threshold, and npm audit passes it (no CVEs!)</w:t>
       </w:r>
@@ -12439,11 +14222,18 @@
     <w:p>
       <w:pPr>
         <w:pStyle w:val="CaptionedFigure"/>
-      </w:pPr>
-      <w:r>
+        <w:jc w:val="center"/>
+      </w:pPr>
+      <w:r>
+        <w:rPr>
+          <w:rFonts w:ascii="Calibri" w:hAnsi="Calibri"/>
+          <w:i/>
+          <w:color w:val="595959"/>
+          <w:sz w:val="18"/>
+        </w:rPr>
         <w:drawing>
           <wp:inline>
-            <wp:extent cx="5334000" cy="3377081"/>
+            <wp:extent cx="5334000" cy="744490"/>
             <wp:effectExtent b="0" l="0" r="0" t="0"/>
             <wp:docPr descr="The seed’s measured score" title="" id="86" name="Picture"/>
             <a:graphic>
@@ -12464,7 +14254,7 @@
                   <pic:spPr bwMode="auto">
                     <a:xfrm>
                       <a:off x="0" y="0"/>
-                      <a:ext cx="5334000" cy="3377081"/>
+                      <a:ext cx="5334000" cy="744490"/>
                     </a:xfrm>
                     <a:prstGeom prst="rect">
                       <a:avLst/>
@@ -12486,8 +14276,15 @@
     <w:p>
       <w:pPr>
         <w:pStyle w:val="ImageCaption"/>
-      </w:pPr>
-      <w:r>
+        <w:jc w:val="center"/>
+      </w:pPr>
+      <w:r>
+        <w:rPr>
+          <w:rFonts w:ascii="Calibri" w:hAnsi="Calibri"/>
+          <w:i/>
+          <w:color w:val="595959"/>
+          <w:sz w:val="18"/>
+        </w:rPr>
         <w:t xml:space="preserve">The seed’s measured score</w:t>
       </w:r>
     </w:p>
@@ -12649,301 +14446,389 @@
     <w:p>
       <w:pPr>
         <w:pStyle w:val="SourceCode"/>
-        <w:shd w:val="clear" w:color="auto" w:fill="F2F2F2"/>
+        <w:shd w:val="clear" w:color="auto" w:fill="F2F4F7"/>
         <w:spacing w:after="0" w:before="0"/>
+        <w:ind w:left="85" w:right="85"/>
+        <w:shd w:val="clear" w:color="auto" w:fill="F2F4F7"/>
       </w:pPr>
       <w:r>
         <w:rPr>
           <w:rStyle w:val="FunctionTok"/>
-          <w:color w:val="C00000"/>
+          <w:rFonts w:ascii="Consolas" w:hAnsi="Consolas"/>
+          <w:color w:val="C00000"/>
+          <w:sz w:val="19"/>
         </w:rPr>
         <w:t xml:space="preserve">git</w:t>
       </w:r>
       <w:r>
         <w:rPr>
           <w:rStyle w:val="NormalTok"/>
-          <w:color w:val="C00000"/>
+          <w:rFonts w:ascii="Consolas" w:hAnsi="Consolas"/>
+          <w:color w:val="C00000"/>
+          <w:sz w:val="19"/>
         </w:rPr>
         <w:t xml:space="preserve"> branch </w:t>
       </w:r>
       <w:r>
         <w:rPr>
           <w:rStyle w:val="AttributeTok"/>
-          <w:color w:val="C00000"/>
+          <w:rFonts w:ascii="Consolas" w:hAnsi="Consolas"/>
+          <w:color w:val="C00000"/>
+          <w:sz w:val="19"/>
         </w:rPr>
         <w:t xml:space="preserve">-D</w:t>
       </w:r>
       <w:r>
         <w:rPr>
           <w:rStyle w:val="NormalTok"/>
-          <w:color w:val="C00000"/>
+          <w:rFonts w:ascii="Consolas" w:hAnsi="Consolas"/>
+          <w:color w:val="C00000"/>
+          <w:sz w:val="19"/>
         </w:rPr>
         <w:t xml:space="preserve"> seed-risky-dep </w:t>
       </w:r>
       <w:r>
         <w:rPr>
           <w:rStyle w:val="DecValTok"/>
-          <w:color w:val="C00000"/>
+          <w:rFonts w:ascii="Consolas" w:hAnsi="Consolas"/>
+          <w:color w:val="C00000"/>
+          <w:sz w:val="19"/>
         </w:rPr>
         <w:t xml:space="preserve">2</w:t>
       </w:r>
       <w:r>
         <w:rPr>
           <w:rStyle w:val="OperatorTok"/>
-          <w:color w:val="C00000"/>
+          <w:rFonts w:ascii="Consolas" w:hAnsi="Consolas"/>
+          <w:color w:val="C00000"/>
+          <w:sz w:val="19"/>
         </w:rPr>
         <w:t xml:space="preserve">&gt;</w:t>
       </w:r>
       <w:r>
         <w:rPr>
           <w:rStyle w:val="NormalTok"/>
-          <w:color w:val="C00000"/>
+          <w:rFonts w:ascii="Consolas" w:hAnsi="Consolas"/>
+          <w:color w:val="C00000"/>
+          <w:sz w:val="19"/>
         </w:rPr>
         <w:t xml:space="preserve">/dev/null </w:t>
       </w:r>
       <w:r>
         <w:rPr>
           <w:rStyle w:val="KeywordTok"/>
-          <w:color w:val="C00000"/>
+          <w:rFonts w:ascii="Consolas" w:hAnsi="Consolas"/>
+          <w:color w:val="C00000"/>
+          <w:sz w:val="19"/>
         </w:rPr>
         <w:t xml:space="preserve">&amp;&amp;</w:t>
       </w:r>
       <w:r>
         <w:rPr>
           <w:rStyle w:val="NormalTok"/>
-          <w:color w:val="C00000"/>
+          <w:rFonts w:ascii="Consolas" w:hAnsi="Consolas"/>
+          <w:color w:val="C00000"/>
+          <w:sz w:val="19"/>
         </w:rPr>
         <w:t xml:space="preserve"> </w:t>
       </w:r>
       <w:r>
         <w:rPr>
           <w:rStyle w:val="BuiltInTok"/>
-          <w:color w:val="C00000"/>
+          <w:rFonts w:ascii="Consolas" w:hAnsi="Consolas"/>
+          <w:color w:val="C00000"/>
+          <w:sz w:val="19"/>
         </w:rPr>
         <w:t xml:space="preserve">echo</w:t>
       </w:r>
       <w:r>
         <w:rPr>
           <w:rStyle w:val="NormalTok"/>
-          <w:color w:val="C00000"/>
+          <w:rFonts w:ascii="Consolas" w:hAnsi="Consolas"/>
+          <w:color w:val="C00000"/>
+          <w:sz w:val="19"/>
         </w:rPr>
         <w:t xml:space="preserve"> </w:t>
       </w:r>
       <w:r>
         <w:rPr>
           <w:rStyle w:val="StringTok"/>
-          <w:color w:val="C00000"/>
+          <w:rFonts w:ascii="Consolas" w:hAnsi="Consolas"/>
+          <w:color w:val="C00000"/>
+          <w:sz w:val="19"/>
         </w:rPr>
         <w:t xml:space="preserve">"old branch removed"</w:t>
       </w:r>
       <w:r>
         <w:rPr>
-          <w:color w:val="C00000"/>
+          <w:rFonts w:ascii="Consolas" w:hAnsi="Consolas"/>
+          <w:color w:val="C00000"/>
+          <w:sz w:val="19"/>
         </w:rPr>
         <w:br/>
       </w:r>
       <w:r>
         <w:rPr>
           <w:rStyle w:val="FunctionTok"/>
-          <w:color w:val="C00000"/>
+          <w:rFonts w:ascii="Consolas" w:hAnsi="Consolas"/>
+          <w:color w:val="C00000"/>
+          <w:sz w:val="19"/>
         </w:rPr>
         <w:t xml:space="preserve">git</w:t>
       </w:r>
       <w:r>
         <w:rPr>
           <w:rStyle w:val="NormalTok"/>
-          <w:color w:val="C00000"/>
+          <w:rFonts w:ascii="Consolas" w:hAnsi="Consolas"/>
+          <w:color w:val="C00000"/>
+          <w:sz w:val="19"/>
         </w:rPr>
         <w:t xml:space="preserve"> checkout </w:t>
       </w:r>
       <w:r>
         <w:rPr>
           <w:rStyle w:val="AttributeTok"/>
-          <w:color w:val="C00000"/>
+          <w:rFonts w:ascii="Consolas" w:hAnsi="Consolas"/>
+          <w:color w:val="C00000"/>
+          <w:sz w:val="19"/>
         </w:rPr>
         <w:t xml:space="preserve">-b</w:t>
       </w:r>
       <w:r>
         <w:rPr>
           <w:rStyle w:val="NormalTok"/>
-          <w:color w:val="C00000"/>
+          <w:rFonts w:ascii="Consolas" w:hAnsi="Consolas"/>
+          <w:color w:val="C00000"/>
+          <w:sz w:val="19"/>
         </w:rPr>
         <w:t xml:space="preserve"> seed-risky-dep</w:t>
       </w:r>
       <w:r>
         <w:rPr>
-          <w:color w:val="C00000"/>
+          <w:rFonts w:ascii="Consolas" w:hAnsi="Consolas"/>
+          <w:color w:val="C00000"/>
+          <w:sz w:val="19"/>
         </w:rPr>
         <w:br/>
       </w:r>
       <w:r>
         <w:rPr>
           <w:rStyle w:val="ExtensionTok"/>
-          <w:color w:val="C00000"/>
+          <w:rFonts w:ascii="Consolas" w:hAnsi="Consolas"/>
+          <w:color w:val="C00000"/>
+          <w:sz w:val="19"/>
         </w:rPr>
         <w:t xml:space="preserve">npm</w:t>
       </w:r>
       <w:r>
         <w:rPr>
           <w:rStyle w:val="NormalTok"/>
-          <w:color w:val="C00000"/>
+          <w:rFonts w:ascii="Consolas" w:hAnsi="Consolas"/>
+          <w:color w:val="C00000"/>
+          <w:sz w:val="19"/>
         </w:rPr>
         <w:t xml:space="preserve"> install left-pad@1.3.0 </w:t>
       </w:r>
       <w:r>
         <w:rPr>
           <w:rStyle w:val="AttributeTok"/>
-          <w:color w:val="C00000"/>
+          <w:rFonts w:ascii="Consolas" w:hAnsi="Consolas"/>
+          <w:color w:val="C00000"/>
+          <w:sz w:val="19"/>
         </w:rPr>
         <w:t xml:space="preserve">--save-exact</w:t>
       </w:r>
       <w:r>
         <w:rPr>
-          <w:color w:val="C00000"/>
+          <w:rFonts w:ascii="Consolas" w:hAnsi="Consolas"/>
+          <w:color w:val="C00000"/>
+          <w:sz w:val="19"/>
         </w:rPr>
         <w:br/>
       </w:r>
       <w:r>
         <w:rPr>
           <w:rStyle w:val="FunctionTok"/>
-          <w:color w:val="C00000"/>
+          <w:rFonts w:ascii="Consolas" w:hAnsi="Consolas"/>
+          <w:color w:val="C00000"/>
+          <w:sz w:val="19"/>
         </w:rPr>
         <w:t xml:space="preserve">git</w:t>
       </w:r>
       <w:r>
         <w:rPr>
           <w:rStyle w:val="NormalTok"/>
-          <w:color w:val="C00000"/>
+          <w:rFonts w:ascii="Consolas" w:hAnsi="Consolas"/>
+          <w:color w:val="C00000"/>
+          <w:sz w:val="19"/>
         </w:rPr>
         <w:t xml:space="preserve"> add package.json package-lock.json</w:t>
       </w:r>
       <w:r>
         <w:rPr>
-          <w:color w:val="C00000"/>
+          <w:rFonts w:ascii="Consolas" w:hAnsi="Consolas"/>
+          <w:color w:val="C00000"/>
+          <w:sz w:val="19"/>
         </w:rPr>
         <w:br/>
       </w:r>
       <w:r>
         <w:rPr>
           <w:rStyle w:val="FunctionTok"/>
-          <w:color w:val="C00000"/>
+          <w:rFonts w:ascii="Consolas" w:hAnsi="Consolas"/>
+          <w:color w:val="C00000"/>
+          <w:sz w:val="19"/>
         </w:rPr>
         <w:t xml:space="preserve">git</w:t>
       </w:r>
       <w:r>
         <w:rPr>
           <w:rStyle w:val="NormalTok"/>
-          <w:color w:val="C00000"/>
+          <w:rFonts w:ascii="Consolas" w:hAnsi="Consolas"/>
+          <w:color w:val="C00000"/>
+          <w:sz w:val="19"/>
         </w:rPr>
         <w:t xml:space="preserve"> commit </w:t>
       </w:r>
       <w:r>
         <w:rPr>
           <w:rStyle w:val="AttributeTok"/>
-          <w:color w:val="C00000"/>
+          <w:rFonts w:ascii="Consolas" w:hAnsi="Consolas"/>
+          <w:color w:val="C00000"/>
+          <w:sz w:val="19"/>
         </w:rPr>
         <w:t xml:space="preserve">-m</w:t>
       </w:r>
       <w:r>
         <w:rPr>
           <w:rStyle w:val="NormalTok"/>
-          <w:color w:val="C00000"/>
+          <w:rFonts w:ascii="Consolas" w:hAnsi="Consolas"/>
+          <w:color w:val="C00000"/>
+          <w:sz w:val="19"/>
         </w:rPr>
         <w:t xml:space="preserve"> </w:t>
       </w:r>
       <w:r>
         <w:rPr>
           <w:rStyle w:val="StringTok"/>
-          <w:color w:val="C00000"/>
+          <w:rFonts w:ascii="Consolas" w:hAnsi="Consolas"/>
+          <w:color w:val="C00000"/>
+          <w:sz w:val="19"/>
         </w:rPr>
         <w:t xml:space="preserve">"seed risky dependency"</w:t>
       </w:r>
       <w:r>
         <w:rPr>
-          <w:color w:val="C00000"/>
+          <w:rFonts w:ascii="Consolas" w:hAnsi="Consolas"/>
+          <w:color w:val="C00000"/>
+          <w:sz w:val="19"/>
         </w:rPr>
         <w:br/>
       </w:r>
       <w:r>
         <w:rPr>
           <w:rStyle w:val="FunctionTok"/>
-          <w:color w:val="C00000"/>
+          <w:rFonts w:ascii="Consolas" w:hAnsi="Consolas"/>
+          <w:color w:val="C00000"/>
+          <w:sz w:val="19"/>
         </w:rPr>
         <w:t xml:space="preserve">git</w:t>
       </w:r>
       <w:r>
         <w:rPr>
           <w:rStyle w:val="NormalTok"/>
-          <w:color w:val="C00000"/>
+          <w:rFonts w:ascii="Consolas" w:hAnsi="Consolas"/>
+          <w:color w:val="C00000"/>
+          <w:sz w:val="19"/>
         </w:rPr>
         <w:t xml:space="preserve"> push origin seed-risky-dep</w:t>
       </w:r>
       <w:r>
         <w:rPr>
-          <w:color w:val="C00000"/>
+          <w:rFonts w:ascii="Consolas" w:hAnsi="Consolas"/>
+          <w:color w:val="C00000"/>
+          <w:sz w:val="19"/>
         </w:rPr>
         <w:br/>
       </w:r>
       <w:r>
         <w:rPr>
           <w:rStyle w:val="ExtensionTok"/>
-          <w:color w:val="C00000"/>
+          <w:rFonts w:ascii="Consolas" w:hAnsi="Consolas"/>
+          <w:color w:val="C00000"/>
+          <w:sz w:val="19"/>
         </w:rPr>
         <w:t xml:space="preserve">gh</w:t>
       </w:r>
       <w:r>
         <w:rPr>
           <w:rStyle w:val="NormalTok"/>
-          <w:color w:val="C00000"/>
+          <w:rFonts w:ascii="Consolas" w:hAnsi="Consolas"/>
+          <w:color w:val="C00000"/>
+          <w:sz w:val="19"/>
         </w:rPr>
         <w:t xml:space="preserve"> pr create </w:t>
       </w:r>
       <w:r>
         <w:rPr>
           <w:rStyle w:val="AttributeTok"/>
-          <w:color w:val="C00000"/>
+          <w:rFonts w:ascii="Consolas" w:hAnsi="Consolas"/>
+          <w:color w:val="C00000"/>
+          <w:sz w:val="19"/>
         </w:rPr>
         <w:t xml:space="preserve">--title</w:t>
       </w:r>
       <w:r>
         <w:rPr>
           <w:rStyle w:val="NormalTok"/>
-          <w:color w:val="C00000"/>
+          <w:rFonts w:ascii="Consolas" w:hAnsi="Consolas"/>
+          <w:color w:val="C00000"/>
+          <w:sz w:val="19"/>
         </w:rPr>
         <w:t xml:space="preserve"> </w:t>
       </w:r>
       <w:r>
         <w:rPr>
           <w:rStyle w:val="StringTok"/>
-          <w:color w:val="C00000"/>
+          <w:rFonts w:ascii="Consolas" w:hAnsi="Consolas"/>
+          <w:color w:val="C00000"/>
+          <w:sz w:val="19"/>
         </w:rPr>
         <w:t xml:space="preserve">"Seed risky dependency (left-pad) — SCA gates must block"</w:t>
       </w:r>
       <w:r>
         <w:rPr>
           <w:rStyle w:val="NormalTok"/>
-          <w:color w:val="C00000"/>
+          <w:rFonts w:ascii="Consolas" w:hAnsi="Consolas"/>
+          <w:color w:val="C00000"/>
+          <w:sz w:val="19"/>
         </w:rPr>
         <w:t xml:space="preserve"> </w:t>
       </w:r>
       <w:r>
         <w:rPr>
           <w:rStyle w:val="AttributeTok"/>
-          <w:color w:val="C00000"/>
+          <w:rFonts w:ascii="Consolas" w:hAnsi="Consolas"/>
+          <w:color w:val="C00000"/>
+          <w:sz w:val="19"/>
         </w:rPr>
         <w:t xml:space="preserve">--body</w:t>
       </w:r>
       <w:r>
         <w:rPr>
           <w:rStyle w:val="NormalTok"/>
-          <w:color w:val="C00000"/>
+          <w:rFonts w:ascii="Consolas" w:hAnsi="Consolas"/>
+          <w:color w:val="C00000"/>
+          <w:sz w:val="19"/>
         </w:rPr>
         <w:t xml:space="preserve"> </w:t>
       </w:r>
       <w:r>
         <w:rPr>
           <w:rStyle w:val="StringTok"/>
-          <w:color w:val="C00000"/>
+          <w:rFonts w:ascii="Consolas" w:hAnsi="Consolas"/>
+          <w:color w:val="C00000"/>
+          <w:sz w:val="19"/>
         </w:rPr>
         <w:t xml:space="preserve">"Intentional seed: left-pad has no CVEs (npm audit passes) but scores 4.2/10."</w:t>
       </w:r>
@@ -13020,48 +14905,76 @@
     <w:p>
       <w:pPr>
         <w:pStyle w:val="SourceCode"/>
-        <w:shd w:val="clear" w:color="auto" w:fill="F2F2F2"/>
+        <w:shd w:val="clear" w:color="auto" w:fill="F2F4F7"/>
         <w:spacing w:after="0" w:before="0"/>
+        <w:ind w:left="85" w:right="85"/>
+        <w:shd w:val="clear" w:color="auto" w:fill="F2F4F7"/>
       </w:pPr>
       <w:r>
         <w:rPr>
           <w:rStyle w:val="VerbatimChar"/>
+          <w:rFonts w:ascii="Consolas" w:hAnsi="Consolas"/>
+          <w:sz w:val="19"/>
         </w:rPr>
         <w:t xml:space="preserve">npm audit gate (policy §1)          -&gt; found 0 vulnerabilities      (passes!)</w:t>
       </w:r>
       <w:r>
+        <w:rPr>
+          <w:rFonts w:ascii="Consolas" w:hAnsi="Consolas"/>
+          <w:sz w:val="19"/>
+        </w:rPr>
         <w:br/>
       </w:r>
       <w:r>
         <w:rPr>
           <w:rStyle w:val="VerbatimChar"/>
+          <w:rFonts w:ascii="Consolas" w:hAnsi="Consolas"/>
+          <w:sz w:val="19"/>
         </w:rPr>
         <w:t xml:space="preserve">Scorecard gate: scoring new dependencies:</w:t>
       </w:r>
       <w:r>
+        <w:rPr>
+          <w:rFonts w:ascii="Consolas" w:hAnsi="Consolas"/>
+          <w:sz w:val="19"/>
+        </w:rPr>
         <w:br/>
       </w:r>
       <w:r>
         <w:rPr>
           <w:rStyle w:val="VerbatimChar"/>
+          <w:rFonts w:ascii="Consolas" w:hAnsi="Consolas"/>
+          <w:sz w:val="19"/>
         </w:rPr>
         <w:t xml:space="preserve">  - left-pad</w:t>
       </w:r>
       <w:r>
+        <w:rPr>
+          <w:rFonts w:ascii="Consolas" w:hAnsi="Consolas"/>
+          <w:sz w:val="19"/>
+        </w:rPr>
         <w:br/>
       </w:r>
       <w:r>
         <w:rPr>
           <w:rStyle w:val="VerbatimChar"/>
+          <w:rFonts w:ascii="Consolas" w:hAnsi="Consolas"/>
+          <w:sz w:val="19"/>
         </w:rPr>
         <w:t xml:space="preserve">  FAIL  left-pad — score 4.2 below threshold 5 (policy §5)</w:t>
       </w:r>
       <w:r>
+        <w:rPr>
+          <w:rFonts w:ascii="Consolas" w:hAnsi="Consolas"/>
+          <w:sz w:val="19"/>
+        </w:rPr>
         <w:br/>
       </w:r>
       <w:r>
         <w:rPr>
           <w:rStyle w:val="VerbatimChar"/>
+          <w:rFonts w:ascii="Consolas" w:hAnsi="Consolas"/>
+          <w:sz w:val="19"/>
         </w:rPr>
         <w:t xml:space="preserve">scorecard gate FAILED — docs/project-2/sca-policy.md §5</w:t>
       </w:r>
@@ -13069,11 +14982,18 @@
     <w:p>
       <w:pPr>
         <w:pStyle w:val="CaptionedFigure"/>
-      </w:pPr>
-      <w:r>
+        <w:jc w:val="center"/>
+      </w:pPr>
+      <w:r>
+        <w:rPr>
+          <w:rFonts w:ascii="Calibri" w:hAnsi="Calibri"/>
+          <w:i/>
+          <w:color w:val="595959"/>
+          <w:sz w:val="18"/>
+        </w:rPr>
         <w:drawing>
           <wp:inline>
-            <wp:extent cx="5334000" cy="3377081"/>
+            <wp:extent cx="5334000" cy="3359285"/>
             <wp:effectExtent b="0" l="0" r="0" t="0"/>
             <wp:docPr descr="The seeded PR blocked" title="" id="89" name="Picture"/>
             <a:graphic>
@@ -13094,7 +15014,7 @@
                   <pic:spPr bwMode="auto">
                     <a:xfrm>
                       <a:off x="0" y="0"/>
-                      <a:ext cx="5334000" cy="3377081"/>
+                      <a:ext cx="5334000" cy="3359285"/>
                     </a:xfrm>
                     <a:prstGeom prst="rect">
                       <a:avLst/>
@@ -13116,8 +15036,15 @@
     <w:p>
       <w:pPr>
         <w:pStyle w:val="ImageCaption"/>
-      </w:pPr>
-      <w:r>
+        <w:jc w:val="center"/>
+      </w:pPr>
+      <w:r>
+        <w:rPr>
+          <w:rFonts w:ascii="Calibri" w:hAnsi="Calibri"/>
+          <w:i/>
+          <w:color w:val="595959"/>
+          <w:sz w:val="18"/>
+        </w:rPr>
         <w:t xml:space="preserve">The seeded PR blocked</w:t>
       </w:r>
     </w:p>
@@ -13296,393 +15223,507 @@
     <w:p>
       <w:pPr>
         <w:pStyle w:val="SourceCode"/>
-        <w:shd w:val="clear" w:color="auto" w:fill="F2F2F2"/>
+        <w:shd w:val="clear" w:color="auto" w:fill="F2F4F7"/>
         <w:spacing w:after="0" w:before="0"/>
+        <w:ind w:left="85" w:right="85"/>
+        <w:shd w:val="clear" w:color="auto" w:fill="F2F4F7"/>
       </w:pPr>
       <w:r>
         <w:rPr>
           <w:rStyle w:val="VariableTok"/>
-          <w:color w:val="C00000"/>
+          <w:rFonts w:ascii="Consolas" w:hAnsi="Consolas"/>
+          <w:color w:val="C00000"/>
+          <w:sz w:val="19"/>
         </w:rPr>
         <w:t xml:space="preserve">PR</w:t>
       </w:r>
       <w:r>
         <w:rPr>
           <w:rStyle w:val="OperatorTok"/>
-          <w:color w:val="C00000"/>
+          <w:rFonts w:ascii="Consolas" w:hAnsi="Consolas"/>
+          <w:color w:val="C00000"/>
+          <w:sz w:val="19"/>
         </w:rPr>
         <w:t xml:space="preserve">=</w:t>
       </w:r>
       <w:r>
         <w:rPr>
           <w:rStyle w:val="VariableTok"/>
-          <w:color w:val="C00000"/>
+          <w:rFonts w:ascii="Consolas" w:hAnsi="Consolas"/>
+          <w:color w:val="C00000"/>
+          <w:sz w:val="19"/>
         </w:rPr>
         <w:t xml:space="preserve">$(</w:t>
       </w:r>
       <w:r>
         <w:rPr>
           <w:rStyle w:val="ExtensionTok"/>
-          <w:color w:val="C00000"/>
+          <w:rFonts w:ascii="Consolas" w:hAnsi="Consolas"/>
+          <w:color w:val="C00000"/>
+          <w:sz w:val="19"/>
         </w:rPr>
         <w:t xml:space="preserve">gh</w:t>
       </w:r>
       <w:r>
         <w:rPr>
           <w:rStyle w:val="NormalTok"/>
-          <w:color w:val="C00000"/>
+          <w:rFonts w:ascii="Consolas" w:hAnsi="Consolas"/>
+          <w:color w:val="C00000"/>
+          <w:sz w:val="19"/>
         </w:rPr>
         <w:t xml:space="preserve"> pr view </w:t>
       </w:r>
       <w:r>
         <w:rPr>
           <w:rStyle w:val="AttributeTok"/>
-          <w:color w:val="C00000"/>
+          <w:rFonts w:ascii="Consolas" w:hAnsi="Consolas"/>
+          <w:color w:val="C00000"/>
+          <w:sz w:val="19"/>
         </w:rPr>
         <w:t xml:space="preserve">--json</w:t>
       </w:r>
       <w:r>
         <w:rPr>
           <w:rStyle w:val="NormalTok"/>
-          <w:color w:val="C00000"/>
+          <w:rFonts w:ascii="Consolas" w:hAnsi="Consolas"/>
+          <w:color w:val="C00000"/>
+          <w:sz w:val="19"/>
         </w:rPr>
         <w:t xml:space="preserve"> number </w:t>
       </w:r>
       <w:r>
         <w:rPr>
           <w:rStyle w:val="AttributeTok"/>
-          <w:color w:val="C00000"/>
+          <w:rFonts w:ascii="Consolas" w:hAnsi="Consolas"/>
+          <w:color w:val="C00000"/>
+          <w:sz w:val="19"/>
         </w:rPr>
         <w:t xml:space="preserve">-q</w:t>
       </w:r>
       <w:r>
         <w:rPr>
           <w:rStyle w:val="NormalTok"/>
-          <w:color w:val="C00000"/>
+          <w:rFonts w:ascii="Consolas" w:hAnsi="Consolas"/>
+          <w:color w:val="C00000"/>
+          <w:sz w:val="19"/>
         </w:rPr>
         <w:t xml:space="preserve"> .number</w:t>
       </w:r>
       <w:r>
         <w:rPr>
           <w:rStyle w:val="VariableTok"/>
-          <w:color w:val="C00000"/>
+          <w:rFonts w:ascii="Consolas" w:hAnsi="Consolas"/>
+          <w:color w:val="C00000"/>
+          <w:sz w:val="19"/>
         </w:rPr>
         <w:t xml:space="preserve">)</w:t>
       </w:r>
       <w:r>
         <w:rPr>
-          <w:color w:val="C00000"/>
+          <w:rFonts w:ascii="Consolas" w:hAnsi="Consolas"/>
+          <w:color w:val="C00000"/>
+          <w:sz w:val="19"/>
         </w:rPr>
         <w:br/>
       </w:r>
       <w:r>
         <w:rPr>
           <w:rStyle w:val="ExtensionTok"/>
-          <w:color w:val="C00000"/>
+          <w:rFonts w:ascii="Consolas" w:hAnsi="Consolas"/>
+          <w:color w:val="C00000"/>
+          <w:sz w:val="19"/>
         </w:rPr>
         <w:t xml:space="preserve">gh</w:t>
       </w:r>
       <w:r>
         <w:rPr>
           <w:rStyle w:val="NormalTok"/>
-          <w:color w:val="C00000"/>
+          <w:rFonts w:ascii="Consolas" w:hAnsi="Consolas"/>
+          <w:color w:val="C00000"/>
+          <w:sz w:val="19"/>
         </w:rPr>
         <w:t xml:space="preserve"> pr close </w:t>
       </w:r>
       <w:r>
         <w:rPr>
           <w:rStyle w:val="StringTok"/>
-          <w:color w:val="C00000"/>
+          <w:rFonts w:ascii="Consolas" w:hAnsi="Consolas"/>
+          <w:color w:val="C00000"/>
+          <w:sz w:val="19"/>
         </w:rPr>
         <w:t xml:space="preserve">"</w:t>
       </w:r>
       <w:r>
         <w:rPr>
           <w:rStyle w:val="VariableTok"/>
-          <w:color w:val="C00000"/>
+          <w:rFonts w:ascii="Consolas" w:hAnsi="Consolas"/>
+          <w:color w:val="C00000"/>
+          <w:sz w:val="19"/>
         </w:rPr>
         <w:t xml:space="preserve">$PR</w:t>
       </w:r>
       <w:r>
         <w:rPr>
           <w:rStyle w:val="StringTok"/>
-          <w:color w:val="C00000"/>
+          <w:rFonts w:ascii="Consolas" w:hAnsi="Consolas"/>
+          <w:color w:val="C00000"/>
+          <w:sz w:val="19"/>
         </w:rPr>
         <w:t xml:space="preserve">"</w:t>
       </w:r>
       <w:r>
         <w:rPr>
           <w:rStyle w:val="NormalTok"/>
-          <w:color w:val="C00000"/>
+          <w:rFonts w:ascii="Consolas" w:hAnsi="Consolas"/>
+          <w:color w:val="C00000"/>
+          <w:sz w:val="19"/>
         </w:rPr>
         <w:t xml:space="preserve"> </w:t>
       </w:r>
       <w:r>
         <w:rPr>
           <w:rStyle w:val="AttributeTok"/>
-          <w:color w:val="C00000"/>
+          <w:rFonts w:ascii="Consolas" w:hAnsi="Consolas"/>
+          <w:color w:val="C00000"/>
+          <w:sz w:val="19"/>
         </w:rPr>
         <w:t xml:space="preserve">--comment</w:t>
       </w:r>
       <w:r>
         <w:rPr>
           <w:rStyle w:val="NormalTok"/>
-          <w:color w:val="C00000"/>
+          <w:rFonts w:ascii="Consolas" w:hAnsi="Consolas"/>
+          <w:color w:val="C00000"/>
+          <w:sz w:val="19"/>
         </w:rPr>
         <w:t xml:space="preserve"> </w:t>
       </w:r>
       <w:r>
         <w:rPr>
           <w:rStyle w:val="StringTok"/>
-          <w:color w:val="C00000"/>
+          <w:rFonts w:ascii="Consolas" w:hAnsi="Consolas"/>
+          <w:color w:val="C00000"/>
+          <w:sz w:val="19"/>
         </w:rPr>
         <w:t xml:space="preserve">"Blocked by the scorecard gate (4.2 &lt; 5). Intentional seed."</w:t>
       </w:r>
       <w:r>
         <w:rPr>
-          <w:color w:val="C00000"/>
+          <w:rFonts w:ascii="Consolas" w:hAnsi="Consolas"/>
+          <w:color w:val="C00000"/>
+          <w:sz w:val="19"/>
         </w:rPr>
         <w:br/>
       </w:r>
       <w:r>
         <w:rPr>
           <w:rStyle w:val="ExtensionTok"/>
-          <w:color w:val="C00000"/>
+          <w:rFonts w:ascii="Consolas" w:hAnsi="Consolas"/>
+          <w:color w:val="C00000"/>
+          <w:sz w:val="19"/>
         </w:rPr>
         <w:t xml:space="preserve">gh</w:t>
       </w:r>
       <w:r>
         <w:rPr>
           <w:rStyle w:val="NormalTok"/>
-          <w:color w:val="C00000"/>
+          <w:rFonts w:ascii="Consolas" w:hAnsi="Consolas"/>
+          <w:color w:val="C00000"/>
+          <w:sz w:val="19"/>
         </w:rPr>
         <w:t xml:space="preserve"> pr delete </w:t>
       </w:r>
       <w:r>
         <w:rPr>
           <w:rStyle w:val="StringTok"/>
-          <w:color w:val="C00000"/>
+          <w:rFonts w:ascii="Consolas" w:hAnsi="Consolas"/>
+          <w:color w:val="C00000"/>
+          <w:sz w:val="19"/>
         </w:rPr>
         <w:t xml:space="preserve">"</w:t>
       </w:r>
       <w:r>
         <w:rPr>
           <w:rStyle w:val="VariableTok"/>
-          <w:color w:val="C00000"/>
+          <w:rFonts w:ascii="Consolas" w:hAnsi="Consolas"/>
+          <w:color w:val="C00000"/>
+          <w:sz w:val="19"/>
         </w:rPr>
         <w:t xml:space="preserve">$PR</w:t>
       </w:r>
       <w:r>
         <w:rPr>
           <w:rStyle w:val="StringTok"/>
-          <w:color w:val="C00000"/>
+          <w:rFonts w:ascii="Consolas" w:hAnsi="Consolas"/>
+          <w:color w:val="C00000"/>
+          <w:sz w:val="19"/>
         </w:rPr>
         <w:t xml:space="preserve">"</w:t>
       </w:r>
       <w:r>
         <w:rPr>
           <w:rStyle w:val="NormalTok"/>
-          <w:color w:val="C00000"/>
+          <w:rFonts w:ascii="Consolas" w:hAnsi="Consolas"/>
+          <w:color w:val="C00000"/>
+          <w:sz w:val="19"/>
         </w:rPr>
         <w:t xml:space="preserve"> </w:t>
       </w:r>
       <w:r>
         <w:rPr>
           <w:rStyle w:val="AttributeTok"/>
-          <w:color w:val="C00000"/>
+          <w:rFonts w:ascii="Consolas" w:hAnsi="Consolas"/>
+          <w:color w:val="C00000"/>
+          <w:sz w:val="19"/>
         </w:rPr>
         <w:t xml:space="preserve">--yes</w:t>
       </w:r>
       <w:r>
         <w:rPr>
-          <w:color w:val="C00000"/>
+          <w:rFonts w:ascii="Consolas" w:hAnsi="Consolas"/>
+          <w:color w:val="C00000"/>
+          <w:sz w:val="19"/>
         </w:rPr>
         <w:br/>
       </w:r>
       <w:r>
         <w:rPr>
           <w:rStyle w:val="FunctionTok"/>
-          <w:color w:val="C00000"/>
+          <w:rFonts w:ascii="Consolas" w:hAnsi="Consolas"/>
+          <w:color w:val="C00000"/>
+          <w:sz w:val="19"/>
         </w:rPr>
         <w:t xml:space="preserve">git</w:t>
       </w:r>
       <w:r>
         <w:rPr>
           <w:rStyle w:val="NormalTok"/>
-          <w:color w:val="C00000"/>
+          <w:rFonts w:ascii="Consolas" w:hAnsi="Consolas"/>
+          <w:color w:val="C00000"/>
+          <w:sz w:val="19"/>
         </w:rPr>
         <w:t xml:space="preserve"> checkout main</w:t>
       </w:r>
       <w:r>
         <w:rPr>
-          <w:color w:val="C00000"/>
+          <w:rFonts w:ascii="Consolas" w:hAnsi="Consolas"/>
+          <w:color w:val="C00000"/>
+          <w:sz w:val="19"/>
         </w:rPr>
         <w:br/>
       </w:r>
       <w:r>
         <w:rPr>
           <w:rStyle w:val="FunctionTok"/>
-          <w:color w:val="C00000"/>
+          <w:rFonts w:ascii="Consolas" w:hAnsi="Consolas"/>
+          <w:color w:val="C00000"/>
+          <w:sz w:val="19"/>
         </w:rPr>
         <w:t xml:space="preserve">git</w:t>
       </w:r>
       <w:r>
         <w:rPr>
           <w:rStyle w:val="NormalTok"/>
-          <w:color w:val="C00000"/>
+          <w:rFonts w:ascii="Consolas" w:hAnsi="Consolas"/>
+          <w:color w:val="C00000"/>
+          <w:sz w:val="19"/>
         </w:rPr>
         <w:t xml:space="preserve"> branch </w:t>
       </w:r>
       <w:r>
         <w:rPr>
           <w:rStyle w:val="AttributeTok"/>
-          <w:color w:val="C00000"/>
+          <w:rFonts w:ascii="Consolas" w:hAnsi="Consolas"/>
+          <w:color w:val="C00000"/>
+          <w:sz w:val="19"/>
         </w:rPr>
         <w:t xml:space="preserve">-D</w:t>
       </w:r>
       <w:r>
         <w:rPr>
           <w:rStyle w:val="NormalTok"/>
-          <w:color w:val="C00000"/>
+          <w:rFonts w:ascii="Consolas" w:hAnsi="Consolas"/>
+          <w:color w:val="C00000"/>
+          <w:sz w:val="19"/>
         </w:rPr>
         <w:t xml:space="preserve"> seed-risky-dep</w:t>
       </w:r>
       <w:r>
         <w:rPr>
-          <w:color w:val="C00000"/>
+          <w:rFonts w:ascii="Consolas" w:hAnsi="Consolas"/>
+          <w:color w:val="C00000"/>
+          <w:sz w:val="19"/>
         </w:rPr>
         <w:br/>
       </w:r>
       <w:r>
         <w:rPr>
           <w:rStyle w:val="FunctionTok"/>
-          <w:color w:val="C00000"/>
+          <w:rFonts w:ascii="Consolas" w:hAnsi="Consolas"/>
+          <w:color w:val="C00000"/>
+          <w:sz w:val="19"/>
         </w:rPr>
         <w:t xml:space="preserve">git</w:t>
       </w:r>
       <w:r>
         <w:rPr>
           <w:rStyle w:val="NormalTok"/>
-          <w:color w:val="C00000"/>
+          <w:rFonts w:ascii="Consolas" w:hAnsi="Consolas"/>
+          <w:color w:val="C00000"/>
+          <w:sz w:val="19"/>
         </w:rPr>
         <w:t xml:space="preserve"> branch </w:t>
       </w:r>
       <w:r>
         <w:rPr>
           <w:rStyle w:val="AttributeTok"/>
-          <w:color w:val="C00000"/>
+          <w:rFonts w:ascii="Consolas" w:hAnsi="Consolas"/>
+          <w:color w:val="C00000"/>
+          <w:sz w:val="19"/>
         </w:rPr>
         <w:t xml:space="preserve">-r</w:t>
       </w:r>
       <w:r>
         <w:rPr>
           <w:rStyle w:val="NormalTok"/>
-          <w:color w:val="C00000"/>
+          <w:rFonts w:ascii="Consolas" w:hAnsi="Consolas"/>
+          <w:color w:val="C00000"/>
+          <w:sz w:val="19"/>
         </w:rPr>
         <w:t xml:space="preserve"> </w:t>
       </w:r>
       <w:r>
         <w:rPr>
           <w:rStyle w:val="AttributeTok"/>
-          <w:color w:val="C00000"/>
+          <w:rFonts w:ascii="Consolas" w:hAnsi="Consolas"/>
+          <w:color w:val="C00000"/>
+          <w:sz w:val="19"/>
         </w:rPr>
         <w:t xml:space="preserve">--merged</w:t>
       </w:r>
       <w:r>
         <w:rPr>
           <w:rStyle w:val="NormalTok"/>
-          <w:color w:val="C00000"/>
+          <w:rFonts w:ascii="Consolas" w:hAnsi="Consolas"/>
+          <w:color w:val="C00000"/>
+          <w:sz w:val="19"/>
         </w:rPr>
         <w:t xml:space="preserve"> </w:t>
       </w:r>
       <w:r>
         <w:rPr>
           <w:rStyle w:val="KeywordTok"/>
-          <w:color w:val="C00000"/>
+          <w:rFonts w:ascii="Consolas" w:hAnsi="Consolas"/>
+          <w:color w:val="C00000"/>
+          <w:sz w:val="19"/>
         </w:rPr>
         <w:t xml:space="preserve">|</w:t>
       </w:r>
       <w:r>
         <w:rPr>
           <w:rStyle w:val="NormalTok"/>
-          <w:color w:val="C00000"/>
+          <w:rFonts w:ascii="Consolas" w:hAnsi="Consolas"/>
+          <w:color w:val="C00000"/>
+          <w:sz w:val="19"/>
         </w:rPr>
         <w:t xml:space="preserve"> </w:t>
       </w:r>
       <w:r>
         <w:rPr>
           <w:rStyle w:val="FunctionTok"/>
-          <w:color w:val="C00000"/>
+          <w:rFonts w:ascii="Consolas" w:hAnsi="Consolas"/>
+          <w:color w:val="C00000"/>
+          <w:sz w:val="19"/>
         </w:rPr>
         <w:t xml:space="preserve">grep</w:t>
       </w:r>
       <w:r>
         <w:rPr>
           <w:rStyle w:val="NormalTok"/>
-          <w:color w:val="C00000"/>
+          <w:rFonts w:ascii="Consolas" w:hAnsi="Consolas"/>
+          <w:color w:val="C00000"/>
+          <w:sz w:val="19"/>
         </w:rPr>
         <w:t xml:space="preserve"> seed-risky-dep </w:t>
       </w:r>
       <w:r>
         <w:rPr>
           <w:rStyle w:val="KeywordTok"/>
-          <w:color w:val="C00000"/>
+          <w:rFonts w:ascii="Consolas" w:hAnsi="Consolas"/>
+          <w:color w:val="C00000"/>
+          <w:sz w:val="19"/>
         </w:rPr>
         <w:t xml:space="preserve">&amp;&amp;</w:t>
       </w:r>
       <w:r>
         <w:rPr>
           <w:rStyle w:val="NormalTok"/>
-          <w:color w:val="C00000"/>
+          <w:rFonts w:ascii="Consolas" w:hAnsi="Consolas"/>
+          <w:color w:val="C00000"/>
+          <w:sz w:val="19"/>
         </w:rPr>
         <w:t xml:space="preserve"> </w:t>
       </w:r>
       <w:r>
         <w:rPr>
           <w:rStyle w:val="FunctionTok"/>
-          <w:color w:val="C00000"/>
+          <w:rFonts w:ascii="Consolas" w:hAnsi="Consolas"/>
+          <w:color w:val="C00000"/>
+          <w:sz w:val="19"/>
         </w:rPr>
         <w:t xml:space="preserve">git</w:t>
       </w:r>
       <w:r>
         <w:rPr>
           <w:rStyle w:val="NormalTok"/>
-          <w:color w:val="C00000"/>
+          <w:rFonts w:ascii="Consolas" w:hAnsi="Consolas"/>
+          <w:color w:val="C00000"/>
+          <w:sz w:val="19"/>
         </w:rPr>
         <w:t xml:space="preserve"> push origin </w:t>
       </w:r>
       <w:r>
         <w:rPr>
           <w:rStyle w:val="AttributeTok"/>
-          <w:color w:val="C00000"/>
+          <w:rFonts w:ascii="Consolas" w:hAnsi="Consolas"/>
+          <w:color w:val="C00000"/>
+          <w:sz w:val="19"/>
         </w:rPr>
         <w:t xml:space="preserve">--delete</w:t>
       </w:r>
       <w:r>
         <w:rPr>
           <w:rStyle w:val="NormalTok"/>
-          <w:color w:val="C00000"/>
+          <w:rFonts w:ascii="Consolas" w:hAnsi="Consolas"/>
+          <w:color w:val="C00000"/>
+          <w:sz w:val="19"/>
         </w:rPr>
         <w:t xml:space="preserve"> seed-risky-dep </w:t>
       </w:r>
       <w:r>
         <w:rPr>
           <w:rStyle w:val="KeywordTok"/>
-          <w:color w:val="C00000"/>
+          <w:rFonts w:ascii="Consolas" w:hAnsi="Consolas"/>
+          <w:color w:val="C00000"/>
+          <w:sz w:val="19"/>
         </w:rPr>
         <w:t xml:space="preserve">||</w:t>
       </w:r>
       <w:r>
         <w:rPr>
           <w:rStyle w:val="NormalTok"/>
-          <w:color w:val="C00000"/>
+          <w:rFonts w:ascii="Consolas" w:hAnsi="Consolas"/>
+          <w:color w:val="C00000"/>
+          <w:sz w:val="19"/>
         </w:rPr>
         <w:t xml:space="preserve"> </w:t>
       </w:r>
       <w:r>
         <w:rPr>
           <w:rStyle w:val="FunctionTok"/>
-          <w:color w:val="C00000"/>
+          <w:rFonts w:ascii="Consolas" w:hAnsi="Consolas"/>
+          <w:color w:val="C00000"/>
+          <w:sz w:val="19"/>
         </w:rPr>
         <w:t xml:space="preserve">true</w:t>
       </w:r>
@@ -14050,97 +16091,125 @@
     <w:p>
       <w:pPr>
         <w:pStyle w:val="SourceCode"/>
-        <w:shd w:val="clear" w:color="auto" w:fill="F2F2F2"/>
+        <w:shd w:val="clear" w:color="auto" w:fill="F2F4F7"/>
         <w:spacing w:after="0" w:before="0"/>
+        <w:ind w:left="85" w:right="85"/>
+        <w:shd w:val="clear" w:color="auto" w:fill="F2F4F7"/>
       </w:pPr>
       <w:r>
         <w:rPr>
           <w:rStyle w:val="ExtensionTok"/>
-          <w:color w:val="C00000"/>
+          <w:rFonts w:ascii="Consolas" w:hAnsi="Consolas"/>
+          <w:color w:val="C00000"/>
+          <w:sz w:val="19"/>
         </w:rPr>
         <w:t xml:space="preserve">npm</w:t>
       </w:r>
       <w:r>
         <w:rPr>
           <w:rStyle w:val="NormalTok"/>
-          <w:color w:val="C00000"/>
+          <w:rFonts w:ascii="Consolas" w:hAnsi="Consolas"/>
+          <w:color w:val="C00000"/>
+          <w:sz w:val="19"/>
         </w:rPr>
         <w:t xml:space="preserve"> ls </w:t>
       </w:r>
       <w:r>
         <w:rPr>
           <w:rStyle w:val="AttributeTok"/>
-          <w:color w:val="C00000"/>
+          <w:rFonts w:ascii="Consolas" w:hAnsi="Consolas"/>
+          <w:color w:val="C00000"/>
+          <w:sz w:val="19"/>
         </w:rPr>
         <w:t xml:space="preserve">--depth</w:t>
       </w:r>
       <w:r>
         <w:rPr>
           <w:rStyle w:val="OperatorTok"/>
-          <w:color w:val="C00000"/>
+          <w:rFonts w:ascii="Consolas" w:hAnsi="Consolas"/>
+          <w:color w:val="C00000"/>
+          <w:sz w:val="19"/>
         </w:rPr>
         <w:t xml:space="preserve">=</w:t>
       </w:r>
       <w:r>
         <w:rPr>
           <w:rStyle w:val="NormalTok"/>
-          <w:color w:val="C00000"/>
+          <w:rFonts w:ascii="Consolas" w:hAnsi="Consolas"/>
+          <w:color w:val="C00000"/>
+          <w:sz w:val="19"/>
         </w:rPr>
         <w:t xml:space="preserve">0 </w:t>
       </w:r>
       <w:r>
         <w:rPr>
           <w:rStyle w:val="DecValTok"/>
-          <w:color w:val="C00000"/>
+          <w:rFonts w:ascii="Consolas" w:hAnsi="Consolas"/>
+          <w:color w:val="C00000"/>
+          <w:sz w:val="19"/>
         </w:rPr>
         <w:t xml:space="preserve">2</w:t>
       </w:r>
       <w:r>
         <w:rPr>
           <w:rStyle w:val="OperatorTok"/>
-          <w:color w:val="C00000"/>
+          <w:rFonts w:ascii="Consolas" w:hAnsi="Consolas"/>
+          <w:color w:val="C00000"/>
+          <w:sz w:val="19"/>
         </w:rPr>
         <w:t xml:space="preserve">&gt;</w:t>
       </w:r>
       <w:r>
         <w:rPr>
           <w:rStyle w:val="NormalTok"/>
-          <w:color w:val="C00000"/>
+          <w:rFonts w:ascii="Consolas" w:hAnsi="Consolas"/>
+          <w:color w:val="C00000"/>
+          <w:sz w:val="19"/>
         </w:rPr>
         <w:t xml:space="preserve">/dev/null </w:t>
       </w:r>
       <w:r>
         <w:rPr>
           <w:rStyle w:val="KeywordTok"/>
-          <w:color w:val="C00000"/>
+          <w:rFonts w:ascii="Consolas" w:hAnsi="Consolas"/>
+          <w:color w:val="C00000"/>
+          <w:sz w:val="19"/>
         </w:rPr>
         <w:t xml:space="preserve">|</w:t>
       </w:r>
       <w:r>
         <w:rPr>
           <w:rStyle w:val="NormalTok"/>
-          <w:color w:val="C00000"/>
+          <w:rFonts w:ascii="Consolas" w:hAnsi="Consolas"/>
+          <w:color w:val="C00000"/>
+          <w:sz w:val="19"/>
         </w:rPr>
         <w:t xml:space="preserve"> </w:t>
       </w:r>
       <w:r>
         <w:rPr>
           <w:rStyle w:val="FunctionTok"/>
-          <w:color w:val="C00000"/>
+          <w:rFonts w:ascii="Consolas" w:hAnsi="Consolas"/>
+          <w:color w:val="C00000"/>
+          <w:sz w:val="19"/>
         </w:rPr>
         <w:t xml:space="preserve">head</w:t>
       </w:r>
       <w:r>
         <w:rPr>
           <w:rStyle w:val="NormalTok"/>
-          <w:color w:val="C00000"/>
+          <w:rFonts w:ascii="Consolas" w:hAnsi="Consolas"/>
+          <w:color w:val="C00000"/>
+          <w:sz w:val="19"/>
         </w:rPr>
         <w:t xml:space="preserve"> </w:t>
       </w:r>
       <w:r>
         <w:rPr>
           <w:rStyle w:val="AttributeTok"/>
-          <w:color w:val="C00000"/>
+          <w:rFonts w:ascii="Consolas" w:hAnsi="Consolas"/>
+          <w:color w:val="C00000"/>
+          <w:sz w:val="19"/>
         </w:rPr>
         <w:t xml:space="preserve">-8</w:t>
       </w:r>
@@ -14149,8 +16218,24 @@
       <w:tblPr>
         <w:tblStyle w:val="Table"/>
         <w:tblW w:type="auto" w:w="0"/>
+        <w:tblLook w:firstRow="1" w:lastRow="0" w:firstColumn="0" w:lastColumn="0" w:noHBand="0" w:noVBand="0" w:val="0020"/>
         <w:jc w:val="center"/>
-        <w:tblLook w:firstRow="1" w:lastRow="0" w:firstColumn="0" w:lastColumn="0" w:noHBand="0" w:noVBand="0" w:val="0020"/>
+        <w:tblBorders>
+          <w:top w:val="single" w:sz="6" w:space="0" w:color="BFBFBF"/>
+          <w:left w:val="single" w:sz="6" w:space="0" w:color="BFBFBF"/>
+          <w:bottom w:val="single" w:sz="6" w:space="0" w:color="BFBFBF"/>
+          <w:right w:val="single" w:sz="6" w:space="0" w:color="BFBFBF"/>
+          <w:insideH w:val="single" w:sz="6" w:space="0" w:color="BFBFBF"/>
+          <w:insideV w:val="single" w:sz="6" w:space="0" w:color="BFBFBF"/>
+        </w:tblBorders>
+        <w:tblBorders>
+          <w:top w:val="single" w:sz="6" w:space="0" w:color="BFBFBF"/>
+          <w:left w:val="single" w:sz="6" w:space="0" w:color="BFBFBF"/>
+          <w:bottom w:val="single" w:sz="6" w:space="0" w:color="BFBFBF"/>
+          <w:right w:val="single" w:sz="6" w:space="0" w:color="BFBFBF"/>
+          <w:insideH w:val="single" w:sz="6" w:space="0" w:color="BFBFBF"/>
+          <w:insideV w:val="single" w:sz="6" w:space="0" w:color="BFBFBF"/>
+        </w:tblBorders>
       </w:tblPr>
       <w:tblGrid>
         <w:gridCol w:w="1584"/>
@@ -14165,6 +16250,7 @@
         </w:trPr>
         <w:tc>
           <w:tcPr>
+            <w:shd w:val="clear" w:color="auto" w:fill="DEEAF6"/>
             <w:shd w:val="clear" w:color="auto" w:fill="DEEAF6"/>
           </w:tcPr>
           <w:p>
@@ -14183,6 +16269,7 @@
         <w:tc>
           <w:tcPr>
             <w:shd w:val="clear" w:color="auto" w:fill="DEEAF6"/>
+            <w:shd w:val="clear" w:color="auto" w:fill="DEEAF6"/>
           </w:tcPr>
           <w:p>
             <w:pPr>
@@ -14199,6 +16286,7 @@
         </w:tc>
         <w:tc>
           <w:tcPr>
+            <w:shd w:val="clear" w:color="auto" w:fill="DEEAF6"/>
             <w:shd w:val="clear" w:color="auto" w:fill="DEEAF6"/>
           </w:tcPr>
           <w:p>
@@ -14217,6 +16305,7 @@
         <w:tc>
           <w:tcPr>
             <w:shd w:val="clear" w:color="auto" w:fill="DEEAF6"/>
+            <w:shd w:val="clear" w:color="auto" w:fill="DEEAF6"/>
           </w:tcPr>
           <w:p>
             <w:pPr>
@@ -14233,6 +16322,7 @@
         </w:tc>
         <w:tc>
           <w:tcPr>
+            <w:shd w:val="clear" w:color="auto" w:fill="DEEAF6"/>
             <w:shd w:val="clear" w:color="auto" w:fill="DEEAF6"/>
           </w:tcPr>
           <w:p>
@@ -14313,7 +16403,10 @@
       </w:tr>
       <w:tr>
         <w:tc>
-          <w:tcPr/>
+          <w:tcPr>
+            <w:shd w:val="clear" w:color="auto" w:fill="F7F9FC"/>
+            <w:shd w:val="clear" w:color="auto" w:fill="F7F9FC"/>
+          </w:tcPr>
           <w:p>
             <w:pPr>
               <w:pStyle w:val="Compact"/>
@@ -14325,7 +16418,10 @@
           </w:p>
         </w:tc>
         <w:tc>
-          <w:tcPr/>
+          <w:tcPr>
+            <w:shd w:val="clear" w:color="auto" w:fill="F7F9FC"/>
+            <w:shd w:val="clear" w:color="auto" w:fill="F7F9FC"/>
+          </w:tcPr>
           <w:p>
             <w:pPr>
               <w:pStyle w:val="Compact"/>
@@ -14337,7 +16433,10 @@
           </w:p>
         </w:tc>
         <w:tc>
-          <w:tcPr/>
+          <w:tcPr>
+            <w:shd w:val="clear" w:color="auto" w:fill="F7F9FC"/>
+            <w:shd w:val="clear" w:color="auto" w:fill="F7F9FC"/>
+          </w:tcPr>
           <w:p>
             <w:pPr>
               <w:pStyle w:val="Compact"/>
@@ -14349,7 +16448,10 @@
           </w:p>
         </w:tc>
         <w:tc>
-          <w:tcPr/>
+          <w:tcPr>
+            <w:shd w:val="clear" w:color="auto" w:fill="F7F9FC"/>
+            <w:shd w:val="clear" w:color="auto" w:fill="F7F9FC"/>
+          </w:tcPr>
           <w:p>
             <w:pPr>
               <w:pStyle w:val="Compact"/>
@@ -14361,7 +16463,10 @@
           </w:p>
         </w:tc>
         <w:tc>
-          <w:tcPr/>
+          <w:tcPr>
+            <w:shd w:val="clear" w:color="auto" w:fill="F7F9FC"/>
+            <w:shd w:val="clear" w:color="auto" w:fill="F7F9FC"/>
+          </w:tcPr>
           <w:p>
             <w:pPr>
               <w:pStyle w:val="Compact"/>
@@ -14437,7 +16542,10 @@
       </w:tr>
       <w:tr>
         <w:tc>
-          <w:tcPr/>
+          <w:tcPr>
+            <w:shd w:val="clear" w:color="auto" w:fill="F7F9FC"/>
+            <w:shd w:val="clear" w:color="auto" w:fill="F7F9FC"/>
+          </w:tcPr>
           <w:p>
             <w:pPr>
               <w:pStyle w:val="Compact"/>
@@ -14449,7 +16557,10 @@
           </w:p>
         </w:tc>
         <w:tc>
-          <w:tcPr/>
+          <w:tcPr>
+            <w:shd w:val="clear" w:color="auto" w:fill="F7F9FC"/>
+            <w:shd w:val="clear" w:color="auto" w:fill="F7F9FC"/>
+          </w:tcPr>
           <w:p>
             <w:pPr>
               <w:pStyle w:val="Compact"/>
@@ -14461,7 +16572,10 @@
           </w:p>
         </w:tc>
         <w:tc>
-          <w:tcPr/>
+          <w:tcPr>
+            <w:shd w:val="clear" w:color="auto" w:fill="F7F9FC"/>
+            <w:shd w:val="clear" w:color="auto" w:fill="F7F9FC"/>
+          </w:tcPr>
           <w:p>
             <w:pPr>
               <w:pStyle w:val="Compact"/>
@@ -14473,7 +16587,10 @@
           </w:p>
         </w:tc>
         <w:tc>
-          <w:tcPr/>
+          <w:tcPr>
+            <w:shd w:val="clear" w:color="auto" w:fill="F7F9FC"/>
+            <w:shd w:val="clear" w:color="auto" w:fill="F7F9FC"/>
+          </w:tcPr>
           <w:p>
             <w:pPr>
               <w:pStyle w:val="Compact"/>
@@ -14485,7 +16602,10 @@
           </w:p>
         </w:tc>
         <w:tc>
-          <w:tcPr/>
+          <w:tcPr>
+            <w:shd w:val="clear" w:color="auto" w:fill="F7F9FC"/>
+            <w:shd w:val="clear" w:color="auto" w:fill="F7F9FC"/>
+          </w:tcPr>
           <w:p>
             <w:pPr>
               <w:pStyle w:val="Compact"/>
@@ -14626,8 +16746,24 @@
       <w:tblPr>
         <w:tblStyle w:val="Table"/>
         <w:tblW w:type="pct" w:w="5000"/>
+        <w:tblLook w:firstRow="1" w:lastRow="0" w:firstColumn="0" w:lastColumn="0" w:noHBand="0" w:noVBand="0" w:val="0020"/>
         <w:jc w:val="center"/>
-        <w:tblLook w:firstRow="1" w:lastRow="0" w:firstColumn="0" w:lastColumn="0" w:noHBand="0" w:noVBand="0" w:val="0020"/>
+        <w:tblBorders>
+          <w:top w:val="single" w:sz="6" w:space="0" w:color="BFBFBF"/>
+          <w:left w:val="single" w:sz="6" w:space="0" w:color="BFBFBF"/>
+          <w:bottom w:val="single" w:sz="6" w:space="0" w:color="BFBFBF"/>
+          <w:right w:val="single" w:sz="6" w:space="0" w:color="BFBFBF"/>
+          <w:insideH w:val="single" w:sz="6" w:space="0" w:color="BFBFBF"/>
+          <w:insideV w:val="single" w:sz="6" w:space="0" w:color="BFBFBF"/>
+        </w:tblBorders>
+        <w:tblBorders>
+          <w:top w:val="single" w:sz="6" w:space="0" w:color="BFBFBF"/>
+          <w:left w:val="single" w:sz="6" w:space="0" w:color="BFBFBF"/>
+          <w:bottom w:val="single" w:sz="6" w:space="0" w:color="BFBFBF"/>
+          <w:right w:val="single" w:sz="6" w:space="0" w:color="BFBFBF"/>
+          <w:insideH w:val="single" w:sz="6" w:space="0" w:color="BFBFBF"/>
+          <w:insideV w:val="single" w:sz="6" w:space="0" w:color="BFBFBF"/>
+        </w:tblBorders>
       </w:tblPr>
       <w:tblGrid>
         <w:gridCol w:w="2640"/>
@@ -14640,6 +16776,7 @@
         </w:trPr>
         <w:tc>
           <w:tcPr>
+            <w:shd w:val="clear" w:color="auto" w:fill="DEEAF6"/>
             <w:shd w:val="clear" w:color="auto" w:fill="DEEAF6"/>
           </w:tcPr>
           <w:p>
@@ -14658,6 +16795,7 @@
         <w:tc>
           <w:tcPr>
             <w:shd w:val="clear" w:color="auto" w:fill="DEEAF6"/>
+            <w:shd w:val="clear" w:color="auto" w:fill="DEEAF6"/>
           </w:tcPr>
           <w:p>
             <w:pPr>
@@ -14674,6 +16812,7 @@
         </w:tc>
         <w:tc>
           <w:tcPr>
+            <w:shd w:val="clear" w:color="auto" w:fill="DEEAF6"/>
             <w:shd w:val="clear" w:color="auto" w:fill="DEEAF6"/>
           </w:tcPr>
           <w:p>
@@ -14733,7 +16872,10 @@
       </w:tr>
       <w:tr>
         <w:tc>
-          <w:tcPr/>
+          <w:tcPr>
+            <w:shd w:val="clear" w:color="auto" w:fill="F7F9FC"/>
+            <w:shd w:val="clear" w:color="auto" w:fill="F7F9FC"/>
+          </w:tcPr>
           <w:p>
             <w:pPr>
               <w:pStyle w:val="Compact"/>
@@ -14745,7 +16887,10 @@
           </w:p>
         </w:tc>
         <w:tc>
-          <w:tcPr/>
+          <w:tcPr>
+            <w:shd w:val="clear" w:color="auto" w:fill="F7F9FC"/>
+            <w:shd w:val="clear" w:color="auto" w:fill="F7F9FC"/>
+          </w:tcPr>
           <w:p>
             <w:pPr>
               <w:pStyle w:val="Compact"/>
@@ -14757,7 +16902,10 @@
           </w:p>
         </w:tc>
         <w:tc>
-          <w:tcPr/>
+          <w:tcPr>
+            <w:shd w:val="clear" w:color="auto" w:fill="F7F9FC"/>
+            <w:shd w:val="clear" w:color="auto" w:fill="F7F9FC"/>
+          </w:tcPr>
           <w:p>
             <w:pPr>
               <w:pStyle w:val="Compact"/>
@@ -14815,7 +16963,10 @@
       </w:tr>
       <w:tr>
         <w:tc>
-          <w:tcPr/>
+          <w:tcPr>
+            <w:shd w:val="clear" w:color="auto" w:fill="F7F9FC"/>
+            <w:shd w:val="clear" w:color="auto" w:fill="F7F9FC"/>
+          </w:tcPr>
           <w:p>
             <w:pPr>
               <w:pStyle w:val="Compact"/>
@@ -14827,7 +16978,10 @@
           </w:p>
         </w:tc>
         <w:tc>
-          <w:tcPr/>
+          <w:tcPr>
+            <w:shd w:val="clear" w:color="auto" w:fill="F7F9FC"/>
+            <w:shd w:val="clear" w:color="auto" w:fill="F7F9FC"/>
+          </w:tcPr>
           <w:p>
             <w:pPr>
               <w:pStyle w:val="Compact"/>
@@ -14839,7 +16993,10 @@
           </w:p>
         </w:tc>
         <w:tc>
-          <w:tcPr/>
+          <w:tcPr>
+            <w:shd w:val="clear" w:color="auto" w:fill="F7F9FC"/>
+            <w:shd w:val="clear" w:color="auto" w:fill="F7F9FC"/>
+          </w:tcPr>
           <w:p>
             <w:pPr>
               <w:pStyle w:val="Compact"/>
@@ -14897,7 +17054,10 @@
       </w:tr>
       <w:tr>
         <w:tc>
-          <w:tcPr/>
+          <w:tcPr>
+            <w:shd w:val="clear" w:color="auto" w:fill="F7F9FC"/>
+            <w:shd w:val="clear" w:color="auto" w:fill="F7F9FC"/>
+          </w:tcPr>
           <w:p>
             <w:pPr>
               <w:pStyle w:val="Compact"/>
@@ -14909,7 +17069,10 @@
           </w:p>
         </w:tc>
         <w:tc>
-          <w:tcPr/>
+          <w:tcPr>
+            <w:shd w:val="clear" w:color="auto" w:fill="F7F9FC"/>
+            <w:shd w:val="clear" w:color="auto" w:fill="F7F9FC"/>
+          </w:tcPr>
           <w:p>
             <w:pPr>
               <w:pStyle w:val="Compact"/>
@@ -14921,7 +17084,10 @@
           </w:p>
         </w:tc>
         <w:tc>
-          <w:tcPr/>
+          <w:tcPr>
+            <w:shd w:val="clear" w:color="auto" w:fill="F7F9FC"/>
+            <w:shd w:val="clear" w:color="auto" w:fill="F7F9FC"/>
+          </w:tcPr>
           <w:p>
             <w:pPr>
               <w:pStyle w:val="Compact"/>
@@ -14979,7 +17145,10 @@
       </w:tr>
       <w:tr>
         <w:tc>
-          <w:tcPr/>
+          <w:tcPr>
+            <w:shd w:val="clear" w:color="auto" w:fill="F7F9FC"/>
+            <w:shd w:val="clear" w:color="auto" w:fill="F7F9FC"/>
+          </w:tcPr>
           <w:p>
             <w:pPr>
               <w:pStyle w:val="Compact"/>
@@ -14991,7 +17160,10 @@
           </w:p>
         </w:tc>
         <w:tc>
-          <w:tcPr/>
+          <w:tcPr>
+            <w:shd w:val="clear" w:color="auto" w:fill="F7F9FC"/>
+            <w:shd w:val="clear" w:color="auto" w:fill="F7F9FC"/>
+          </w:tcPr>
           <w:p>
             <w:pPr>
               <w:pStyle w:val="Compact"/>
@@ -15003,7 +17175,10 @@
           </w:p>
         </w:tc>
         <w:tc>
-          <w:tcPr/>
+          <w:tcPr>
+            <w:shd w:val="clear" w:color="auto" w:fill="F7F9FC"/>
+            <w:shd w:val="clear" w:color="auto" w:fill="F7F9FC"/>
+          </w:tcPr>
           <w:p>
             <w:pPr>
               <w:pStyle w:val="Compact"/>
@@ -15061,7 +17236,10 @@
       </w:tr>
       <w:tr>
         <w:tc>
-          <w:tcPr/>
+          <w:tcPr>
+            <w:shd w:val="clear" w:color="auto" w:fill="F7F9FC"/>
+            <w:shd w:val="clear" w:color="auto" w:fill="F7F9FC"/>
+          </w:tcPr>
           <w:p>
             <w:pPr>
               <w:pStyle w:val="Compact"/>
@@ -15073,7 +17251,10 @@
           </w:p>
         </w:tc>
         <w:tc>
-          <w:tcPr/>
+          <w:tcPr>
+            <w:shd w:val="clear" w:color="auto" w:fill="F7F9FC"/>
+            <w:shd w:val="clear" w:color="auto" w:fill="F7F9FC"/>
+          </w:tcPr>
           <w:p>
             <w:pPr>
               <w:pStyle w:val="Compact"/>
@@ -15085,7 +17266,10 @@
           </w:p>
         </w:tc>
         <w:tc>
-          <w:tcPr/>
+          <w:tcPr>
+            <w:shd w:val="clear" w:color="auto" w:fill="F7F9FC"/>
+            <w:shd w:val="clear" w:color="auto" w:fill="F7F9FC"/>
+          </w:tcPr>
           <w:p>
             <w:pPr>
               <w:pStyle w:val="Compact"/>
@@ -15329,13 +17513,15 @@
   <w:p>
     <w:pPr>
       <w:pStyle w:val="Footer"/>
-      <w:jc w:val="center"/>
+      <w:jc w:val="left"/>
     </w:pPr>
     <w:r>
       <w:rPr>
-        <w:sz w:val="18"/>
+        <w:rFonts w:ascii="Calibri" w:hAnsi="Calibri"/>
+        <w:color w:val="595959"/>
+        <w:sz w:val="17"/>
       </w:rPr>
-      <w:t xml:space="preserve">Page </w:t>
+      <w:t xml:space="preserve">DocuTrust — DocuTrust Walkthrough — SCA, Dependency Confusion &amp; OpenSSF Scorecard   —   </w:t>
     </w:r>
     <w:fldSimple w:instr="PAGE \* MERGEFORMAT">
       <w:r>
@@ -15344,7 +17530,35 @@
     </w:fldSimple>
     <w:r>
       <w:rPr>
-        <w:sz w:val="18"/>
+        <w:rFonts w:ascii="Calibri" w:hAnsi="Calibri"/>
+        <w:color w:val="595959"/>
+        <w:sz w:val="17"/>
+      </w:rPr>
+      <w:t xml:space="preserve"> of </w:t>
+    </w:r>
+    <w:fldSimple w:instr="NUMPAGES \* MERGEFORMAT">
+      <w:r>
+        <w:t>1</w:t>
+      </w:r>
+    </w:fldSimple>
+    <w:r>
+      <w:rPr>
+        <w:rFonts w:ascii="Calibri" w:hAnsi="Calibri"/>
+        <w:color w:val="595959"/>
+        <w:sz w:val="17"/>
+      </w:rPr>
+      <w:t xml:space="preserve">DocuTrust — DocuTrust Walkthrough — SCA, Dependency Confusion &amp; OpenSSF Scorecard   —   </w:t>
+    </w:r>
+    <w:fldSimple w:instr="PAGE \* MERGEFORMAT">
+      <w:r>
+        <w:t>1</w:t>
+      </w:r>
+    </w:fldSimple>
+    <w:r>
+      <w:rPr>
+        <w:rFonts w:ascii="Calibri" w:hAnsi="Calibri"/>
+        <w:color w:val="595959"/>
+        <w:sz w:val="17"/>
       </w:rPr>
       <w:t xml:space="preserve"> of </w:t>
     </w:r>
@@ -15741,6 +17955,10 @@
       <w:spacing w:after="180" w:before="180"/>
     </w:pPr>
     <w:qFormat/>
+    <w:rPr>
+      <w:rFonts w:ascii="Calibri" w:hAnsi="Calibri"/>
+      <w:sz w:val="21"/>
+    </w:rPr>
   </w:style>
   <w:style w:customStyle="1" w:styleId="FirstParagraph" w:type="paragraph">
     <w:name w:val="First Paragraph"/>
@@ -15768,11 +17986,11 @@
       <w:jc w:val="center"/>
     </w:pPr>
     <w:rPr>
-      <w:rFonts w:asciiTheme="majorHAnsi" w:cstheme="majorBidi" w:eastAsiaTheme="majorEastAsia" w:hAnsiTheme="majorHAnsi"/>
+      <w:rFonts w:asciiTheme="majorHAnsi" w:cstheme="majorBidi" w:eastAsiaTheme="majorEastAsia" w:hAnsiTheme="majorHAnsi" w:ascii="Calibri" w:hAnsi="Calibri"/>
       <w:b/>
       <w:bCs/>
-      <w:color w:themeColor="accent1" w:themeShade="B5" w:val="345A8A"/>
-      <w:sz w:val="36"/>
+      <w:color w:val="1F4E79"/>
+      <w:sz w:val="44"/>
       <w:szCs w:val="36"/>
     </w:rPr>
   </w:style>
@@ -15867,11 +18085,11 @@
       <w:outlineLvl w:val="0"/>
     </w:pPr>
     <w:rPr>
-      <w:rFonts w:asciiTheme="majorHAnsi" w:cstheme="majorBidi" w:eastAsiaTheme="majorEastAsia" w:hAnsiTheme="majorHAnsi"/>
+      <w:rFonts w:asciiTheme="majorHAnsi" w:cstheme="majorBidi" w:eastAsiaTheme="majorEastAsia" w:hAnsiTheme="majorHAnsi" w:ascii="Calibri" w:hAnsi="Calibri"/>
       <w:b/>
       <w:bCs/>
       <w:color w:val="1F4E79"/>
-      <w:sz w:val="34"/>
+      <w:sz w:val="33"/>
       <w:szCs w:val="32"/>
     </w:rPr>
   </w:style>
@@ -15889,11 +18107,11 @@
       <w:outlineLvl w:val="1"/>
     </w:pPr>
     <w:rPr>
-      <w:rFonts w:asciiTheme="majorHAnsi" w:cstheme="majorBidi" w:eastAsiaTheme="majorEastAsia" w:hAnsiTheme="majorHAnsi"/>
+      <w:rFonts w:asciiTheme="majorHAnsi" w:cstheme="majorBidi" w:eastAsiaTheme="majorEastAsia" w:hAnsiTheme="majorHAnsi" w:ascii="Calibri" w:hAnsi="Calibri"/>
       <w:b/>
       <w:bCs/>
       <w:color w:val="1F4E79"/>
-      <w:sz w:val="26"/>
+      <w:sz w:val="27"/>
       <w:szCs w:val="28"/>
     </w:rPr>
   </w:style>
@@ -15911,11 +18129,11 @@
       <w:outlineLvl w:val="2"/>
     </w:pPr>
     <w:rPr>
-      <w:rFonts w:asciiTheme="majorHAnsi" w:cstheme="majorBidi" w:eastAsiaTheme="majorEastAsia" w:hAnsiTheme="majorHAnsi"/>
+      <w:rFonts w:asciiTheme="majorHAnsi" w:cstheme="majorBidi" w:eastAsiaTheme="majorEastAsia" w:hAnsiTheme="majorHAnsi" w:ascii="Calibri" w:hAnsi="Calibri"/>
       <w:b/>
       <w:bCs/>
-      <w:color w:themeColor="accent1" w:val="4F81BD"/>
-      <w:sz w:val="24"/>
+      <w:color w:val="1F4E79"/>
+      <w:sz w:val="23"/>
       <w:szCs w:val="24"/>
     </w:rPr>
   </w:style>
